--- a/documentos-fonte/POP_G1.docx
+++ b/documentos-fonte/POP_G1.docx
@@ -12,6 +12,13 @@
           <w:iCs/>
         </w:rPr>
       </w:pPr>
+      <w:r>
+        <w:rPr>
+          <w:i/>
+          <w:iCs/>
+        </w:rPr>
+        <w:t>zsxs</w:t>
+      </w:r>
     </w:p>
     <w:p>
       <w:pPr>
@@ -84,6 +91,8 @@
     <w:p>
       <w:r>
         <w:br/>
+      </w:r>
+      <w:r>
         <w:br/>
       </w:r>
     </w:p>
@@ -98,7 +107,7 @@
           <w:sz w:val="36"/>
           <w:szCs w:val="36"/>
         </w:rPr>
-        <w:t xml:space="preserve">POP - PROCEDIMENTO OPERACIONAL PADRÃO</w:t>
+        <w:t>POP - PROCEDIMENTO OPERACIONAL PADRÃO</w:t>
       </w:r>
     </w:p>
     <w:p>
@@ -341,7 +350,11 @@
           </w:pPr>
           <w:r>
             <w:fldChar w:fldCharType="begin"/>
+          </w:r>
+          <w:r>
             <w:instrText xml:space="preserve"> TOC \o "1-1" \h </w:instrText>
+          </w:r>
+          <w:r>
             <w:fldChar w:fldCharType="separate"/>
           </w:r>
           <w:hyperlink w:anchor="_Toc233970130" w:history="1">
@@ -369,10 +382,20 @@
             </w:r>
             <w:r>
               <w:tab/>
+            </w:r>
+            <w:r>
               <w:fldChar w:fldCharType="begin"/>
+            </w:r>
+            <w:r>
               <w:instrText xml:space="preserve"> PAGEREF _Toc233970130 \h </w:instrText>
+            </w:r>
+            <w:r>
               <w:fldChar w:fldCharType="separate"/>
+            </w:r>
+            <w:r>
               <w:t>6</w:t>
+            </w:r>
+            <w:r>
               <w:fldChar w:fldCharType="end"/>
             </w:r>
           </w:hyperlink>
@@ -398,10 +421,20 @@
             </w:r>
             <w:r>
               <w:tab/>
+            </w:r>
+            <w:r>
               <w:fldChar w:fldCharType="begin"/>
+            </w:r>
+            <w:r>
               <w:instrText xml:space="preserve"> PAGEREF _Toc233970131 \h </w:instrText>
+            </w:r>
+            <w:r>
               <w:fldChar w:fldCharType="separate"/>
+            </w:r>
+            <w:r>
               <w:t>6</w:t>
+            </w:r>
+            <w:r>
               <w:fldChar w:fldCharType="end"/>
             </w:r>
           </w:hyperlink>
@@ -427,10 +460,20 @@
             </w:r>
             <w:r>
               <w:tab/>
+            </w:r>
+            <w:r>
               <w:fldChar w:fldCharType="begin"/>
+            </w:r>
+            <w:r>
               <w:instrText xml:space="preserve"> PAGEREF _Toc233970132 \h </w:instrText>
+            </w:r>
+            <w:r>
               <w:fldChar w:fldCharType="separate"/>
+            </w:r>
+            <w:r>
               <w:t>6</w:t>
+            </w:r>
+            <w:r>
               <w:fldChar w:fldCharType="end"/>
             </w:r>
           </w:hyperlink>
@@ -456,10 +499,20 @@
             </w:r>
             <w:r>
               <w:tab/>
+            </w:r>
+            <w:r>
               <w:fldChar w:fldCharType="begin"/>
+            </w:r>
+            <w:r>
               <w:instrText xml:space="preserve"> PAGEREF _Toc233970133 \h </w:instrText>
+            </w:r>
+            <w:r>
               <w:fldChar w:fldCharType="separate"/>
+            </w:r>
+            <w:r>
               <w:t>7</w:t>
+            </w:r>
+            <w:r>
               <w:fldChar w:fldCharType="end"/>
             </w:r>
           </w:hyperlink>
@@ -487,10 +540,20 @@
             </w:r>
             <w:r>
               <w:tab/>
+            </w:r>
+            <w:r>
               <w:fldChar w:fldCharType="begin"/>
+            </w:r>
+            <w:r>
               <w:instrText xml:space="preserve"> PAGEREF _Toc233970134 \h </w:instrText>
+            </w:r>
+            <w:r>
               <w:fldChar w:fldCharType="separate"/>
+            </w:r>
+            <w:r>
               <w:t>7</w:t>
+            </w:r>
+            <w:r>
               <w:fldChar w:fldCharType="end"/>
             </w:r>
           </w:hyperlink>
@@ -516,10 +579,20 @@
             </w:r>
             <w:r>
               <w:tab/>
+            </w:r>
+            <w:r>
               <w:fldChar w:fldCharType="begin"/>
+            </w:r>
+            <w:r>
               <w:instrText xml:space="preserve"> PAGEREF _Toc233970135 \h </w:instrText>
+            </w:r>
+            <w:r>
               <w:fldChar w:fldCharType="separate"/>
+            </w:r>
+            <w:r>
               <w:t>7</w:t>
+            </w:r>
+            <w:r>
               <w:fldChar w:fldCharType="end"/>
             </w:r>
           </w:hyperlink>
@@ -545,10 +618,20 @@
             </w:r>
             <w:r>
               <w:tab/>
+            </w:r>
+            <w:r>
               <w:fldChar w:fldCharType="begin"/>
+            </w:r>
+            <w:r>
               <w:instrText xml:space="preserve"> PAGEREF _Toc233970136 \h </w:instrText>
+            </w:r>
+            <w:r>
               <w:fldChar w:fldCharType="separate"/>
+            </w:r>
+            <w:r>
               <w:t>8</w:t>
+            </w:r>
+            <w:r>
               <w:fldChar w:fldCharType="end"/>
             </w:r>
           </w:hyperlink>
@@ -576,10 +659,20 @@
             </w:r>
             <w:r>
               <w:tab/>
+            </w:r>
+            <w:r>
               <w:fldChar w:fldCharType="begin"/>
+            </w:r>
+            <w:r>
               <w:instrText xml:space="preserve"> PAGEREF _Toc233970137 \h </w:instrText>
+            </w:r>
+            <w:r>
               <w:fldChar w:fldCharType="separate"/>
+            </w:r>
+            <w:r>
               <w:t>8</w:t>
+            </w:r>
+            <w:r>
               <w:fldChar w:fldCharType="end"/>
             </w:r>
           </w:hyperlink>
@@ -601,14 +694,24 @@
               <w:rPr>
                 <w:rStyle w:val="Hyperlink"/>
               </w:rPr>
-              <w:t xml:space="preserve">3.1 Seleção de Carga Útil</w:t>
+              <w:t>3.1 Seleção de Carga Útil</w:t>
             </w:r>
             <w:r>
               <w:tab/>
+            </w:r>
+            <w:r>
               <w:fldChar w:fldCharType="begin"/>
+            </w:r>
+            <w:r>
               <w:instrText xml:space="preserve"> PAGEREF _Toc233970138 \h </w:instrText>
+            </w:r>
+            <w:r>
               <w:fldChar w:fldCharType="separate"/>
+            </w:r>
+            <w:r>
               <w:t>8</w:t>
+            </w:r>
+            <w:r>
               <w:fldChar w:fldCharType="end"/>
             </w:r>
           </w:hyperlink>
@@ -634,10 +737,20 @@
             </w:r>
             <w:r>
               <w:tab/>
+            </w:r>
+            <w:r>
               <w:fldChar w:fldCharType="begin"/>
+            </w:r>
+            <w:r>
               <w:instrText xml:space="preserve"> PAGEREF _Toc233970139 \h </w:instrText>
+            </w:r>
+            <w:r>
               <w:fldChar w:fldCharType="separate"/>
+            </w:r>
+            <w:r>
               <w:t>9</w:t>
+            </w:r>
+            <w:r>
               <w:fldChar w:fldCharType="end"/>
             </w:r>
           </w:hyperlink>
@@ -663,10 +776,20 @@
             </w:r>
             <w:r>
               <w:tab/>
+            </w:r>
+            <w:r>
               <w:fldChar w:fldCharType="begin"/>
+            </w:r>
+            <w:r>
               <w:instrText xml:space="preserve"> PAGEREF _Toc233970140 \h </w:instrText>
+            </w:r>
+            <w:r>
               <w:fldChar w:fldCharType="separate"/>
+            </w:r>
+            <w:r>
               <w:t>9</w:t>
+            </w:r>
+            <w:r>
               <w:fldChar w:fldCharType="end"/>
             </w:r>
           </w:hyperlink>
@@ -694,10 +817,20 @@
             </w:r>
             <w:r>
               <w:tab/>
+            </w:r>
+            <w:r>
               <w:fldChar w:fldCharType="begin"/>
+            </w:r>
+            <w:r>
               <w:instrText xml:space="preserve"> PAGEREF _Toc233970141 \h </w:instrText>
+            </w:r>
+            <w:r>
               <w:fldChar w:fldCharType="separate"/>
+            </w:r>
+            <w:r>
               <w:t>9</w:t>
+            </w:r>
+            <w:r>
               <w:fldChar w:fldCharType="end"/>
             </w:r>
           </w:hyperlink>
@@ -723,10 +856,20 @@
             </w:r>
             <w:r>
               <w:tab/>
+            </w:r>
+            <w:r>
               <w:fldChar w:fldCharType="begin"/>
+            </w:r>
+            <w:r>
               <w:instrText xml:space="preserve"> PAGEREF _Toc233970142 \h </w:instrText>
+            </w:r>
+            <w:r>
               <w:fldChar w:fldCharType="separate"/>
+            </w:r>
+            <w:r>
               <w:t>10</w:t>
+            </w:r>
+            <w:r>
               <w:fldChar w:fldCharType="end"/>
             </w:r>
           </w:hyperlink>
@@ -752,10 +895,20 @@
             </w:r>
             <w:r>
               <w:tab/>
+            </w:r>
+            <w:r>
               <w:fldChar w:fldCharType="begin"/>
+            </w:r>
+            <w:r>
               <w:instrText xml:space="preserve"> PAGEREF _Toc233970143 \h </w:instrText>
+            </w:r>
+            <w:r>
               <w:fldChar w:fldCharType="separate"/>
+            </w:r>
+            <w:r>
               <w:t>10</w:t>
+            </w:r>
+            <w:r>
               <w:fldChar w:fldCharType="end"/>
             </w:r>
           </w:hyperlink>
@@ -781,10 +934,20 @@
             </w:r>
             <w:r>
               <w:tab/>
+            </w:r>
+            <w:r>
               <w:fldChar w:fldCharType="begin"/>
+            </w:r>
+            <w:r>
               <w:instrText xml:space="preserve"> PAGEREF _Toc233970144 \h </w:instrText>
+            </w:r>
+            <w:r>
               <w:fldChar w:fldCharType="separate"/>
+            </w:r>
+            <w:r>
               <w:t>11</w:t>
+            </w:r>
+            <w:r>
               <w:fldChar w:fldCharType="end"/>
             </w:r>
           </w:hyperlink>
@@ -810,10 +973,20 @@
             </w:r>
             <w:r>
               <w:tab/>
+            </w:r>
+            <w:r>
               <w:fldChar w:fldCharType="begin"/>
+            </w:r>
+            <w:r>
               <w:instrText xml:space="preserve"> PAGEREF _Toc233970145 \h </w:instrText>
+            </w:r>
+            <w:r>
               <w:fldChar w:fldCharType="separate"/>
+            </w:r>
+            <w:r>
               <w:t>11</w:t>
+            </w:r>
+            <w:r>
               <w:fldChar w:fldCharType="end"/>
             </w:r>
           </w:hyperlink>
@@ -839,10 +1012,20 @@
             </w:r>
             <w:r>
               <w:tab/>
+            </w:r>
+            <w:r>
               <w:fldChar w:fldCharType="begin"/>
+            </w:r>
+            <w:r>
               <w:instrText xml:space="preserve"> PAGEREF _Toc233970146 \h </w:instrText>
+            </w:r>
+            <w:r>
               <w:fldChar w:fldCharType="separate"/>
+            </w:r>
+            <w:r>
               <w:t>11</w:t>
+            </w:r>
+            <w:r>
               <w:fldChar w:fldCharType="end"/>
             </w:r>
           </w:hyperlink>
@@ -870,10 +1053,20 @@
             </w:r>
             <w:r>
               <w:tab/>
+            </w:r>
+            <w:r>
               <w:fldChar w:fldCharType="begin"/>
+            </w:r>
+            <w:r>
               <w:instrText xml:space="preserve"> PAGEREF _Toc233970147 \h </w:instrText>
+            </w:r>
+            <w:r>
               <w:fldChar w:fldCharType="separate"/>
+            </w:r>
+            <w:r>
               <w:t>12</w:t>
+            </w:r>
+            <w:r>
               <w:fldChar w:fldCharType="end"/>
             </w:r>
           </w:hyperlink>
@@ -899,10 +1092,20 @@
             </w:r>
             <w:r>
               <w:tab/>
+            </w:r>
+            <w:r>
               <w:fldChar w:fldCharType="begin"/>
+            </w:r>
+            <w:r>
               <w:instrText xml:space="preserve"> PAGEREF _Toc233970148 \h </w:instrText>
+            </w:r>
+            <w:r>
               <w:fldChar w:fldCharType="separate"/>
+            </w:r>
+            <w:r>
               <w:t>12</w:t>
+            </w:r>
+            <w:r>
               <w:fldChar w:fldCharType="end"/>
             </w:r>
           </w:hyperlink>
@@ -928,10 +1131,20 @@
             </w:r>
             <w:r>
               <w:tab/>
+            </w:r>
+            <w:r>
               <w:fldChar w:fldCharType="begin"/>
+            </w:r>
+            <w:r>
               <w:instrText xml:space="preserve"> PAGEREF _Toc233970149 \h </w:instrText>
+            </w:r>
+            <w:r>
               <w:fldChar w:fldCharType="separate"/>
+            </w:r>
+            <w:r>
               <w:t>12</w:t>
+            </w:r>
+            <w:r>
               <w:fldChar w:fldCharType="end"/>
             </w:r>
           </w:hyperlink>
@@ -959,10 +1172,20 @@
             </w:r>
             <w:r>
               <w:tab/>
+            </w:r>
+            <w:r>
               <w:fldChar w:fldCharType="begin"/>
+            </w:r>
+            <w:r>
               <w:instrText xml:space="preserve"> PAGEREF _Toc233970150 \h </w:instrText>
+            </w:r>
+            <w:r>
               <w:fldChar w:fldCharType="separate"/>
+            </w:r>
+            <w:r>
               <w:t>13</w:t>
+            </w:r>
+            <w:r>
               <w:fldChar w:fldCharType="end"/>
             </w:r>
           </w:hyperlink>
@@ -988,10 +1211,20 @@
             </w:r>
             <w:r>
               <w:tab/>
+            </w:r>
+            <w:r>
               <w:fldChar w:fldCharType="begin"/>
+            </w:r>
+            <w:r>
               <w:instrText xml:space="preserve"> PAGEREF _Toc233970151 \h </w:instrText>
+            </w:r>
+            <w:r>
               <w:fldChar w:fldCharType="separate"/>
+            </w:r>
+            <w:r>
               <w:t>13</w:t>
+            </w:r>
+            <w:r>
               <w:fldChar w:fldCharType="end"/>
             </w:r>
           </w:hyperlink>
@@ -1017,10 +1250,20 @@
             </w:r>
             <w:r>
               <w:tab/>
+            </w:r>
+            <w:r>
               <w:fldChar w:fldCharType="begin"/>
+            </w:r>
+            <w:r>
               <w:instrText xml:space="preserve"> PAGEREF _Toc233970152 \h </w:instrText>
+            </w:r>
+            <w:r>
               <w:fldChar w:fldCharType="separate"/>
+            </w:r>
+            <w:r>
               <w:t>13</w:t>
+            </w:r>
+            <w:r>
               <w:fldChar w:fldCharType="end"/>
             </w:r>
           </w:hyperlink>
@@ -1046,10 +1289,20 @@
             </w:r>
             <w:r>
               <w:tab/>
+            </w:r>
+            <w:r>
               <w:fldChar w:fldCharType="begin"/>
+            </w:r>
+            <w:r>
               <w:instrText xml:space="preserve"> PAGEREF _Toc233970153 \h </w:instrText>
+            </w:r>
+            <w:r>
               <w:fldChar w:fldCharType="separate"/>
+            </w:r>
+            <w:r>
               <w:t>13</w:t>
+            </w:r>
+            <w:r>
               <w:fldChar w:fldCharType="end"/>
             </w:r>
           </w:hyperlink>
@@ -1077,10 +1330,20 @@
             </w:r>
             <w:r>
               <w:tab/>
+            </w:r>
+            <w:r>
               <w:fldChar w:fldCharType="begin"/>
+            </w:r>
+            <w:r>
               <w:instrText xml:space="preserve"> PAGEREF _Toc233970154 \h </w:instrText>
+            </w:r>
+            <w:r>
               <w:fldChar w:fldCharType="separate"/>
+            </w:r>
+            <w:r>
               <w:t>13</w:t>
+            </w:r>
+            <w:r>
               <w:fldChar w:fldCharType="end"/>
             </w:r>
           </w:hyperlink>
@@ -1106,10 +1369,20 @@
             </w:r>
             <w:r>
               <w:tab/>
+            </w:r>
+            <w:r>
               <w:fldChar w:fldCharType="begin"/>
+            </w:r>
+            <w:r>
               <w:instrText xml:space="preserve"> PAGEREF _Toc233970155 \h </w:instrText>
+            </w:r>
+            <w:r>
               <w:fldChar w:fldCharType="separate"/>
+            </w:r>
+            <w:r>
               <w:t>13</w:t>
+            </w:r>
+            <w:r>
               <w:fldChar w:fldCharType="end"/>
             </w:r>
           </w:hyperlink>
@@ -1135,10 +1408,20 @@
             </w:r>
             <w:r>
               <w:tab/>
+            </w:r>
+            <w:r>
               <w:fldChar w:fldCharType="begin"/>
+            </w:r>
+            <w:r>
               <w:instrText xml:space="preserve"> PAGEREF _Toc233970156 \h </w:instrText>
+            </w:r>
+            <w:r>
               <w:fldChar w:fldCharType="separate"/>
+            </w:r>
+            <w:r>
               <w:t>14</w:t>
+            </w:r>
+            <w:r>
               <w:fldChar w:fldCharType="end"/>
             </w:r>
           </w:hyperlink>
@@ -1164,10 +1447,20 @@
             </w:r>
             <w:r>
               <w:tab/>
+            </w:r>
+            <w:r>
               <w:fldChar w:fldCharType="begin"/>
+            </w:r>
+            <w:r>
               <w:instrText xml:space="preserve"> PAGEREF _Toc233970157 \h </w:instrText>
+            </w:r>
+            <w:r>
               <w:fldChar w:fldCharType="separate"/>
+            </w:r>
+            <w:r>
               <w:t>14</w:t>
+            </w:r>
+            <w:r>
               <w:fldChar w:fldCharType="end"/>
             </w:r>
           </w:hyperlink>
@@ -1193,10 +1486,20 @@
             </w:r>
             <w:r>
               <w:tab/>
+            </w:r>
+            <w:r>
               <w:fldChar w:fldCharType="begin"/>
+            </w:r>
+            <w:r>
               <w:instrText xml:space="preserve"> PAGEREF _Toc233970158 \h </w:instrText>
+            </w:r>
+            <w:r>
               <w:fldChar w:fldCharType="separate"/>
+            </w:r>
+            <w:r>
               <w:t>15</w:t>
+            </w:r>
+            <w:r>
               <w:fldChar w:fldCharType="end"/>
             </w:r>
           </w:hyperlink>
@@ -1222,10 +1525,20 @@
             </w:r>
             <w:r>
               <w:tab/>
+            </w:r>
+            <w:r>
               <w:fldChar w:fldCharType="begin"/>
+            </w:r>
+            <w:r>
               <w:instrText xml:space="preserve"> PAGEREF _Toc233970159 \h </w:instrText>
+            </w:r>
+            <w:r>
               <w:fldChar w:fldCharType="separate"/>
+            </w:r>
+            <w:r>
               <w:t>15</w:t>
+            </w:r>
+            <w:r>
               <w:fldChar w:fldCharType="end"/>
             </w:r>
           </w:hyperlink>
@@ -1253,10 +1566,20 @@
             </w:r>
             <w:r>
               <w:tab/>
+            </w:r>
+            <w:r>
               <w:fldChar w:fldCharType="begin"/>
+            </w:r>
+            <w:r>
               <w:instrText xml:space="preserve"> PAGEREF _Toc233970160 \h </w:instrText>
+            </w:r>
+            <w:r>
               <w:fldChar w:fldCharType="separate"/>
+            </w:r>
+            <w:r>
               <w:t>15</w:t>
+            </w:r>
+            <w:r>
               <w:fldChar w:fldCharType="end"/>
             </w:r>
           </w:hyperlink>
@@ -1282,10 +1605,20 @@
             </w:r>
             <w:r>
               <w:tab/>
+            </w:r>
+            <w:r>
               <w:fldChar w:fldCharType="begin"/>
+            </w:r>
+            <w:r>
               <w:instrText xml:space="preserve"> PAGEREF _Toc233970161 \h </w:instrText>
+            </w:r>
+            <w:r>
               <w:fldChar w:fldCharType="separate"/>
+            </w:r>
+            <w:r>
               <w:t>15</w:t>
+            </w:r>
+            <w:r>
               <w:fldChar w:fldCharType="end"/>
             </w:r>
           </w:hyperlink>
@@ -1313,10 +1646,20 @@
             </w:r>
             <w:r>
               <w:tab/>
+            </w:r>
+            <w:r>
               <w:fldChar w:fldCharType="begin"/>
+            </w:r>
+            <w:r>
               <w:instrText xml:space="preserve"> PAGEREF _Toc233970162 \h </w:instrText>
+            </w:r>
+            <w:r>
               <w:fldChar w:fldCharType="separate"/>
+            </w:r>
+            <w:r>
               <w:t>16</w:t>
+            </w:r>
+            <w:r>
               <w:fldChar w:fldCharType="end"/>
             </w:r>
           </w:hyperlink>
@@ -1342,10 +1685,20 @@
             </w:r>
             <w:r>
               <w:tab/>
+            </w:r>
+            <w:r>
               <w:fldChar w:fldCharType="begin"/>
+            </w:r>
+            <w:r>
               <w:instrText xml:space="preserve"> PAGEREF _Toc233970163 \h </w:instrText>
+            </w:r>
+            <w:r>
               <w:fldChar w:fldCharType="separate"/>
+            </w:r>
+            <w:r>
               <w:t>16</w:t>
+            </w:r>
+            <w:r>
               <w:fldChar w:fldCharType="end"/>
             </w:r>
           </w:hyperlink>
@@ -1371,10 +1724,20 @@
             </w:r>
             <w:r>
               <w:tab/>
+            </w:r>
+            <w:r>
               <w:fldChar w:fldCharType="begin"/>
+            </w:r>
+            <w:r>
               <w:instrText xml:space="preserve"> PAGEREF _Toc233970164 \h </w:instrText>
+            </w:r>
+            <w:r>
               <w:fldChar w:fldCharType="separate"/>
+            </w:r>
+            <w:r>
               <w:t>16</w:t>
+            </w:r>
+            <w:r>
               <w:fldChar w:fldCharType="end"/>
             </w:r>
           </w:hyperlink>
@@ -1400,10 +1763,20 @@
             </w:r>
             <w:r>
               <w:tab/>
+            </w:r>
+            <w:r>
               <w:fldChar w:fldCharType="begin"/>
+            </w:r>
+            <w:r>
               <w:instrText xml:space="preserve"> PAGEREF _Toc233970165 \h </w:instrText>
+            </w:r>
+            <w:r>
               <w:fldChar w:fldCharType="separate"/>
+            </w:r>
+            <w:r>
               <w:t>17</w:t>
+            </w:r>
+            <w:r>
               <w:fldChar w:fldCharType="end"/>
             </w:r>
           </w:hyperlink>
@@ -1429,10 +1802,20 @@
             </w:r>
             <w:r>
               <w:tab/>
+            </w:r>
+            <w:r>
               <w:fldChar w:fldCharType="begin"/>
+            </w:r>
+            <w:r>
               <w:instrText xml:space="preserve"> PAGEREF _Toc233970166 \h </w:instrText>
+            </w:r>
+            <w:r>
               <w:fldChar w:fldCharType="separate"/>
+            </w:r>
+            <w:r>
               <w:t>17</w:t>
+            </w:r>
+            <w:r>
               <w:fldChar w:fldCharType="end"/>
             </w:r>
           </w:hyperlink>
@@ -1458,10 +1841,20 @@
             </w:r>
             <w:r>
               <w:tab/>
+            </w:r>
+            <w:r>
               <w:fldChar w:fldCharType="begin"/>
+            </w:r>
+            <w:r>
               <w:instrText xml:space="preserve"> PAGEREF _Toc233970167 \h </w:instrText>
+            </w:r>
+            <w:r>
               <w:fldChar w:fldCharType="separate"/>
+            </w:r>
+            <w:r>
               <w:t>17</w:t>
+            </w:r>
+            <w:r>
               <w:fldChar w:fldCharType="end"/>
             </w:r>
           </w:hyperlink>
@@ -1487,10 +1880,20 @@
             </w:r>
             <w:r>
               <w:tab/>
+            </w:r>
+            <w:r>
               <w:fldChar w:fldCharType="begin"/>
+            </w:r>
+            <w:r>
               <w:instrText xml:space="preserve"> PAGEREF _Toc233970168 \h </w:instrText>
+            </w:r>
+            <w:r>
               <w:fldChar w:fldCharType="separate"/>
+            </w:r>
+            <w:r>
               <w:t>17</w:t>
+            </w:r>
+            <w:r>
               <w:fldChar w:fldCharType="end"/>
             </w:r>
           </w:hyperlink>
@@ -1516,10 +1919,20 @@
             </w:r>
             <w:r>
               <w:tab/>
+            </w:r>
+            <w:r>
               <w:fldChar w:fldCharType="begin"/>
+            </w:r>
+            <w:r>
               <w:instrText xml:space="preserve"> PAGEREF _Toc233970169 \h </w:instrText>
+            </w:r>
+            <w:r>
               <w:fldChar w:fldCharType="separate"/>
+            </w:r>
+            <w:r>
               <w:t>18</w:t>
+            </w:r>
+            <w:r>
               <w:fldChar w:fldCharType="end"/>
             </w:r>
           </w:hyperlink>
@@ -1545,10 +1958,20 @@
             </w:r>
             <w:r>
               <w:tab/>
+            </w:r>
+            <w:r>
               <w:fldChar w:fldCharType="begin"/>
+            </w:r>
+            <w:r>
               <w:instrText xml:space="preserve"> PAGEREF _Toc233970170 \h </w:instrText>
+            </w:r>
+            <w:r>
               <w:fldChar w:fldCharType="separate"/>
+            </w:r>
+            <w:r>
               <w:t>18</w:t>
+            </w:r>
+            <w:r>
               <w:fldChar w:fldCharType="end"/>
             </w:r>
           </w:hyperlink>
@@ -1574,10 +1997,20 @@
             </w:r>
             <w:r>
               <w:tab/>
+            </w:r>
+            <w:r>
               <w:fldChar w:fldCharType="begin"/>
+            </w:r>
+            <w:r>
               <w:instrText xml:space="preserve"> PAGEREF _Toc233970171 \h </w:instrText>
+            </w:r>
+            <w:r>
               <w:fldChar w:fldCharType="separate"/>
+            </w:r>
+            <w:r>
               <w:t>18</w:t>
+            </w:r>
+            <w:r>
               <w:fldChar w:fldCharType="end"/>
             </w:r>
           </w:hyperlink>
@@ -1603,10 +2036,20 @@
             </w:r>
             <w:r>
               <w:tab/>
+            </w:r>
+            <w:r>
               <w:fldChar w:fldCharType="begin"/>
+            </w:r>
+            <w:r>
               <w:instrText xml:space="preserve"> PAGEREF _Toc233970172 \h </w:instrText>
+            </w:r>
+            <w:r>
               <w:fldChar w:fldCharType="separate"/>
+            </w:r>
+            <w:r>
               <w:t>19</w:t>
+            </w:r>
+            <w:r>
               <w:fldChar w:fldCharType="end"/>
             </w:r>
           </w:hyperlink>
@@ -1632,10 +2075,20 @@
             </w:r>
             <w:r>
               <w:tab/>
+            </w:r>
+            <w:r>
               <w:fldChar w:fldCharType="begin"/>
+            </w:r>
+            <w:r>
               <w:instrText xml:space="preserve"> PAGEREF _Toc233970173 \h </w:instrText>
+            </w:r>
+            <w:r>
               <w:fldChar w:fldCharType="separate"/>
+            </w:r>
+            <w:r>
               <w:t>20</w:t>
+            </w:r>
+            <w:r>
               <w:fldChar w:fldCharType="end"/>
             </w:r>
           </w:hyperlink>
@@ -1661,10 +2114,20 @@
             </w:r>
             <w:r>
               <w:tab/>
+            </w:r>
+            <w:r>
               <w:fldChar w:fldCharType="begin"/>
+            </w:r>
+            <w:r>
               <w:instrText xml:space="preserve"> PAGEREF _Toc233970174 \h </w:instrText>
+            </w:r>
+            <w:r>
               <w:fldChar w:fldCharType="separate"/>
+            </w:r>
+            <w:r>
               <w:t>20</w:t>
+            </w:r>
+            <w:r>
               <w:fldChar w:fldCharType="end"/>
             </w:r>
           </w:hyperlink>
@@ -1690,10 +2153,20 @@
             </w:r>
             <w:r>
               <w:tab/>
+            </w:r>
+            <w:r>
               <w:fldChar w:fldCharType="begin"/>
+            </w:r>
+            <w:r>
               <w:instrText xml:space="preserve"> PAGEREF _Toc233970175 \h </w:instrText>
+            </w:r>
+            <w:r>
               <w:fldChar w:fldCharType="separate"/>
+            </w:r>
+            <w:r>
               <w:t>21</w:t>
+            </w:r>
+            <w:r>
               <w:fldChar w:fldCharType="end"/>
             </w:r>
           </w:hyperlink>
@@ -1719,10 +2192,20 @@
             </w:r>
             <w:r>
               <w:tab/>
+            </w:r>
+            <w:r>
               <w:fldChar w:fldCharType="begin"/>
+            </w:r>
+            <w:r>
               <w:instrText xml:space="preserve"> PAGEREF _Toc233970176 \h </w:instrText>
+            </w:r>
+            <w:r>
               <w:fldChar w:fldCharType="separate"/>
+            </w:r>
+            <w:r>
               <w:t>21</w:t>
+            </w:r>
+            <w:r>
               <w:fldChar w:fldCharType="end"/>
             </w:r>
           </w:hyperlink>
@@ -1748,10 +2231,20 @@
             </w:r>
             <w:r>
               <w:tab/>
+            </w:r>
+            <w:r>
               <w:fldChar w:fldCharType="begin"/>
+            </w:r>
+            <w:r>
               <w:instrText xml:space="preserve"> PAGEREF _Toc233970177 \h </w:instrText>
+            </w:r>
+            <w:r>
               <w:fldChar w:fldCharType="separate"/>
+            </w:r>
+            <w:r>
               <w:t>22</w:t>
+            </w:r>
+            <w:r>
               <w:fldChar w:fldCharType="end"/>
             </w:r>
           </w:hyperlink>
@@ -1777,10 +2270,20 @@
             </w:r>
             <w:r>
               <w:tab/>
+            </w:r>
+            <w:r>
               <w:fldChar w:fldCharType="begin"/>
+            </w:r>
+            <w:r>
               <w:instrText xml:space="preserve"> PAGEREF _Toc233970178 \h </w:instrText>
+            </w:r>
+            <w:r>
               <w:fldChar w:fldCharType="separate"/>
+            </w:r>
+            <w:r>
               <w:t>23</w:t>
+            </w:r>
+            <w:r>
               <w:fldChar w:fldCharType="end"/>
             </w:r>
           </w:hyperlink>
@@ -1808,10 +2311,20 @@
             </w:r>
             <w:r>
               <w:tab/>
+            </w:r>
+            <w:r>
               <w:fldChar w:fldCharType="begin"/>
+            </w:r>
+            <w:r>
               <w:instrText xml:space="preserve"> PAGEREF _Toc233970179 \h </w:instrText>
+            </w:r>
+            <w:r>
               <w:fldChar w:fldCharType="separate"/>
+            </w:r>
+            <w:r>
               <w:t>23</w:t>
+            </w:r>
+            <w:r>
               <w:fldChar w:fldCharType="end"/>
             </w:r>
           </w:hyperlink>
@@ -1837,10 +2350,20 @@
             </w:r>
             <w:r>
               <w:tab/>
+            </w:r>
+            <w:r>
               <w:fldChar w:fldCharType="begin"/>
+            </w:r>
+            <w:r>
               <w:instrText xml:space="preserve"> PAGEREF _Toc233970180 \h </w:instrText>
+            </w:r>
+            <w:r>
               <w:fldChar w:fldCharType="separate"/>
+            </w:r>
+            <w:r>
               <w:t>23</w:t>
+            </w:r>
+            <w:r>
               <w:fldChar w:fldCharType="end"/>
             </w:r>
           </w:hyperlink>
@@ -1866,10 +2389,20 @@
             </w:r>
             <w:r>
               <w:tab/>
+            </w:r>
+            <w:r>
               <w:fldChar w:fldCharType="begin"/>
+            </w:r>
+            <w:r>
               <w:instrText xml:space="preserve"> PAGEREF _Toc233970181 \h </w:instrText>
+            </w:r>
+            <w:r>
               <w:fldChar w:fldCharType="separate"/>
+            </w:r>
+            <w:r>
               <w:t>24</w:t>
+            </w:r>
+            <w:r>
               <w:fldChar w:fldCharType="end"/>
             </w:r>
           </w:hyperlink>
@@ -1895,10 +2428,20 @@
             </w:r>
             <w:r>
               <w:tab/>
+            </w:r>
+            <w:r>
               <w:fldChar w:fldCharType="begin"/>
+            </w:r>
+            <w:r>
               <w:instrText xml:space="preserve"> PAGEREF _Toc233970182 \h </w:instrText>
+            </w:r>
+            <w:r>
               <w:fldChar w:fldCharType="separate"/>
+            </w:r>
+            <w:r>
               <w:t>24</w:t>
+            </w:r>
+            <w:r>
               <w:fldChar w:fldCharType="end"/>
             </w:r>
           </w:hyperlink>
@@ -1924,10 +2467,20 @@
             </w:r>
             <w:r>
               <w:tab/>
+            </w:r>
+            <w:r>
               <w:fldChar w:fldCharType="begin"/>
+            </w:r>
+            <w:r>
               <w:instrText xml:space="preserve"> PAGEREF _Toc233970183 \h </w:instrText>
+            </w:r>
+            <w:r>
               <w:fldChar w:fldCharType="separate"/>
+            </w:r>
+            <w:r>
               <w:t>25</w:t>
+            </w:r>
+            <w:r>
               <w:fldChar w:fldCharType="end"/>
             </w:r>
           </w:hyperlink>
@@ -1953,10 +2506,20 @@
             </w:r>
             <w:r>
               <w:tab/>
+            </w:r>
+            <w:r>
               <w:fldChar w:fldCharType="begin"/>
+            </w:r>
+            <w:r>
               <w:instrText xml:space="preserve"> PAGEREF _Toc233970184 \h </w:instrText>
+            </w:r>
+            <w:r>
               <w:fldChar w:fldCharType="separate"/>
+            </w:r>
+            <w:r>
               <w:t>25</w:t>
+            </w:r>
+            <w:r>
               <w:fldChar w:fldCharType="end"/>
             </w:r>
           </w:hyperlink>
@@ -1982,10 +2545,20 @@
             </w:r>
             <w:r>
               <w:tab/>
+            </w:r>
+            <w:r>
               <w:fldChar w:fldCharType="begin"/>
+            </w:r>
+            <w:r>
               <w:instrText xml:space="preserve"> PAGEREF _Toc233970185 \h </w:instrText>
+            </w:r>
+            <w:r>
               <w:fldChar w:fldCharType="separate"/>
+            </w:r>
+            <w:r>
               <w:t>26</w:t>
+            </w:r>
+            <w:r>
               <w:fldChar w:fldCharType="end"/>
             </w:r>
           </w:hyperlink>
@@ -2011,10 +2584,20 @@
             </w:r>
             <w:r>
               <w:tab/>
+            </w:r>
+            <w:r>
               <w:fldChar w:fldCharType="begin"/>
+            </w:r>
+            <w:r>
               <w:instrText xml:space="preserve"> PAGEREF _Toc233970186 \h </w:instrText>
+            </w:r>
+            <w:r>
               <w:fldChar w:fldCharType="separate"/>
+            </w:r>
+            <w:r>
               <w:t>26</w:t>
+            </w:r>
+            <w:r>
               <w:fldChar w:fldCharType="end"/>
             </w:r>
           </w:hyperlink>
@@ -2040,10 +2623,20 @@
             </w:r>
             <w:r>
               <w:tab/>
+            </w:r>
+            <w:r>
               <w:fldChar w:fldCharType="begin"/>
+            </w:r>
+            <w:r>
               <w:instrText xml:space="preserve"> PAGEREF _Toc233970187 \h </w:instrText>
+            </w:r>
+            <w:r>
               <w:fldChar w:fldCharType="separate"/>
+            </w:r>
+            <w:r>
               <w:t>26</w:t>
+            </w:r>
+            <w:r>
               <w:fldChar w:fldCharType="end"/>
             </w:r>
           </w:hyperlink>
@@ -2069,10 +2662,20 @@
             </w:r>
             <w:r>
               <w:tab/>
+            </w:r>
+            <w:r>
               <w:fldChar w:fldCharType="begin"/>
+            </w:r>
+            <w:r>
               <w:instrText xml:space="preserve"> PAGEREF _Toc233970188 \h </w:instrText>
+            </w:r>
+            <w:r>
               <w:fldChar w:fldCharType="separate"/>
+            </w:r>
+            <w:r>
               <w:t>27</w:t>
+            </w:r>
+            <w:r>
               <w:fldChar w:fldCharType="end"/>
             </w:r>
           </w:hyperlink>
@@ -2098,10 +2701,20 @@
             </w:r>
             <w:r>
               <w:tab/>
+            </w:r>
+            <w:r>
               <w:fldChar w:fldCharType="begin"/>
+            </w:r>
+            <w:r>
               <w:instrText xml:space="preserve"> PAGEREF _Toc233970189 \h </w:instrText>
+            </w:r>
+            <w:r>
               <w:fldChar w:fldCharType="separate"/>
+            </w:r>
+            <w:r>
               <w:t>27</w:t>
+            </w:r>
+            <w:r>
               <w:fldChar w:fldCharType="end"/>
             </w:r>
           </w:hyperlink>
@@ -2127,10 +2740,20 @@
             </w:r>
             <w:r>
               <w:tab/>
+            </w:r>
+            <w:r>
               <w:fldChar w:fldCharType="begin"/>
+            </w:r>
+            <w:r>
               <w:instrText xml:space="preserve"> PAGEREF _Toc233970190 \h </w:instrText>
+            </w:r>
+            <w:r>
               <w:fldChar w:fldCharType="separate"/>
+            </w:r>
+            <w:r>
               <w:t>27</w:t>
+            </w:r>
+            <w:r>
               <w:fldChar w:fldCharType="end"/>
             </w:r>
           </w:hyperlink>
@@ -2156,10 +2779,20 @@
             </w:r>
             <w:r>
               <w:tab/>
+            </w:r>
+            <w:r>
               <w:fldChar w:fldCharType="begin"/>
+            </w:r>
+            <w:r>
               <w:instrText xml:space="preserve"> PAGEREF _Toc233970191 \h </w:instrText>
+            </w:r>
+            <w:r>
               <w:fldChar w:fldCharType="separate"/>
+            </w:r>
+            <w:r>
               <w:t>28</w:t>
+            </w:r>
+            <w:r>
               <w:fldChar w:fldCharType="end"/>
             </w:r>
           </w:hyperlink>
@@ -2185,10 +2818,20 @@
             </w:r>
             <w:r>
               <w:tab/>
+            </w:r>
+            <w:r>
               <w:fldChar w:fldCharType="begin"/>
+            </w:r>
+            <w:r>
               <w:instrText xml:space="preserve"> PAGEREF _Toc233970192 \h </w:instrText>
+            </w:r>
+            <w:r>
               <w:fldChar w:fldCharType="separate"/>
+            </w:r>
+            <w:r>
               <w:t>28</w:t>
+            </w:r>
+            <w:r>
               <w:fldChar w:fldCharType="end"/>
             </w:r>
           </w:hyperlink>
@@ -2214,10 +2857,20 @@
             </w:r>
             <w:r>
               <w:tab/>
+            </w:r>
+            <w:r>
               <w:fldChar w:fldCharType="begin"/>
+            </w:r>
+            <w:r>
               <w:instrText xml:space="preserve"> PAGEREF _Toc233970193 \h </w:instrText>
+            </w:r>
+            <w:r>
               <w:fldChar w:fldCharType="separate"/>
+            </w:r>
+            <w:r>
               <w:t>28</w:t>
+            </w:r>
+            <w:r>
               <w:fldChar w:fldCharType="end"/>
             </w:r>
           </w:hyperlink>
@@ -2243,10 +2896,20 @@
             </w:r>
             <w:r>
               <w:tab/>
+            </w:r>
+            <w:r>
               <w:fldChar w:fldCharType="begin"/>
+            </w:r>
+            <w:r>
               <w:instrText xml:space="preserve"> PAGEREF _Toc233970194 \h </w:instrText>
+            </w:r>
+            <w:r>
               <w:fldChar w:fldCharType="separate"/>
+            </w:r>
+            <w:r>
               <w:t>29</w:t>
+            </w:r>
+            <w:r>
               <w:fldChar w:fldCharType="end"/>
             </w:r>
           </w:hyperlink>
@@ -2272,10 +2935,20 @@
             </w:r>
             <w:r>
               <w:tab/>
+            </w:r>
+            <w:r>
               <w:fldChar w:fldCharType="begin"/>
+            </w:r>
+            <w:r>
               <w:instrText xml:space="preserve"> PAGEREF _Toc233970195 \h </w:instrText>
+            </w:r>
+            <w:r>
               <w:fldChar w:fldCharType="separate"/>
+            </w:r>
+            <w:r>
               <w:t>29</w:t>
+            </w:r>
+            <w:r>
               <w:fldChar w:fldCharType="end"/>
             </w:r>
           </w:hyperlink>
@@ -2301,10 +2974,20 @@
             </w:r>
             <w:r>
               <w:tab/>
+            </w:r>
+            <w:r>
               <w:fldChar w:fldCharType="begin"/>
+            </w:r>
+            <w:r>
               <w:instrText xml:space="preserve"> PAGEREF _Toc233970196 \h </w:instrText>
+            </w:r>
+            <w:r>
               <w:fldChar w:fldCharType="separate"/>
+            </w:r>
+            <w:r>
               <w:t>29</w:t>
+            </w:r>
+            <w:r>
               <w:fldChar w:fldCharType="end"/>
             </w:r>
           </w:hyperlink>
@@ -2330,10 +3013,20 @@
             </w:r>
             <w:r>
               <w:tab/>
+            </w:r>
+            <w:r>
               <w:fldChar w:fldCharType="begin"/>
+            </w:r>
+            <w:r>
               <w:instrText xml:space="preserve"> PAGEREF _Toc233970197 \h </w:instrText>
+            </w:r>
+            <w:r>
               <w:fldChar w:fldCharType="separate"/>
+            </w:r>
+            <w:r>
               <w:t>29</w:t>
+            </w:r>
+            <w:r>
               <w:fldChar w:fldCharType="end"/>
             </w:r>
           </w:hyperlink>
@@ -2359,10 +3052,20 @@
             </w:r>
             <w:r>
               <w:tab/>
+            </w:r>
+            <w:r>
               <w:fldChar w:fldCharType="begin"/>
+            </w:r>
+            <w:r>
               <w:instrText xml:space="preserve"> PAGEREF _Toc233970198 \h </w:instrText>
+            </w:r>
+            <w:r>
               <w:fldChar w:fldCharType="separate"/>
+            </w:r>
+            <w:r>
               <w:t>30</w:t>
+            </w:r>
+            <w:r>
               <w:fldChar w:fldCharType="end"/>
             </w:r>
           </w:hyperlink>
@@ -2388,10 +3091,20 @@
             </w:r>
             <w:r>
               <w:tab/>
+            </w:r>
+            <w:r>
               <w:fldChar w:fldCharType="begin"/>
+            </w:r>
+            <w:r>
               <w:instrText xml:space="preserve"> PAGEREF _Toc233970199 \h </w:instrText>
+            </w:r>
+            <w:r>
               <w:fldChar w:fldCharType="separate"/>
+            </w:r>
+            <w:r>
               <w:t>30</w:t>
+            </w:r>
+            <w:r>
               <w:fldChar w:fldCharType="end"/>
             </w:r>
           </w:hyperlink>
@@ -2417,10 +3130,20 @@
             </w:r>
             <w:r>
               <w:tab/>
+            </w:r>
+            <w:r>
               <w:fldChar w:fldCharType="begin"/>
+            </w:r>
+            <w:r>
               <w:instrText xml:space="preserve"> PAGEREF _Toc233970200 \h </w:instrText>
+            </w:r>
+            <w:r>
               <w:fldChar w:fldCharType="separate"/>
+            </w:r>
+            <w:r>
               <w:t>31</w:t>
+            </w:r>
+            <w:r>
               <w:fldChar w:fldCharType="end"/>
             </w:r>
           </w:hyperlink>
@@ -2446,10 +3169,20 @@
             </w:r>
             <w:r>
               <w:tab/>
+            </w:r>
+            <w:r>
               <w:fldChar w:fldCharType="begin"/>
+            </w:r>
+            <w:r>
               <w:instrText xml:space="preserve"> PAGEREF _Toc233970201 \h </w:instrText>
+            </w:r>
+            <w:r>
               <w:fldChar w:fldCharType="separate"/>
+            </w:r>
+            <w:r>
               <w:t>31</w:t>
+            </w:r>
+            <w:r>
               <w:fldChar w:fldCharType="end"/>
             </w:r>
           </w:hyperlink>
@@ -2475,10 +3208,20 @@
             </w:r>
             <w:r>
               <w:tab/>
+            </w:r>
+            <w:r>
               <w:fldChar w:fldCharType="begin"/>
+            </w:r>
+            <w:r>
               <w:instrText xml:space="preserve"> PAGEREF _Toc233970202 \h </w:instrText>
+            </w:r>
+            <w:r>
               <w:fldChar w:fldCharType="separate"/>
+            </w:r>
+            <w:r>
               <w:t>31</w:t>
+            </w:r>
+            <w:r>
               <w:fldChar w:fldCharType="end"/>
             </w:r>
           </w:hyperlink>
@@ -2504,10 +3247,20 @@
             </w:r>
             <w:r>
               <w:tab/>
+            </w:r>
+            <w:r>
               <w:fldChar w:fldCharType="begin"/>
+            </w:r>
+            <w:r>
               <w:instrText xml:space="preserve"> PAGEREF _Toc233970203 \h </w:instrText>
+            </w:r>
+            <w:r>
               <w:fldChar w:fldCharType="separate"/>
+            </w:r>
+            <w:r>
               <w:t>31</w:t>
+            </w:r>
+            <w:r>
               <w:fldChar w:fldCharType="end"/>
             </w:r>
           </w:hyperlink>
@@ -2533,10 +3286,20 @@
             </w:r>
             <w:r>
               <w:tab/>
+            </w:r>
+            <w:r>
               <w:fldChar w:fldCharType="begin"/>
+            </w:r>
+            <w:r>
               <w:instrText xml:space="preserve"> PAGEREF _Toc233970204 \h </w:instrText>
+            </w:r>
+            <w:r>
               <w:fldChar w:fldCharType="separate"/>
+            </w:r>
+            <w:r>
               <w:t>32</w:t>
+            </w:r>
+            <w:r>
               <w:fldChar w:fldCharType="end"/>
             </w:r>
           </w:hyperlink>
@@ -2562,10 +3325,20 @@
             </w:r>
             <w:r>
               <w:tab/>
+            </w:r>
+            <w:r>
               <w:fldChar w:fldCharType="begin"/>
+            </w:r>
+            <w:r>
               <w:instrText xml:space="preserve"> PAGEREF _Toc233970205 \h </w:instrText>
+            </w:r>
+            <w:r>
               <w:fldChar w:fldCharType="separate"/>
+            </w:r>
+            <w:r>
               <w:t>32</w:t>
+            </w:r>
+            <w:r>
               <w:fldChar w:fldCharType="end"/>
             </w:r>
           </w:hyperlink>
@@ -2591,10 +3364,20 @@
             </w:r>
             <w:r>
               <w:tab/>
+            </w:r>
+            <w:r>
               <w:fldChar w:fldCharType="begin"/>
+            </w:r>
+            <w:r>
               <w:instrText xml:space="preserve"> PAGEREF _Toc233970206 \h </w:instrText>
+            </w:r>
+            <w:r>
               <w:fldChar w:fldCharType="separate"/>
+            </w:r>
+            <w:r>
               <w:t>32</w:t>
+            </w:r>
+            <w:r>
               <w:fldChar w:fldCharType="end"/>
             </w:r>
           </w:hyperlink>
@@ -2620,10 +3403,20 @@
             </w:r>
             <w:r>
               <w:tab/>
+            </w:r>
+            <w:r>
               <w:fldChar w:fldCharType="begin"/>
+            </w:r>
+            <w:r>
               <w:instrText xml:space="preserve"> PAGEREF _Toc233970207 \h </w:instrText>
+            </w:r>
+            <w:r>
               <w:fldChar w:fldCharType="separate"/>
+            </w:r>
+            <w:r>
               <w:t>33</w:t>
+            </w:r>
+            <w:r>
               <w:fldChar w:fldCharType="end"/>
             </w:r>
           </w:hyperlink>
@@ -2651,10 +3444,20 @@
             </w:r>
             <w:r>
               <w:tab/>
+            </w:r>
+            <w:r>
               <w:fldChar w:fldCharType="begin"/>
+            </w:r>
+            <w:r>
               <w:instrText xml:space="preserve"> PAGEREF _Toc233970208 \h </w:instrText>
+            </w:r>
+            <w:r>
               <w:fldChar w:fldCharType="separate"/>
+            </w:r>
+            <w:r>
               <w:t>33</w:t>
+            </w:r>
+            <w:r>
               <w:fldChar w:fldCharType="end"/>
             </w:r>
           </w:hyperlink>
@@ -2680,10 +3483,20 @@
             </w:r>
             <w:r>
               <w:tab/>
+            </w:r>
+            <w:r>
               <w:fldChar w:fldCharType="begin"/>
+            </w:r>
+            <w:r>
               <w:instrText xml:space="preserve"> PAGEREF _Toc233970209 \h </w:instrText>
+            </w:r>
+            <w:r>
               <w:fldChar w:fldCharType="separate"/>
+            </w:r>
+            <w:r>
               <w:t>33</w:t>
+            </w:r>
+            <w:r>
               <w:fldChar w:fldCharType="end"/>
             </w:r>
           </w:hyperlink>
@@ -2709,10 +3522,20 @@
             </w:r>
             <w:r>
               <w:tab/>
+            </w:r>
+            <w:r>
               <w:fldChar w:fldCharType="begin"/>
+            </w:r>
+            <w:r>
               <w:instrText xml:space="preserve"> PAGEREF _Toc233970210 \h </w:instrText>
+            </w:r>
+            <w:r>
               <w:fldChar w:fldCharType="separate"/>
+            </w:r>
+            <w:r>
               <w:t>33</w:t>
+            </w:r>
+            <w:r>
               <w:fldChar w:fldCharType="end"/>
             </w:r>
           </w:hyperlink>
@@ -2740,10 +3563,20 @@
             </w:r>
             <w:r>
               <w:tab/>
+            </w:r>
+            <w:r>
               <w:fldChar w:fldCharType="begin"/>
+            </w:r>
+            <w:r>
               <w:instrText xml:space="preserve"> PAGEREF _Toc233970211 \h </w:instrText>
+            </w:r>
+            <w:r>
               <w:fldChar w:fldCharType="separate"/>
+            </w:r>
+            <w:r>
               <w:t>34</w:t>
+            </w:r>
+            <w:r>
               <w:fldChar w:fldCharType="end"/>
             </w:r>
           </w:hyperlink>
@@ -2769,10 +3602,20 @@
             </w:r>
             <w:r>
               <w:tab/>
+            </w:r>
+            <w:r>
               <w:fldChar w:fldCharType="begin"/>
+            </w:r>
+            <w:r>
               <w:instrText xml:space="preserve"> PAGEREF _Toc233970212 \h </w:instrText>
+            </w:r>
+            <w:r>
               <w:fldChar w:fldCharType="separate"/>
+            </w:r>
+            <w:r>
               <w:t>34</w:t>
+            </w:r>
+            <w:r>
               <w:fldChar w:fldCharType="end"/>
             </w:r>
           </w:hyperlink>
@@ -2798,10 +3641,20 @@
             </w:r>
             <w:r>
               <w:tab/>
+            </w:r>
+            <w:r>
               <w:fldChar w:fldCharType="begin"/>
+            </w:r>
+            <w:r>
               <w:instrText xml:space="preserve"> PAGEREF _Toc233970213 \h </w:instrText>
+            </w:r>
+            <w:r>
               <w:fldChar w:fldCharType="separate"/>
+            </w:r>
+            <w:r>
               <w:t>34</w:t>
+            </w:r>
+            <w:r>
               <w:fldChar w:fldCharType="end"/>
             </w:r>
           </w:hyperlink>
@@ -2827,10 +3680,20 @@
             </w:r>
             <w:r>
               <w:tab/>
+            </w:r>
+            <w:r>
               <w:fldChar w:fldCharType="begin"/>
+            </w:r>
+            <w:r>
               <w:instrText xml:space="preserve"> PAGEREF _Toc233970214 \h </w:instrText>
+            </w:r>
+            <w:r>
               <w:fldChar w:fldCharType="separate"/>
+            </w:r>
+            <w:r>
               <w:t>34</w:t>
+            </w:r>
+            <w:r>
               <w:fldChar w:fldCharType="end"/>
             </w:r>
           </w:hyperlink>
@@ -2858,10 +3721,20 @@
             </w:r>
             <w:r>
               <w:tab/>
+            </w:r>
+            <w:r>
               <w:fldChar w:fldCharType="begin"/>
+            </w:r>
+            <w:r>
               <w:instrText xml:space="preserve"> PAGEREF _Toc233970215 \h </w:instrText>
+            </w:r>
+            <w:r>
               <w:fldChar w:fldCharType="separate"/>
+            </w:r>
+            <w:r>
               <w:t>35</w:t>
+            </w:r>
+            <w:r>
               <w:fldChar w:fldCharType="end"/>
             </w:r>
           </w:hyperlink>
@@ -2887,10 +3760,20 @@
             </w:r>
             <w:r>
               <w:tab/>
+            </w:r>
+            <w:r>
               <w:fldChar w:fldCharType="begin"/>
+            </w:r>
+            <w:r>
               <w:instrText xml:space="preserve"> PAGEREF _Toc233970216 \h </w:instrText>
+            </w:r>
+            <w:r>
               <w:fldChar w:fldCharType="separate"/>
+            </w:r>
+            <w:r>
               <w:t>35</w:t>
+            </w:r>
+            <w:r>
               <w:fldChar w:fldCharType="end"/>
             </w:r>
           </w:hyperlink>
@@ -2918,10 +3801,20 @@
             </w:r>
             <w:r>
               <w:tab/>
+            </w:r>
+            <w:r>
               <w:fldChar w:fldCharType="begin"/>
+            </w:r>
+            <w:r>
               <w:instrText xml:space="preserve"> PAGEREF _Toc233970217 \h </w:instrText>
+            </w:r>
+            <w:r>
               <w:fldChar w:fldCharType="separate"/>
+            </w:r>
+            <w:r>
               <w:t>35</w:t>
+            </w:r>
+            <w:r>
               <w:fldChar w:fldCharType="end"/>
             </w:r>
           </w:hyperlink>
@@ -2947,10 +3840,20 @@
             </w:r>
             <w:r>
               <w:tab/>
+            </w:r>
+            <w:r>
               <w:fldChar w:fldCharType="begin"/>
+            </w:r>
+            <w:r>
               <w:instrText xml:space="preserve"> PAGEREF _Toc233970218 \h </w:instrText>
+            </w:r>
+            <w:r>
               <w:fldChar w:fldCharType="separate"/>
+            </w:r>
+            <w:r>
               <w:t>36</w:t>
+            </w:r>
+            <w:r>
               <w:fldChar w:fldCharType="end"/>
             </w:r>
           </w:hyperlink>
@@ -2976,10 +3879,20 @@
             </w:r>
             <w:r>
               <w:tab/>
+            </w:r>
+            <w:r>
               <w:fldChar w:fldCharType="begin"/>
+            </w:r>
+            <w:r>
               <w:instrText xml:space="preserve"> PAGEREF _Toc233970219 \h </w:instrText>
+            </w:r>
+            <w:r>
               <w:fldChar w:fldCharType="separate"/>
+            </w:r>
+            <w:r>
               <w:t>36</w:t>
+            </w:r>
+            <w:r>
               <w:fldChar w:fldCharType="end"/>
             </w:r>
           </w:hyperlink>
@@ -3001,8 +3914,6 @@
       <w:pPr>
         <w:pStyle w:val="Ttulo1"/>
       </w:pPr>
-      <w:bookmarkStart w:id="0" w:name="_Toc233795867"/>
-      <w:bookmarkStart w:id="1" w:name="_Toc233970130"/>
     </w:p>
     <w:p>
       <w:pPr>
@@ -3144,7 +4055,8 @@
         <w:pStyle w:val="Ttulo1"/>
       </w:pPr>
       <w:r>
-        <w:t xml:space="preserve">1. OBJETIVO</w:t>
+        <w:lastRenderedPageBreak/>
+        <w:t>1. OBJETIVO</w:t>
       </w:r>
     </w:p>
     <w:p>
@@ -3152,7 +4064,10 @@
         <w:pStyle w:val="Ttulo2"/>
       </w:pPr>
       <w:r>
-        <w:t xml:space="preserve">1.1 Escopo e Aplicabilidade</w:t>
+        <w:t>1.1 Escopo e Aplicabilidade</w:t>
+      </w:r>
+      <w:r>
+        <w:t>s</w:t>
       </w:r>
     </w:p>
     <w:p>
@@ -3169,7 +4084,7 @@
           <w:b/>
           <w:bCs/>
         </w:rPr>
-        <w:t xml:space="preserve">XD4Solutions</w:t>
+        <w:t>XD4Solutions</w:t>
       </w:r>
       <w:r>
         <w:t xml:space="preserve"> aplicáveis às operações realizadas com o </w:t>
@@ -3179,20 +4094,20 @@
           <w:b/>
           <w:bCs/>
         </w:rPr>
-        <w:t xml:space="preserve">Robô Humanoide Unitree G1</w:t>
-      </w:r>
-      <w:r>
-        <w:t xml:space="preserve">, utilizado para inspeção, mapeamento, apoio operacional e demonstração de tarefas em ambientes industriais estruturados, reduzindo a necessidade de exposição de pessoas a atividades repetitivas, ergonomicamente desfavoráveis ou de menor valor agregado.</w:t>
-      </w:r>
-    </w:p>
-    <w:p>
-      <w:pPr>
-        <w:spacing w:after="240"/>
-        <w:ind w:firstLine="709"/>
-        <w:jc w:val="both"/>
-      </w:pPr>
-      <w:r>
-        <w:t xml:space="preserve">Constituem objetivos específicos deste Manual:</w:t>
+        <w:t>Robô Humanoide Unitree G1</w:t>
+      </w:r>
+      <w:r>
+        <w:t>, utilizado para inspeção, mapeamento, apoio operacional e demonstração de tarefas em ambientes industriais estruturados, reduzindo a necessidade de exposição de pessoas a atividades repetitivas, ergonomicamente desfavoráveis ou de menor valor agregado.</w:t>
+      </w:r>
+    </w:p>
+    <w:p>
+      <w:pPr>
+        <w:spacing w:after="240"/>
+        <w:ind w:firstLine="709"/>
+        <w:jc w:val="both"/>
+      </w:pPr>
+      <w:r>
+        <w:t>Constituem objetivos específicos deste Manual:</w:t>
       </w:r>
     </w:p>
     <w:p>
@@ -3206,7 +4121,7 @@
         <w:jc w:val="both"/>
       </w:pPr>
       <w:r>
-        <w:t xml:space="preserve">Padronizar o planejamento, a execução e o encerramento das operações realizadas com o robô Unitree G1, reduzindo a variabilidade operacional entre equipes e missões;</w:t>
+        <w:t>Padronizar o planejamento, a execução e o encerramento das operações realizadas com o robô Unitree G1, reduzindo a variabilidade operacional entre equipes e missões;</w:t>
       </w:r>
     </w:p>
     <w:p>
@@ -3220,7 +4135,7 @@
         <w:jc w:val="both"/>
       </w:pPr>
       <w:r>
-        <w:t xml:space="preserve">Estabelecer os requisitos mínimos de segurança para a operação de um robô humanoide bípede em ambientes compartilhados com pessoas, consolidando as práticas de segurança de máquinas (NR-12) com os princípios de disciplina operacional da aviação adotados pela XD4Solutions;</w:t>
+        <w:t>Estabelecer os requisitos mínimos de segurança para a operação de um robô humanoide bípede em ambientes compartilhados com pessoas, consolidando as práticas de segurança de máquinas (NR-12) com os princípios de disciplina operacional da aviação adotados pela XD4Solutions;</w:t>
       </w:r>
     </w:p>
     <w:p>
@@ -3234,7 +4149,7 @@
         <w:jc w:val="both"/>
       </w:pPr>
       <w:r>
-        <w:t xml:space="preserve">Fornecer uma base documental consistente e auditável para clientes dos setores industrial, logístico, de pesquisa e de eventos institucionais;</w:t>
+        <w:t>Fornecer uma base documental consistente e auditável para clientes dos setores industrial, logístico, de pesquisa e de eventos institucionais;</w:t>
       </w:r>
     </w:p>
     <w:p>
@@ -3248,17 +4163,17 @@
         <w:jc w:val="both"/>
       </w:pPr>
       <w:r>
-        <w:t xml:space="preserve">Definir os procedimentos de emergência e de contenção aplicáveis a falhas de equilíbrio, perda de comunicação, falhas de bateria e demais ocorrências típicas da operação de robôs humanoides.</w:t>
-      </w:r>
-    </w:p>
-    <w:p>
-      <w:pPr>
-        <w:spacing w:after="240"/>
-        <w:ind w:firstLine="709"/>
-        <w:jc w:val="both"/>
-      </w:pPr>
-      <w:r>
-        <w:t xml:space="preserve">Este Manual complementa o Manual Geral de Operações (MGO – IT-OPE-003) da XD4Solutions, prevalecendo sobre este exclusivamente quanto aos aspectos técnicos específicos do robô Unitree G1.</w:t>
+        <w:t>Definir os procedimentos de emergência e de contenção aplicáveis a falhas de equilíbrio, perda de comunicação, falhas de bateria e demais ocorrências típicas da operação de robôs humanoides.</w:t>
+      </w:r>
+    </w:p>
+    <w:p>
+      <w:pPr>
+        <w:spacing w:after="240"/>
+        <w:ind w:firstLine="709"/>
+        <w:jc w:val="both"/>
+      </w:pPr>
+      <w:r>
+        <w:t>Este Manual complementa o Manual Geral de Operações (MGO – IT-OPE-003) da XD4Solutions, prevalecendo sobre este exclusivamente quanto aos aspectos técnicos específicos do robô Unitree G1.</w:t>
       </w:r>
     </w:p>
     <w:tbl>
@@ -3308,7 +4223,39 @@
                 <w:iCs/>
                 <w:color w:val="156082"/>
               </w:rPr>
-              <w:t xml:space="preserve">Este Manual aplica-se a todas as variantes e configurações do robô humanoide Unitree G1 comercializadas ou operadas pela XD4Solutions, incluindo, sem caráter exaustivo, as configurações G1 (Básica), G1 EDU Standard, G1 EDU Plus, G1 EDU Pro e G1 EDU Ultimate, independentemente do número de graus de liberdade (23 a 43), do tipo de efetuador terminal (garra padrão ou mãos dexterosas Dex3-1/Revo 2) ou do módulo de computação embarcada instalado. Especificações técnicas que variem entre configurações — graus de liberdade, capacidade de manipulação, autonomia de bateria — devem ser verificadas na ficha técnica específica da unidade efetivamente operada, prevalecendo, em caso de dúvida, os valores mais conservadores entre as configurações homologadas pela XD4Solutions.</w:t>
+              <w:t>Este Manual aplica-se a todas as variantes e configurações do robô humanoide Unitree G1 comercializadas ou operadas pela XD4Solutions, incluindo, sem caráter exaustivo, as configurações G1 (Básica)</w:t>
+            </w:r>
+            <w:r>
+              <w:rPr>
+                <w:i/>
+                <w:iCs/>
+                <w:color w:val="156082"/>
+              </w:rPr>
+              <w:t xml:space="preserve"> e</w:t>
+            </w:r>
+            <w:r>
+              <w:rPr>
+                <w:i/>
+                <w:iCs/>
+                <w:color w:val="156082"/>
+              </w:rPr>
+              <w:t xml:space="preserve"> G1</w:t>
+            </w:r>
+            <w:r>
+              <w:rPr>
+                <w:i/>
+                <w:iCs/>
+                <w:color w:val="156082"/>
+              </w:rPr>
+              <w:t xml:space="preserve"> Edu</w:t>
+            </w:r>
+            <w:r>
+              <w:rPr>
+                <w:i/>
+                <w:iCs/>
+                <w:color w:val="156082"/>
+              </w:rPr>
+              <w:t>. Especificações técnicas que variem entre configurações — graus de liberdade, capacidade de manipulação, autonomia de bateria — devem ser verificadas na ficha técnica específica da unidade efetivamente operada, prevalecendo, em caso de dúvida, os valores mais conservadores entre as configurações homologadas pela XD4Solutions.</w:t>
             </w:r>
           </w:p>
         </w:tc>
@@ -3324,17 +4271,17 @@
         <w:pStyle w:val="Ttulo3"/>
       </w:pPr>
       <w:r>
-        <w:t xml:space="preserve">1.1.1 Aplicabilidade</w:t>
-      </w:r>
-    </w:p>
-    <w:p>
-      <w:pPr>
-        <w:spacing w:after="240"/>
-        <w:ind w:firstLine="709"/>
-        <w:jc w:val="both"/>
-      </w:pPr>
-      <w:r>
-        <w:t xml:space="preserve">As disposições deste Manual são de cumprimento obrigatório por:</w:t>
+        <w:t>1.1.1 Aplicabilidade</w:t>
+      </w:r>
+    </w:p>
+    <w:p>
+      <w:pPr>
+        <w:spacing w:after="240"/>
+        <w:ind w:firstLine="709"/>
+        <w:jc w:val="both"/>
+      </w:pPr>
+      <w:r>
+        <w:t>As disposições deste Manual são de cumprimento obrigatório por:</w:t>
       </w:r>
     </w:p>
     <w:p>
@@ -3348,7 +4295,7 @@
         <w:jc w:val="both"/>
       </w:pPr>
       <w:r>
-        <w:t xml:space="preserve">Coordenador de Operações, Líder de Operações e Diretor de Operações envolvidos no planejamento, autorização, supervisão e encerramento das operações;</w:t>
+        <w:t>Coordenador de Operações, Líder de Operações e Diretor de Operações envolvidos no planejamento, autorização, supervisão e encerramento das operações;</w:t>
       </w:r>
     </w:p>
     <w:p>
@@ -3362,7 +4309,7 @@
         <w:jc w:val="both"/>
       </w:pPr>
       <w:r>
-        <w:t xml:space="preserve">Todo o pessoal operacional habilitado a atuar como Operador 1 (Piloto em Comando) ou Operador 2 (Observador/Apoio) nas operações com o Unitree G1;</w:t>
+        <w:t>Todo o pessoal operacional habilitado a atuar como Operador 1 (Piloto em Comando) ou Operador 2 (Observador/Apoio) nas operações com o Unitree G1;</w:t>
       </w:r>
     </w:p>
     <w:p>
@@ -3376,7 +4323,7 @@
         <w:jc w:val="both"/>
       </w:pPr>
       <w:r>
-        <w:t xml:space="preserve">Responsáveis pela inspeção, manutenção e liberação operacional do equipamento;</w:t>
+        <w:t>Responsáveis pela inspeção, manutenção e liberação operacional do equipamento;</w:t>
       </w:r>
     </w:p>
     <w:p>
@@ -3390,7 +4337,7 @@
         <w:jc w:val="both"/>
       </w:pPr>
       <w:r>
-        <w:t xml:space="preserve">Prestadores de serviço e empresas subcontratadas que atuem sob a responsabilidade técnica e contratual da XD4Solutions, mediante ciência e adesão aos procedimentos estabelecidos neste Manual.</w:t>
+        <w:t>Prestadores de serviço e empresas subcontratadas que atuem sob a responsabilidade técnica e contratual da XD4Solutions, mediante ciência e adesão aos procedimentos estabelecidos neste Manual.</w:t>
       </w:r>
     </w:p>
     <w:p>
@@ -3398,17 +4345,17 @@
         <w:pStyle w:val="Ttulo3"/>
       </w:pPr>
       <w:r>
-        <w:t xml:space="preserve">1.1.2 Exclusões</w:t>
-      </w:r>
-    </w:p>
-    <w:p>
-      <w:pPr>
-        <w:spacing w:after="240"/>
-        <w:ind w:firstLine="709"/>
-        <w:jc w:val="both"/>
-      </w:pPr>
-      <w:r>
-        <w:t xml:space="preserve">Este Manual não se aplica a:</w:t>
+        <w:t>1.1.2 Exclusões</w:t>
+      </w:r>
+    </w:p>
+    <w:p>
+      <w:pPr>
+        <w:spacing w:after="240"/>
+        <w:ind w:firstLine="709"/>
+        <w:jc w:val="both"/>
+      </w:pPr>
+      <w:r>
+        <w:t>Este Manual não se aplica a:</w:t>
       </w:r>
     </w:p>
     <w:p>
@@ -3422,7 +4369,7 @@
         <w:jc w:val="both"/>
       </w:pPr>
       <w:r>
-        <w:t xml:space="preserve">Operações realizadas com outros modelos de robôs ou plataformas que não o Unitree G1, as quais deverão seguir seus respectivos procedimentos operacionais;</w:t>
+        <w:t>Operações realizadas com outros modelos de robôs ou plataformas que não o Unitree G1, as quais deverão seguir seus respectivos procedimentos operacionais;</w:t>
       </w:r>
     </w:p>
     <w:p>
@@ -3436,7 +4383,7 @@
         <w:jc w:val="both"/>
       </w:pPr>
       <w:r>
-        <w:t xml:space="preserve">Operações que envolvam desenvolvimento autônomo de novos comportamentos ou algoritmos de controle não homologados pela XD4Solutions (pesquisa e desenvolvimento de SDK), que seguem procedimento técnico próprio, apartado deste POP;</w:t>
+        <w:t>Operações que envolvam desenvolvimento autônomo de novos comportamentos ou algoritmos de controle não homologados pela XD4Solutions (pesquisa e desenvolvimento de SDK), que seguem procedimento técnico próprio, apartado deste POP;</w:t>
       </w:r>
     </w:p>
     <w:p>
@@ -3450,7 +4397,7 @@
         <w:jc w:val="both"/>
       </w:pPr>
       <w:r>
-        <w:t xml:space="preserve">Operações que utilizem acessórios, ferramentas de efetuador terminal ou modificações mecânicas não homologadas pelo fabricante ou pela XD4Solutions;</w:t>
+        <w:t>Operações que utilizem acessórios, ferramentas de efetuador terminal ou modificações mecânicas não homologadas pelo fabricante ou pela XD4Solutions;</w:t>
       </w:r>
     </w:p>
     <w:p>
@@ -3464,7 +4411,7 @@
         <w:jc w:val="both"/>
       </w:pPr>
       <w:r>
-        <w:t xml:space="preserve">Atividades de manutenção corretiva de nível de fábrica (Depot Level Maintenance), restritas ao fabricante ou a centros de manutenção por ele autorizados.</w:t>
+        <w:t>Atividades de manutenção corretiva de nível de fábrica (Depot Level Maintenance), restritas ao fabricante ou a centros de manutenção por ele autorizados.</w:t>
       </w:r>
     </w:p>
     <w:p>
@@ -3477,17 +4424,18 @@
         <w:pStyle w:val="Ttulo1"/>
       </w:pPr>
       <w:r>
-        <w:t xml:space="preserve">2. CARACTERÍSTICAS DO ROBÔ</w:t>
-      </w:r>
-    </w:p>
-    <w:p>
-      <w:pPr>
-        <w:spacing w:after="240"/>
-        <w:ind w:firstLine="709"/>
-        <w:jc w:val="both"/>
-      </w:pPr>
-      <w:r>
-        <w:t xml:space="preserve">Este capítulo apresenta as características técnicas do robô humanoide Unitree G1 e dos acessórios homologados para sua operação pela XD4Solutions.</w:t>
+        <w:lastRenderedPageBreak/>
+        <w:t>2. CARACTERÍSTICAS DO ROBÔ</w:t>
+      </w:r>
+    </w:p>
+    <w:p>
+      <w:pPr>
+        <w:spacing w:after="240"/>
+        <w:ind w:firstLine="709"/>
+        <w:jc w:val="both"/>
+      </w:pPr>
+      <w:r>
+        <w:t>Este capítulo apresenta as características técnicas do robô humanoide Unitree G1 e dos acessórios homologados para sua operação pela XD4Solutions.</w:t>
       </w:r>
     </w:p>
     <w:p>
@@ -3495,17 +4443,29 @@
         <w:pStyle w:val="Ttulo2"/>
       </w:pPr>
       <w:r>
-        <w:t xml:space="preserve">2.1 Robô Humanoide</w:t>
-      </w:r>
-    </w:p>
-    <w:p>
-      <w:pPr>
-        <w:spacing w:after="240"/>
-        <w:ind w:firstLine="709"/>
-        <w:jc w:val="both"/>
-      </w:pPr>
-      <w:r>
-        <w:t xml:space="preserve">As especificações a seguir referem-se aos valores de referência do robô Unitree G1 em suas principais configurações (G1, G1 EDU Standard, G1 EDU Plus, G1 EDU Pro e G1 EDU Ultimate). Parâmetros como graus de liberdade, tipo de efetuador terminal e capacidade de computação embarcada variam conforme o modelo especificamente homologado para a missão, devendo ser sempre confirmados na ficha técnica da unidade operada.</w:t>
+        <w:t>2.1 Robô Humanoide</w:t>
+      </w:r>
+    </w:p>
+    <w:p>
+      <w:pPr>
+        <w:spacing w:after="240"/>
+        <w:ind w:firstLine="709"/>
+        <w:jc w:val="both"/>
+      </w:pPr>
+      <w:r>
+        <w:t>As especificações a seguir referem-se aos valores de referência do robô Unitree G1 em suas principais configurações (G1</w:t>
+      </w:r>
+      <w:r>
+        <w:t xml:space="preserve"> e </w:t>
+      </w:r>
+      <w:r>
+        <w:t>G1 EDU</w:t>
+      </w:r>
+      <w:r>
+        <w:t xml:space="preserve">) </w:t>
+      </w:r>
+      <w:r>
+        <w:t>Parâmetros como graus de liberdade, tipo de efetuador terminal e capacidade de computação embarcada variam conforme o modelo especificamente homologado para a missão, devendo ser sempre confirmados na ficha técnica da unidade operada.</w:t>
       </w:r>
     </w:p>
     <w:p>
@@ -3519,7 +4479,7 @@
         <w:jc w:val="both"/>
       </w:pPr>
       <w:r>
-        <w:t xml:space="preserve">Configuração: robô humanoide bípede de arquitetura antropomórfica, com cabeça, tronco, dois braços e duas pernas, projetado para locomoção bípede e manipulação leve de objetos;</w:t>
+        <w:t>Configuração: robô humanoide bípede de arquitetura antropomórfica, com cabeça, tronco, dois braços e duas pernas, projetado para locomoção bípede e manipulação leve de objetos;</w:t>
       </w:r>
     </w:p>
     <w:p>
@@ -3533,7 +4493,7 @@
         <w:jc w:val="both"/>
       </w:pPr>
       <w:r>
-        <w:t xml:space="preserve">Altura em pé: aproximadamente 1,32 m; altura dobrado (transporte): aproximadamente 0,69 m;</w:t>
+        <w:t>Altura em pé: aproximadamente 1,32 m; altura dobrado (transporte): aproximadamente 0,69 m;</w:t>
       </w:r>
     </w:p>
     <w:p>
@@ -3547,7 +4507,7 @@
         <w:jc w:val="both"/>
       </w:pPr>
       <w:r>
-        <w:t xml:space="preserve">Massa aproximada: 35 kg, incluindo bateria em configuração padrão. Os valores exatos devem ser confirmados na ficha técnica vigente do fabricante;</w:t>
+        <w:t>Massa aproximada: 35 kg, incluindo bateria em configuração padrão. Os valores exatos devem ser confirmados na ficha técnica vigente do fabricante;</w:t>
       </w:r>
     </w:p>
     <w:p>
@@ -3561,7 +4521,7 @@
         <w:jc w:val="both"/>
       </w:pPr>
       <w:r>
-        <w:t xml:space="preserve">Graus de liberdade: 23 (configuração padrão), podendo alcançar até 43 em configurações EDU Ultimate com mãos multiarticuladas, conforme o modelo homologado pela XD4Solutions;</w:t>
+        <w:t>Graus de liberdade: 23 (configuração padrão), podendo alcançar até 43 em configurações EDU Ultimate com mãos multiarticuladas, conforme o modelo homologado pela XD4Solutions;</w:t>
       </w:r>
     </w:p>
     <w:p>
@@ -3575,7 +4535,7 @@
         <w:jc w:val="both"/>
       </w:pPr>
       <w:r>
-        <w:t xml:space="preserve">Atuadores: motores elétricos síncronos de ímã permanente (PMSM) de baixa inércia e resposta rápida, instalados nas articulações de pernas, braços, cintura e pescoço;</w:t>
+        <w:t>Atuadores: motores elétricos síncronos de ímã permanente (PMSM) de baixa inércia e resposta rápida, instalados nas articulações de pernas, braços, cintura e pescoço;</w:t>
       </w:r>
     </w:p>
     <w:p>
@@ -3589,7 +4549,7 @@
         <w:jc w:val="both"/>
       </w:pPr>
       <w:r>
-        <w:t xml:space="preserve">Sensores de bordo: unidade de medição inercial (IMU), LiDAR 3D, câmera de profundidade, câmeras de visão computacional e sensores de força/torque nas articulações e nos pés, empregados para equilíbrio, navegação e percepção do ambiente;</w:t>
+        <w:t>Sensores de bordo: unidade de medição inercial (IMU), LiDAR 3D, câmera de profundidade, câmeras de visão computacional e sensores de força/torque nas articulações e nos pés, empregados para equilíbrio, navegação e percepção do ambiente;</w:t>
       </w:r>
     </w:p>
     <w:p>
@@ -3603,7 +4563,7 @@
         <w:jc w:val="both"/>
       </w:pPr>
       <w:r>
-        <w:t xml:space="preserve">Capacidade de manipulação: mãos de três dedos (Dex3-1) ou efetuador padrão, com carga útil de manipulação de até 2 kg por braço, conforme a configuração homologada;</w:t>
+        <w:t>Capacidade de manipulação: mãos de três dedos (Dex3-1) ou efetuador padrão, com carga útil de manipulação de até 2 kg por braço, conforme a configuração homologada;</w:t>
       </w:r>
     </w:p>
     <w:p>
@@ -3617,7 +4577,7 @@
         <w:jc w:val="both"/>
       </w:pPr>
       <w:r>
-        <w:t xml:space="preserve">Velocidade de deslocamento: até 2 m/s em piso plano e estruturado, reduzida conforme as condições do terreno e o modo de operação selecionado;</w:t>
+        <w:t>Velocidade de deslocamento: até 2 m/s em piso plano e estruturado, reduzida conforme as condições do terreno e o modo de operação selecionado;</w:t>
       </w:r>
     </w:p>
     <w:p>
@@ -3631,7 +4591,8 @@
         <w:jc w:val="both"/>
       </w:pPr>
       <w:r>
-        <w:t xml:space="preserve">Grau de proteção: equivalente a IP54 (não certificado, conforme especificação do fabricante); o robô não é impermeável, sendo vedada a operação sob chuva, respingos intensos ou ambientes encharcados;</w:t>
+        <w:lastRenderedPageBreak/>
+        <w:t>Grau de proteção: equivalente a IP54 (não certificado, conforme especificação do fabricante); o robô não é impermeável, sendo vedada a operação sob chuva, respingos intensos ou ambientes encharcados;</w:t>
       </w:r>
     </w:p>
     <w:p>
@@ -3645,7 +4606,7 @@
         <w:jc w:val="both"/>
       </w:pPr>
       <w:r>
-        <w:t xml:space="preserve">Bateria: bateria de lítio recarregável de 48V, aproximadamente 9000 mAh, com sistema inteligente de monitoramento de estado de carga (SOC) e proteções integradas contra sobrecarga, sobrecorrente, sobretensão e temperatura inadequada; mecanismo de troca rápida, quando aplicável ao modelo homologado;</w:t>
+        <w:t>Bateria: bateria de lítio recarregável de 48V, aproximadamente 9000 mAh, com sistema inteligente de monitoramento de estado de carga (SOC) e proteções integradas contra sobrecarga, sobrecorrente, sobretensão e temperatura inadequada; mecanismo de troca rápida, quando aplicável ao modelo homologado;</w:t>
       </w:r>
     </w:p>
     <w:p>
@@ -3659,7 +4620,7 @@
         <w:jc w:val="both"/>
       </w:pPr>
       <w:r>
-        <w:t xml:space="preserve">Autonomia de operação de referência: até aproximadamente 2 horas em uso misto (locomoção e manipulação leve), em condições ideais; valores sempre confirmados conforme ficha técnica vigente do fabricante e condições reais de missão;</w:t>
+        <w:t>Autonomia de operação de referência: até aproximadamente 2 horas em uso misto (locomoção e manipulação leve), em condições ideais; valores sempre confirmados conforme ficha técnica vigente do fabricante e condições reais de missão;</w:t>
       </w:r>
     </w:p>
     <w:p>
@@ -3673,7 +4634,10 @@
         <w:jc w:val="both"/>
       </w:pPr>
       <w:r>
-        <w:t xml:space="preserve">Conectividade: Wi-Fi 6 e Bluetooth 5.2 para configuração, telemetria e controle remoto assistido;</w:t>
+        <w:t>Conectividade: Wi-Fi 6 e Bluetooth 5.2 para configuração, telemetria e controle remoto assistido;</w:t>
+      </w:r>
+      <w:r>
+        <w:t>d</w:t>
       </w:r>
     </w:p>
     <w:p>
@@ -3687,7 +4651,7 @@
         <w:jc w:val="both"/>
       </w:pPr>
       <w:r>
-        <w:t xml:space="preserve">Computação embarcada: unidade de processamento de 8 núcleos para controle em tempo real, com módulo de coprocessamento de IA (NVIDIA Jetson Orin, quando aplicável ao modelo homologado) para percepção, navegação autônoma e inferência de modelos de ação;</w:t>
+        <w:t>Computação embarcada: unidade de processamento de 8 núcleos para controle em tempo real, com módulo de coprocessamento de IA (NVIDIA Jetson Orin, quando aplicável ao modelo homologado) para percepção, navegação autônoma e inferência de modelos de ação;</w:t>
       </w:r>
     </w:p>
     <w:p>
@@ -3701,7 +4665,7 @@
         <w:jc w:val="both"/>
       </w:pPr>
       <w:r>
-        <w:t xml:space="preserve">Funções de segurança de fábrica: recuperação automática de queda (self-righting) e parada de emergência (E-Stop) físico e remoto, quando disponíveis e habilitados na configuração homologada.</w:t>
+        <w:t>Funções de segurança de fábrica: recuperação automática de queda (self-righting) e parada de emergência (E-Stop) físico e remoto, quando disponíveis e habilitados na configuração homologada.</w:t>
       </w:r>
     </w:p>
     <w:p>
@@ -3709,7 +4673,7 @@
         <w:pStyle w:val="Ttulo2"/>
       </w:pPr>
       <w:r>
-        <w:t xml:space="preserve">2.2 Acessórios e Módulos Homologados</w:t>
+        <w:t>2.2 Acessórios e Módulos Homologados</w:t>
       </w:r>
     </w:p>
     <w:tbl>
@@ -3725,8 +4689,12 @@
         <w:gridCol w:w="3308"/>
       </w:tblGrid>
       <w:tr>
+        <w:trPr>
+          <w:cnfStyle w:val="100000000000" w:firstRow="1" w:lastRow="0" w:firstColumn="0" w:lastColumn="0" w:oddVBand="0" w:evenVBand="0" w:oddHBand="0" w:evenHBand="0" w:firstRowFirstColumn="0" w:firstRowLastColumn="0" w:lastRowFirstColumn="0" w:lastRowLastColumn="0"/>
+        </w:trPr>
         <w:tc>
           <w:tcPr>
+            <w:cnfStyle w:val="001000000000" w:firstRow="0" w:lastRow="0" w:firstColumn="1" w:lastColumn="0" w:oddVBand="0" w:evenVBand="0" w:oddHBand="0" w:evenHBand="0" w:firstRowFirstColumn="0" w:firstRowLastColumn="0" w:lastRowFirstColumn="0" w:lastRowLastColumn="0"/>
             <w:tcW w:w="3306" w:type="dxa"/>
             <w:shd w:val="clear" w:color="auto" w:fill="153D63" w:themeFill="text2" w:themeFillTint="E6"/>
           </w:tcPr>
@@ -3741,7 +4709,7 @@
                 <w:sz w:val="20"/>
                 <w:szCs w:val="20"/>
               </w:rPr>
-              <w:t xml:space="preserve">Item</w:t>
+              <w:t>Item</w:t>
             </w:r>
           </w:p>
         </w:tc>
@@ -3754,6 +4722,7 @@
             <w:pPr>
               <w:spacing w:line="240" w:lineRule="auto"/>
               <w:jc w:val="center"/>
+              <w:cnfStyle w:val="100000000000" w:firstRow="1" w:lastRow="0" w:firstColumn="0" w:lastColumn="0" w:oddVBand="0" w:evenVBand="0" w:oddHBand="0" w:evenHBand="0" w:firstRowFirstColumn="0" w:firstRowLastColumn="0" w:lastRowFirstColumn="0" w:lastRowLastColumn="0"/>
             </w:pPr>
             <w:r>
               <w:rPr>
@@ -3761,7 +4730,7 @@
                 <w:sz w:val="20"/>
                 <w:szCs w:val="20"/>
               </w:rPr>
-              <w:t xml:space="preserve">Finalidade</w:t>
+              <w:t>Finalidade</w:t>
             </w:r>
           </w:p>
         </w:tc>
@@ -3774,6 +4743,7 @@
             <w:pPr>
               <w:spacing w:line="240" w:lineRule="auto"/>
               <w:jc w:val="center"/>
+              <w:cnfStyle w:val="100000000000" w:firstRow="1" w:lastRow="0" w:firstColumn="0" w:lastColumn="0" w:oddVBand="0" w:evenVBand="0" w:oddHBand="0" w:evenHBand="0" w:firstRowFirstColumn="0" w:firstRowLastColumn="0" w:lastRowFirstColumn="0" w:lastRowLastColumn="0"/>
             </w:pPr>
             <w:r>
               <w:rPr>
@@ -3781,14 +4751,18 @@
                 <w:sz w:val="20"/>
                 <w:szCs w:val="20"/>
               </w:rPr>
-              <w:t xml:space="preserve">Observações</w:t>
+              <w:t>Observações</w:t>
             </w:r>
           </w:p>
         </w:tc>
       </w:tr>
       <w:tr>
+        <w:trPr>
+          <w:cnfStyle w:val="000000100000" w:firstRow="0" w:lastRow="0" w:firstColumn="0" w:lastColumn="0" w:oddVBand="0" w:evenVBand="0" w:oddHBand="1" w:evenHBand="0" w:firstRowFirstColumn="0" w:firstRowLastColumn="0" w:lastRowFirstColumn="0" w:lastRowLastColumn="0"/>
+        </w:trPr>
         <w:tc>
           <w:tcPr>
+            <w:cnfStyle w:val="001000000000" w:firstRow="0" w:lastRow="0" w:firstColumn="1" w:lastColumn="0" w:oddVBand="0" w:evenVBand="0" w:oddHBand="0" w:evenHBand="0" w:firstRowFirstColumn="0" w:firstRowLastColumn="0" w:lastRowFirstColumn="0" w:lastRowLastColumn="0"/>
             <w:tcW w:w="3306" w:type="dxa"/>
           </w:tcPr>
           <w:p>
@@ -3801,7 +4775,7 @@
                 <w:sz w:val="20"/>
                 <w:szCs w:val="20"/>
               </w:rPr>
-              <w:t xml:space="preserve">Câmera de profundidade + LiDAR 3D (integrados)</w:t>
+              <w:t>Câmera de profundidade + LiDAR 3D (integrados)</w:t>
             </w:r>
           </w:p>
         </w:tc>
@@ -3813,13 +4787,14 @@
             <w:pPr>
               <w:spacing w:line="240" w:lineRule="auto"/>
               <w:jc w:val="center"/>
+              <w:cnfStyle w:val="000000100000" w:firstRow="0" w:lastRow="0" w:firstColumn="0" w:lastColumn="0" w:oddVBand="0" w:evenVBand="0" w:oddHBand="1" w:evenHBand="0" w:firstRowFirstColumn="0" w:firstRowLastColumn="0" w:lastRowFirstColumn="0" w:lastRowLastColumn="0"/>
             </w:pPr>
             <w:r>
               <w:rPr>
                 <w:sz w:val="20"/>
                 <w:szCs w:val="20"/>
               </w:rPr>
-              <w:t xml:space="preserve">Navegação autônoma, mapeamento do ambiente e inspeção visual</w:t>
+              <w:t>Navegação autônoma, mapeamento do ambiente e inspeção visual</w:t>
             </w:r>
           </w:p>
         </w:tc>
@@ -3831,13 +4806,14 @@
             <w:pPr>
               <w:spacing w:line="240" w:lineRule="auto"/>
               <w:jc w:val="center"/>
+              <w:cnfStyle w:val="000000100000" w:firstRow="0" w:lastRow="0" w:firstColumn="0" w:lastColumn="0" w:oddVBand="0" w:evenVBand="0" w:oddHBand="1" w:evenHBand="0" w:firstRowFirstColumn="0" w:firstRowLastColumn="0" w:lastRowFirstColumn="0" w:lastRowLastColumn="0"/>
             </w:pPr>
             <w:r>
               <w:rPr>
                 <w:sz w:val="20"/>
                 <w:szCs w:val="20"/>
               </w:rPr>
-              <w:t xml:space="preserve">Configuração padrão; sensores fixos, não modulares</w:t>
+              <w:t>Configuração padrão; sensores fixos, não modulares</w:t>
             </w:r>
           </w:p>
         </w:tc>
@@ -3845,6 +4821,7 @@
       <w:tr>
         <w:tc>
           <w:tcPr>
+            <w:cnfStyle w:val="001000000000" w:firstRow="0" w:lastRow="0" w:firstColumn="1" w:lastColumn="0" w:oddVBand="0" w:evenVBand="0" w:oddHBand="0" w:evenHBand="0" w:firstRowFirstColumn="0" w:firstRowLastColumn="0" w:lastRowFirstColumn="0" w:lastRowLastColumn="0"/>
             <w:tcW w:w="3306" w:type="dxa"/>
           </w:tcPr>
           <w:p>
@@ -3857,7 +4834,7 @@
                 <w:sz w:val="20"/>
                 <w:szCs w:val="20"/>
               </w:rPr>
-              <w:t xml:space="preserve">Mãos dexterosas Dex3-1 (ou equivalente)</w:t>
+              <w:t>Mãos dexterosas Dex3-1 (ou equivalente)</w:t>
             </w:r>
           </w:p>
         </w:tc>
@@ -3869,13 +4846,14 @@
             <w:pPr>
               <w:spacing w:line="240" w:lineRule="auto"/>
               <w:jc w:val="center"/>
+              <w:cnfStyle w:val="000000000000" w:firstRow="0" w:lastRow="0" w:firstColumn="0" w:lastColumn="0" w:oddVBand="0" w:evenVBand="0" w:oddHBand="0" w:evenHBand="0" w:firstRowFirstColumn="0" w:firstRowLastColumn="0" w:lastRowFirstColumn="0" w:lastRowLastColumn="0"/>
             </w:pPr>
             <w:r>
               <w:rPr>
                 <w:sz w:val="20"/>
                 <w:szCs w:val="20"/>
               </w:rPr>
-              <w:t xml:space="preserve">Manipulação leve de objetos, válvulas e botoeiras</w:t>
+              <w:t>Manipulação leve de objetos, válvulas e botoeiras</w:t>
             </w:r>
           </w:p>
         </w:tc>
@@ -3887,20 +4865,25 @@
             <w:pPr>
               <w:spacing w:line="240" w:lineRule="auto"/>
               <w:jc w:val="center"/>
+              <w:cnfStyle w:val="000000000000" w:firstRow="0" w:lastRow="0" w:firstColumn="0" w:lastColumn="0" w:oddVBand="0" w:evenVBand="0" w:oddHBand="0" w:evenHBand="0" w:firstRowFirstColumn="0" w:firstRowLastColumn="0" w:lastRowFirstColumn="0" w:lastRowLastColumn="0"/>
             </w:pPr>
             <w:r>
               <w:rPr>
                 <w:sz w:val="20"/>
                 <w:szCs w:val="20"/>
               </w:rPr>
-              <w:t xml:space="preserve">Homologação específica; carga máxima conforme Seção 4.2</w:t>
+              <w:t>Homologação específica; carga máxima conforme Seção 4.2</w:t>
             </w:r>
           </w:p>
         </w:tc>
       </w:tr>
       <w:tr>
+        <w:trPr>
+          <w:cnfStyle w:val="000000100000" w:firstRow="0" w:lastRow="0" w:firstColumn="0" w:lastColumn="0" w:oddVBand="0" w:evenVBand="0" w:oddHBand="1" w:evenHBand="0" w:firstRowFirstColumn="0" w:firstRowLastColumn="0" w:lastRowFirstColumn="0" w:lastRowLastColumn="0"/>
+        </w:trPr>
         <w:tc>
           <w:tcPr>
+            <w:cnfStyle w:val="001000000000" w:firstRow="0" w:lastRow="0" w:firstColumn="1" w:lastColumn="0" w:oddVBand="0" w:evenVBand="0" w:oddHBand="0" w:evenHBand="0" w:firstRowFirstColumn="0" w:firstRowLastColumn="0" w:lastRowFirstColumn="0" w:lastRowLastColumn="0"/>
             <w:tcW w:w="3306" w:type="dxa"/>
           </w:tcPr>
           <w:p>
@@ -3913,7 +4896,7 @@
                 <w:sz w:val="20"/>
                 <w:szCs w:val="20"/>
               </w:rPr>
-              <w:t xml:space="preserve">Controle remoto dedicado</w:t>
+              <w:t>Controle remoto dedicado</w:t>
             </w:r>
           </w:p>
         </w:tc>
@@ -3925,13 +4908,14 @@
             <w:pPr>
               <w:spacing w:line="240" w:lineRule="auto"/>
               <w:jc w:val="center"/>
+              <w:cnfStyle w:val="000000100000" w:firstRow="0" w:lastRow="0" w:firstColumn="0" w:lastColumn="0" w:oddVBand="0" w:evenVBand="0" w:oddHBand="1" w:evenHBand="0" w:firstRowFirstColumn="0" w:firstRowLastColumn="0" w:lastRowFirstColumn="0" w:lastRowLastColumn="0"/>
             </w:pPr>
             <w:r>
               <w:rPr>
                 <w:sz w:val="20"/>
                 <w:szCs w:val="20"/>
               </w:rPr>
-              <w:t xml:space="preserve">Acionamento, teleoperação assistida e parada de emergência</w:t>
+              <w:t>Acionamento, teleoperação assistida e parada de emergência</w:t>
             </w:r>
           </w:p>
         </w:tc>
@@ -3943,13 +4927,14 @@
             <w:pPr>
               <w:spacing w:line="240" w:lineRule="auto"/>
               <w:jc w:val="center"/>
+              <w:cnfStyle w:val="000000100000" w:firstRow="0" w:lastRow="0" w:firstColumn="0" w:lastColumn="0" w:oddVBand="0" w:evenVBand="0" w:oddHBand="1" w:evenHBand="0" w:firstRowFirstColumn="0" w:firstRowLastColumn="0" w:lastRowFirstColumn="0" w:lastRowLastColumn="0"/>
             </w:pPr>
             <w:r>
               <w:rPr>
                 <w:sz w:val="20"/>
                 <w:szCs w:val="20"/>
               </w:rPr>
-              <w:t xml:space="preserve">Deve permanecer com o Operador 1 durante toda a missão</w:t>
+              <w:t>Deve permanecer com o Operador 1 durante toda a missão</w:t>
             </w:r>
           </w:p>
         </w:tc>
@@ -3957,6 +4942,7 @@
       <w:tr>
         <w:tc>
           <w:tcPr>
+            <w:cnfStyle w:val="001000000000" w:firstRow="0" w:lastRow="0" w:firstColumn="1" w:lastColumn="0" w:oddVBand="0" w:evenVBand="0" w:oddHBand="0" w:evenHBand="0" w:firstRowFirstColumn="0" w:firstRowLastColumn="0" w:lastRowFirstColumn="0" w:lastRowLastColumn="0"/>
             <w:tcW w:w="3306" w:type="dxa"/>
           </w:tcPr>
           <w:p>
@@ -3969,7 +4955,7 @@
                 <w:sz w:val="20"/>
                 <w:szCs w:val="20"/>
               </w:rPr>
-              <w:t xml:space="preserve">Módulo de extensão de alcance de sinal</w:t>
+              <w:t>Módulo de extensão de alcance de sinal</w:t>
             </w:r>
           </w:p>
         </w:tc>
@@ -3981,13 +4967,14 @@
             <w:pPr>
               <w:spacing w:line="240" w:lineRule="auto"/>
               <w:jc w:val="center"/>
+              <w:cnfStyle w:val="000000000000" w:firstRow="0" w:lastRow="0" w:firstColumn="0" w:lastColumn="0" w:oddVBand="0" w:evenVBand="0" w:oddHBand="0" w:evenHBand="0" w:firstRowFirstColumn="0" w:firstRowLastColumn="0" w:lastRowFirstColumn="0" w:lastRowLastColumn="0"/>
             </w:pPr>
             <w:r>
               <w:rPr>
                 <w:sz w:val="20"/>
                 <w:szCs w:val="20"/>
               </w:rPr>
-              <w:t xml:space="preserve">Ampliação da cobertura de comunicação</w:t>
+              <w:t>Ampliação da cobertura de comunicação</w:t>
             </w:r>
           </w:p>
         </w:tc>
@@ -3999,13 +4986,14 @@
             <w:pPr>
               <w:spacing w:line="240" w:lineRule="auto"/>
               <w:jc w:val="center"/>
+              <w:cnfStyle w:val="000000000000" w:firstRow="0" w:lastRow="0" w:firstColumn="0" w:lastColumn="0" w:oddVBand="0" w:evenVBand="0" w:oddHBand="0" w:evenHBand="0" w:firstRowFirstColumn="0" w:firstRowLastColumn="0" w:lastRowFirstColumn="0" w:lastRowLastColumn="0"/>
             </w:pPr>
             <w:r>
               <w:rPr>
                 <w:sz w:val="20"/>
                 <w:szCs w:val="20"/>
               </w:rPr>
-              <w:t xml:space="preserve">Uso conforme necessidade do ambiente de operação</w:t>
+              <w:t>Uso conforme necessidade do ambiente de operação</w:t>
             </w:r>
           </w:p>
         </w:tc>
@@ -4055,7 +5043,16 @@
                 <w:iCs/>
                 <w:color w:val="156082"/>
               </w:rPr>
-              <w:t xml:space="preserve">Nota: o Unitree G1 não é homologado, nesta versão do POP, para operação em atmosferas potencialmente explosivas (Ex/ATEX), para manipulação de cargas superiores às especificadas pelo fabricante, nem para uso como dispositivo de suporte de carga estrutural ou de resgate de pessoas.</w:t>
+              <w:t xml:space="preserve">Nota: o Unitree G1 não é homologado, nesta versão do POP, para operação em atmosferas potencialmente explosivas (Ex/ATEX), para manipulação de cargas superiores às especificadas </w:t>
+            </w:r>
+            <w:r>
+              <w:rPr>
+                <w:i/>
+                <w:iCs/>
+                <w:color w:val="156082"/>
+              </w:rPr>
+              <w:lastRenderedPageBreak/>
+              <w:t>pelo fabricante, nem para uso como dispositivo de suporte de carga estrutural ou de resgate de pessoas.</w:t>
             </w:r>
           </w:p>
         </w:tc>
@@ -4076,7 +5073,8 @@
         <w:pStyle w:val="Ttulo1"/>
       </w:pPr>
       <w:r>
-        <w:t xml:space="preserve">3. CONFIGURAÇÃO PERMITIDA</w:t>
+        <w:lastRenderedPageBreak/>
+        <w:t>3. CONFIGURAÇÃO PERMITIDA</w:t>
       </w:r>
     </w:p>
     <w:p>
@@ -4084,17 +5082,17 @@
         <w:pStyle w:val="Ttulo2"/>
       </w:pPr>
       <w:r>
-        <w:t xml:space="preserve">3.1 Seleção de Configuração</w:t>
-      </w:r>
-    </w:p>
-    <w:p>
-      <w:pPr>
-        <w:spacing w:after="240"/>
-        <w:ind w:firstLine="709"/>
-        <w:jc w:val="both"/>
-      </w:pPr>
-      <w:r>
-        <w:t xml:space="preserve">A configuração do robô a ser empregada — número de graus de liberdade, tipo de efetuador terminal (mão dexterosa ou garra padrão) e módulos de computação embarcada — deve ser definida na fase de planejamento da missão (MGO – Planejamento da Missão), em função do objetivo operacional contratado, sendo registrada no dossiê da missão.</w:t>
+        <w:t>3.1 Seleção de Configuração</w:t>
+      </w:r>
+    </w:p>
+    <w:p>
+      <w:pPr>
+        <w:spacing w:after="240"/>
+        <w:ind w:firstLine="709"/>
+        <w:jc w:val="both"/>
+      </w:pPr>
+      <w:r>
+        <w:t>A configuração do robô a ser empregada — número de graus de liberdade, tipo de efetuador terminal (mão dexterosa ou garra padrão) e módulos de computação embarcada — deve ser definida na fase de planejamento da missão (MGO – Planejamento da Missão), em função do objetivo operacional contratado, sendo registrada no dossiê da missão.</w:t>
       </w:r>
     </w:p>
     <w:p>
@@ -4102,7 +5100,7 @@
         <w:pStyle w:val="Ttulo2"/>
       </w:pPr>
       <w:r>
-        <w:t xml:space="preserve">3.2 Controle de Versão de Firmware e Software</w:t>
+        <w:t>3.2 Controle de Versão de Firmware e Software</w:t>
       </w:r>
     </w:p>
     <w:p>
@@ -4116,7 +5114,13 @@
         <w:jc w:val="both"/>
       </w:pPr>
       <w:r>
-        <w:t xml:space="preserve">O firmware do robô e o software da estação de controle devem estar na versão estável mais recente homologada pela XD4Solutions, sendo vedado o uso de versões beta ou de desenvolvimento em missões comerciais;</w:t>
+        <w:t>O firmware do robô e o software da estação de controle devem estar na versão estável mais recente homologada pel</w:t>
+      </w:r>
+      <w:r>
+        <w:t>o fabricante (Unitree)</w:t>
+      </w:r>
+      <w:r>
+        <w:t>, sendo vedado o uso de versões beta ou de desenvolvimento em missões comerciais;</w:t>
       </w:r>
     </w:p>
     <w:p>
@@ -4130,7 +5134,7 @@
         <w:jc w:val="both"/>
       </w:pPr>
       <w:r>
-        <w:t xml:space="preserve">Toda atualização de firmware deve ser registrada no Diário de Operação e Manutenção do equipamento, com data, versão anterior, versão instalada e responsável pela atualização;</w:t>
+        <w:t>Toda atualização de firmware deve ser registrada no Diário de Operação e Manutenção do equipamento, com data, versão anterior, versão instalada e responsável pela atualização;</w:t>
       </w:r>
     </w:p>
     <w:p>
@@ -4144,7 +5148,7 @@
         <w:jc w:val="both"/>
       </w:pPr>
       <w:r>
-        <w:t xml:space="preserve">Alterações no comportamento do robô decorrentes de atualização devem ser validadas em ambiente controlado antes do emprego em missão comercial.</w:t>
+        <w:t>Alterações no comportamento do robô decorrentes de atualização devem ser validadas em ambiente controlado antes do emprego em missão comercial.</w:t>
       </w:r>
     </w:p>
     <w:p>
@@ -4152,7 +5156,7 @@
         <w:pStyle w:val="Ttulo2"/>
       </w:pPr>
       <w:r>
-        <w:t xml:space="preserve">3.3 Modos de Operação Permitidos</w:t>
+        <w:t>3.3 Modos de Operação Permitidos</w:t>
       </w:r>
     </w:p>
     <w:p>
@@ -4170,10 +5174,10 @@
           <w:b/>
           <w:bCs/>
         </w:rPr>
-        <w:t xml:space="preserve">Modo Assistido/Teleoperado</w:t>
-      </w:r>
-      <w:r>
-        <w:t xml:space="preserve">: o robô é conduzido em tempo real pelo Operador 1 por meio do controle remoto dedicado, sendo o modo padrão recomendado para a generalidade das missões de inspeção e demonstração;</w:t>
+        <w:t>Modo Assistido/Teleoperado</w:t>
+      </w:r>
+      <w:r>
+        <w:t>: o robô é conduzido em tempo real pelo Operador 1 por meio do controle remoto dedicado, sendo o modo padrão recomendado para a generalidade das missões de inspeção e demonstração;</w:t>
       </w:r>
     </w:p>
     <w:p>
@@ -4191,10 +5195,10 @@
           <w:b/>
           <w:bCs/>
         </w:rPr>
-        <w:t xml:space="preserve">Modo Autônomo Supervisionado</w:t>
-      </w:r>
-      <w:r>
-        <w:t xml:space="preserve">: o robô executa rotinas de locomoção e/ou manipulação pré-programadas ou baseadas em modelos de IA, permanecendo o Operador 1 em condições de assumir o controle manual a qualquer momento e de acionar a parada de emergência;</w:t>
+        <w:t>Modo Autônomo Supervisionado</w:t>
+      </w:r>
+      <w:r>
+        <w:t>: o robô executa rotinas de locomoção e/ou manipulação pré-programadas ou baseadas em modelos de IA, permanecendo o Operador 1 em condições de assumir o controle manual a qualquer momento e de acionar a parada de emergência;</w:t>
       </w:r>
     </w:p>
     <w:p>
@@ -4212,10 +5216,10 @@
           <w:b/>
           <w:bCs/>
         </w:rPr>
-        <w:t xml:space="preserve">Modo Autônomo Não Supervisionado</w:t>
-      </w:r>
-      <w:r>
-        <w:t xml:space="preserve">: não é autorizado em operações comerciais da XD4Solutions, sendo restrito a atividades de pesquisa e desenvolvimento em ambiente controlado e isolado de pessoas, conforme procedimento técnico apartado.</w:t>
+        <w:t>Modo Autônomo Não Supervisionado</w:t>
+      </w:r>
+      <w:r>
+        <w:t>: não é autorizado em operações comerciais da XD4Solutions, sendo restrito a atividades de pesquisa e desenvolvimento em ambiente controlado e isolado de pessoas, conforme procedimento técnico apartado.</w:t>
       </w:r>
     </w:p>
     <w:p>
@@ -4228,7 +5232,8 @@
         <w:pStyle w:val="Ttulo1"/>
       </w:pPr>
       <w:r>
-        <w:t xml:space="preserve">4. LIMITAÇÕES OPERACIONAIS</w:t>
+        <w:lastRenderedPageBreak/>
+        <w:t>4. LIMITAÇÕES OPERACIONAIS</w:t>
       </w:r>
     </w:p>
     <w:p>
@@ -4236,7 +5241,7 @@
         <w:pStyle w:val="Ttulo2"/>
       </w:pPr>
       <w:r>
-        <w:t xml:space="preserve">4.1 Limites Ambientais</w:t>
+        <w:t>4.1 Limites Ambientais</w:t>
       </w:r>
     </w:p>
     <w:p>
@@ -4250,7 +5255,7 @@
         <w:jc w:val="both"/>
       </w:pPr>
       <w:r>
-        <w:t xml:space="preserve">Faixa de temperatura de operação: 0°C a 40°C, conforme especificação do fabricante;</w:t>
+        <w:t>Faixa de temperatura de operação: 0°C a 40°C, conforme especificação do fabricante;</w:t>
       </w:r>
     </w:p>
     <w:p>
@@ -4264,7 +5269,7 @@
         <w:jc w:val="both"/>
       </w:pPr>
       <w:r>
-        <w:t xml:space="preserve">Piso: superfícies planas, niveladas e com aderência adequada; degraus e pequenos desníveis (soleiras de porta) são tolerados de forma limitada, conforme homologação do controlador de locomoção; escadas industriais íngremes exigem ajuste fino do controlador e autorização específica;</w:t>
+        <w:t>Piso: superfícies planas, niveladas e com aderência adequada; degraus e pequenos desníveis (soleiras de porta) são tolerados de forma limitada, conforme homologação do controlador de locomoção; escadas industriais íngremes exigem ajuste fino do controlador e autorização específica;</w:t>
       </w:r>
     </w:p>
     <w:p>
@@ -4278,7 +5283,7 @@
         <w:jc w:val="both"/>
       </w:pPr>
       <w:r>
-        <w:t xml:space="preserve">Vedada a operação em piso molhado, escorregadio, irregular, instável ou coberto por detritos que comprometam o equilíbrio do robô;</w:t>
+        <w:t>Vedada a operação em piso molhado, escorregadio, irregular, instável ou coberto por detritos que comprometam o equilíbrio do robô;</w:t>
       </w:r>
     </w:p>
     <w:p>
@@ -4292,7 +5297,7 @@
         <w:jc w:val="both"/>
       </w:pPr>
       <w:r>
-        <w:t xml:space="preserve">Vedada a operação sob chuva, neve ou em ambientes com poeira/névoa densa que comprometam a percepção dos sensores de navegação.</w:t>
+        <w:t>Vedada a operação sob chuva, neve ou em ambientes com poeira/névoa densa que comprometam a percepção dos sensores de navegação.</w:t>
       </w:r>
     </w:p>
     <w:p>
@@ -4300,7 +5305,7 @@
         <w:pStyle w:val="Ttulo2"/>
       </w:pPr>
       <w:r>
-        <w:t xml:space="preserve">4.2 Limites de Desempenho do Robô</w:t>
+        <w:t>4.2 Limites de Desempenho do Robô</w:t>
       </w:r>
     </w:p>
     <w:p>
@@ -4314,7 +5319,7 @@
         <w:jc w:val="both"/>
       </w:pPr>
       <w:r>
-        <w:t xml:space="preserve">Velocidade máxima de deslocamento: 2 m/s em piso estruturado, devendo ser reduzida em ambientes com pessoas próximas ou em terrenos irregulares;</w:t>
+        <w:t>Velocidade máxima de deslocamento: 2 m/s em piso estruturado, devendo ser reduzida em ambientes com pessoas próximas ou em terrenos irregulares;</w:t>
       </w:r>
     </w:p>
     <w:p>
@@ -4328,7 +5333,7 @@
         <w:jc w:val="both"/>
       </w:pPr>
       <w:r>
-        <w:t xml:space="preserve">Carga máxima de manipulação: conforme especificação do fabricante para o efetuador instalado (referência: até 2 kg por braço), não devendo ser excedida sob qualquer circunstância;</w:t>
+        <w:t>Carga máxima de manipulação: conforme especificação do fabricante para o efetuador instalado (referência: até 2 kg por braço), não devendo ser excedida sob qualquer circunstância;</w:t>
       </w:r>
     </w:p>
     <w:p>
@@ -4342,7 +5347,13 @@
         <w:jc w:val="both"/>
       </w:pPr>
       <w:r>
-        <w:t xml:space="preserve">Autonomia de bateria: conforme Seção 2.1, devendo ser considerada reserva operacional mínima de 20% de carga para retorno seguro e desligamento controlado;</w:t>
+        <w:t xml:space="preserve">Autonomia de bateria: conforme Seção 2.1, devendo ser considerada reserva operacional mínima de </w:t>
+      </w:r>
+      <w:r>
+        <w:t>30</w:t>
+      </w:r>
+      <w:r>
+        <w:t>% de carga para retorno seguro e desligamento controlado;</w:t>
       </w:r>
     </w:p>
     <w:p>
@@ -4356,7 +5367,7 @@
         <w:jc w:val="both"/>
       </w:pPr>
       <w:r>
-        <w:t xml:space="preserve">Inclinação máxima de piso tolerada: conforme especificação do fabricante e validação do controlador de locomoção homologado pela XD4Solutions.</w:t>
+        <w:t>Inclinação máxima de piso tolerada: conforme especificação do fabricante e validação do controlador de locomoção homologado pela XD4Solutions.</w:t>
       </w:r>
     </w:p>
     <w:p>
@@ -4364,7 +5375,7 @@
         <w:pStyle w:val="Ttulo2"/>
       </w:pPr>
       <w:r>
-        <w:t xml:space="preserve">4.3 Limites de Enlace de Comunicação</w:t>
+        <w:t>4.3 Limites de Enlace de Comunicação</w:t>
       </w:r>
     </w:p>
     <w:p>
@@ -4378,7 +5389,7 @@
         <w:jc w:val="both"/>
       </w:pPr>
       <w:r>
-        <w:t xml:space="preserve">A operação em modo assistido/teleoperado exige enlace de comunicação estável entre o controle remoto e o robô (Wi-Fi 6 ou Bluetooth 5.2, conforme configuração);</w:t>
+        <w:t>A operação em modo assistido/teleoperado exige enlace de comunicação estável entre o controle remoto e o robô (Wi-Fi 6 ou Bluetooth 5.2, conforme configuração);</w:t>
       </w:r>
     </w:p>
     <w:p>
@@ -4392,7 +5403,11 @@
         <w:jc w:val="both"/>
       </w:pPr>
       <w:r>
-        <w:t xml:space="preserve">Perda do enlace de comunicação por período superior ao definido no procedimento de emergência (Seção 10.6) deve acionar o comportamento seguro programado (parada controlada em pé, sentado ou pouso controlado, conforme configuração homologada).</w:t>
+        <w:t xml:space="preserve">Perda do enlace de comunicação por período superior ao definido no procedimento de emergência (Seção 10.6) deve acionar o comportamento seguro </w:t>
+      </w:r>
+      <w:r>
+        <w:lastRenderedPageBreak/>
+        <w:t>programado (parada controlada em pé, sentado ou pouso controlado, conforme configuração homologada).</w:t>
       </w:r>
     </w:p>
     <w:p>
@@ -4400,7 +5415,7 @@
         <w:pStyle w:val="Ttulo2"/>
       </w:pPr>
       <w:r>
-        <w:t xml:space="preserve">4.4 Restrições Operacionais Adicionais</w:t>
+        <w:t>4.4 Restrições Operacionais Adicionais</w:t>
       </w:r>
     </w:p>
     <w:p>
@@ -4414,7 +5429,7 @@
         <w:jc w:val="both"/>
       </w:pPr>
       <w:r>
-        <w:t xml:space="preserve">Vedada a operação do robô a menos de 30 m de pessoas não envolvidas e não anuentes com a operação, salvo quando houver barreira mecânica suficientemente forte para isolá-las e protegê-las, ou zona de exclusão específica definida na Avaliação de Risco da missão;</w:t>
+        <w:t>Vedada a operação do robô a menos de 30 m de pessoas não envolvidas e não anuentes com a operação, salvo quando houver barreira mecânica suficientemente forte para isolá-las e protegê-las, ou zona de exclusão específica definida na Avaliação de Risco da missão;</w:t>
       </w:r>
     </w:p>
     <w:p>
@@ -4428,7 +5443,7 @@
         <w:jc w:val="both"/>
       </w:pPr>
       <w:r>
-        <w:t xml:space="preserve">Vedada a operação em áreas classificadas como potencialmente explosivas (Ex/ATEX);</w:t>
+        <w:t>Vedada a operação em áreas classificadas como potencialmente explosivas (Ex/ATEX);</w:t>
       </w:r>
     </w:p>
     <w:p>
@@ -4442,7 +5457,7 @@
         <w:jc w:val="both"/>
       </w:pPr>
       <w:r>
-        <w:t xml:space="preserve">Vedado o transporte ou a manipulação de pessoas, animais ou cargas não homologadas pelo fabricante;</w:t>
+        <w:t>Vedado o transporte ou a manipulação de pessoas, animais ou cargas não homologadas pelo fabricante;</w:t>
       </w:r>
     </w:p>
     <w:p>
@@ -4456,7 +5471,7 @@
         <w:jc w:val="both"/>
       </w:pPr>
       <w:r>
-        <w:t xml:space="preserve">Vedada a operação sem a presença constante do Operador 1 em condições de intervir, mesmo em modo autônomo supervisionado.</w:t>
+        <w:t>Vedada a operação sem a presença constante do Operador 1 em condições de intervir, mesmo em modo autônomo supervisionado.</w:t>
       </w:r>
     </w:p>
     <w:p>
@@ -4464,7 +5479,7 @@
         <w:pStyle w:val="Ttulo2"/>
       </w:pPr>
       <w:r>
-        <w:t xml:space="preserve">4.5 Perigos Típicos das Operações com Robôs Humanoides</w:t>
+        <w:t>4.5 Perigos Típicos das Operações com Robôs Humanoides</w:t>
       </w:r>
     </w:p>
     <w:p>
@@ -4478,7 +5493,7 @@
         <w:jc w:val="both"/>
       </w:pPr>
       <w:r>
-        <w:t xml:space="preserve">Perda de equilíbrio e queda do robô, com risco de dano ao equipamento, ao ambiente e a terceiros;</w:t>
+        <w:t>Perda de equilíbrio e queda do robô, com risco de dano ao equipamento, ao ambiente e a terceiros;</w:t>
       </w:r>
     </w:p>
     <w:p>
@@ -4492,7 +5507,7 @@
         <w:jc w:val="both"/>
       </w:pPr>
       <w:r>
-        <w:t xml:space="preserve">Pontos de esmagamento e aprisionamento (pinch points) nas articulações móveis, especialmente durante a inicialização, a calibração e os movimentos de braços e pernas;</w:t>
+        <w:t>Pontos de esmagamento e aprisionamento (pinch points) nas articulações móveis, especialmente durante a inicialização, a calibração e os movimentos de braços e pernas;</w:t>
       </w:r>
     </w:p>
     <w:p>
@@ -4506,7 +5521,7 @@
         <w:jc w:val="both"/>
       </w:pPr>
       <w:r>
-        <w:t xml:space="preserve">Contato indesejado com pessoas durante a locomoção ou a manipulação, especialmente em espaços compartilhados e de circulação;</w:t>
+        <w:t>Contato indesejado com pessoas durante a locomoção ou a manipulação, especialmente em espaços compartilhados e de circulação;</w:t>
       </w:r>
     </w:p>
     <w:p>
@@ -4520,7 +5535,7 @@
         <w:jc w:val="both"/>
       </w:pPr>
       <w:r>
-        <w:t xml:space="preserve">Riscos elétricos e térmicos associados à bateria de lítio, incluindo risco de incêndio em caso de dano físico, sobrecarga ou curto-circuito;</w:t>
+        <w:t>Riscos elétricos e térmicos associados à bateria de lítio, incluindo risco de incêndio em caso de dano físico, sobrecarga ou curto-circuito;</w:t>
       </w:r>
     </w:p>
     <w:p>
@@ -4534,7 +5549,7 @@
         <w:jc w:val="both"/>
       </w:pPr>
       <w:r>
-        <w:t xml:space="preserve">Comportamento inesperado decorrente de falhas de percepção (sensores) ou de modelos de controle baseados em IA, especialmente em ambientes não estruturados ou com iluminação deficiente.</w:t>
+        <w:t>Comportamento inesperado decorrente de falhas de percepção (sensores) ou de modelos de controle baseados em IA, especialmente em ambientes não estruturados ou com iluminação deficiente.</w:t>
       </w:r>
     </w:p>
     <w:p>
@@ -4547,7 +5562,8 @@
         <w:pStyle w:val="Ttulo1"/>
       </w:pPr>
       <w:r>
-        <w:t xml:space="preserve">5. EQUIPAMENTOS NECESSÁRIOS</w:t>
+        <w:lastRenderedPageBreak/>
+        <w:t>5. EQUIPAMENTOS NECESSÁRIOS</w:t>
       </w:r>
     </w:p>
     <w:p>
@@ -4555,7 +5571,7 @@
         <w:pStyle w:val="Ttulo2"/>
       </w:pPr>
       <w:r>
-        <w:t xml:space="preserve">5.1 Estação de Controle e Software</w:t>
+        <w:t>5.1 Estação de Controle e Software</w:t>
       </w:r>
     </w:p>
     <w:p>
@@ -4569,7 +5585,7 @@
         <w:jc w:val="both"/>
       </w:pPr>
       <w:r>
-        <w:t xml:space="preserve">Controle remoto dedicado, com botão físico de parada de emergência (E-Stop) sempre acessível ao Operador 1;</w:t>
+        <w:t>Controle remoto dedicado, com botão físico de parada de emergência (E-Stop) sempre acessível ao Operador 1;</w:t>
       </w:r>
     </w:p>
     <w:p>
@@ -4583,7 +5599,7 @@
         <w:jc w:val="both"/>
       </w:pPr>
       <w:r>
-        <w:t xml:space="preserve">Tablet/estação com aplicativo de controle do fabricante, exibindo telemetria de estado (bateria, temperatura das articulações, status de equilíbrio) e vídeo das câmeras embarcadas, quando aplicável;</w:t>
+        <w:t>Tablet/estação com aplicativo de controle do fabricante, exibindo telemetria de estado (bateria, temperatura das articulações, status de equilíbrio) e vídeo das câmeras embarcadas, quando aplicável;</w:t>
       </w:r>
     </w:p>
     <w:p>
@@ -4597,7 +5613,7 @@
         <w:jc w:val="both"/>
       </w:pPr>
       <w:r>
-        <w:t xml:space="preserve">Software de planejamento e revisão de rotinas autônomas, quando a missão empregar o modo autônomo supervisionado;</w:t>
+        <w:t>Software de planejamento e revisão de rotinas autônomas, quando a missão empregar o modo autônomo supervisionado;</w:t>
       </w:r>
     </w:p>
     <w:p>
@@ -4611,7 +5627,7 @@
         <w:jc w:val="both"/>
       </w:pPr>
       <w:r>
-        <w:t xml:space="preserve">Software de processamento e relatório de dados, para consolidação dos registros e imagens coletados durante a missão.</w:t>
+        <w:t>Software de processamento e relatório de dados, para consolidação dos registros e imagens coletados durante a missão.</w:t>
       </w:r>
     </w:p>
     <w:p>
@@ -4619,7 +5635,7 @@
         <w:pStyle w:val="Ttulo2"/>
       </w:pPr>
       <w:r>
-        <w:t xml:space="preserve">5.2 Equipamentos de Apoio</w:t>
+        <w:t>5.2 Equipamentos de Apoio</w:t>
       </w:r>
     </w:p>
     <w:p>
@@ -4633,7 +5649,7 @@
         <w:jc w:val="both"/>
       </w:pPr>
       <w:r>
-        <w:t xml:space="preserve">Maleta de transporte rígida, dimensionada para o robô na configuração dobrada;</w:t>
+        <w:t>Maleta de transporte rígida, dimensionada para o robô na configuração dobrada;</w:t>
       </w:r>
     </w:p>
     <w:p>
@@ -4647,7 +5663,7 @@
         <w:jc w:val="both"/>
       </w:pPr>
       <w:r>
-        <w:t xml:space="preserve">Baterias reserva, carregador(es) homologado(s) e maleta de transporte de baterias com proteção contra curto-circuito;</w:t>
+        <w:t>Baterias reserva, carregador(es) homologado(s) e maleta de transporte de baterias com proteção contra curto-circuito;</w:t>
       </w:r>
     </w:p>
     <w:p>
@@ -4661,7 +5677,7 @@
         <w:jc w:val="both"/>
       </w:pPr>
       <w:r>
-        <w:t xml:space="preserve">Fita de demarcação, cones ou barreiras físicas para sinalização da zona de exclusão ao redor da área de operação;</w:t>
+        <w:t>Fita de demarcação, cones ou barreiras físicas para sinalização da zona de exclusão ao redor da área de operação;</w:t>
       </w:r>
     </w:p>
     <w:p>
@@ -4675,7 +5691,7 @@
         <w:jc w:val="both"/>
       </w:pPr>
       <w:r>
-        <w:t xml:space="preserve">Kit de primeiros socorros e extintor de incêndio classe D ou específico para baterias de lítio, disponível no local da operação;</w:t>
+        <w:t>Kit de primeiros socorros e extintor de incêndio classe D ou específico para baterias de lítio, disponível no local da operação;</w:t>
       </w:r>
     </w:p>
     <w:p>
@@ -4689,7 +5705,7 @@
         <w:jc w:val="both"/>
       </w:pPr>
       <w:r>
-        <w:t xml:space="preserve">Equipamentos de Proteção Individual (EPI) conforme a Avaliação de Risco da missão, incluindo calçado de segurança e, quando aplicável, luvas de proteção contra pontos de esmagamento.</w:t>
+        <w:t>Equipamentos de Proteção Individual (EPI) conforme a Avaliação de Risco da missão, incluindo calçado de segurança e, quando aplicável, luvas de proteção contra pontos de esmagamento.</w:t>
       </w:r>
     </w:p>
     <w:p>
@@ -4702,7 +5718,8 @@
         <w:pStyle w:val="Ttulo1"/>
       </w:pPr>
       <w:r>
-        <w:t xml:space="preserve">6. REQUISITOS DA EQUIPE</w:t>
+        <w:lastRenderedPageBreak/>
+        <w:t>6. REQUISITOS DA EQUIPE</w:t>
       </w:r>
     </w:p>
     <w:p>
@@ -4710,17 +5727,17 @@
         <w:pStyle w:val="Ttulo2"/>
       </w:pPr>
       <w:r>
-        <w:t xml:space="preserve">6.1 Composição Mínima da Equipe</w:t>
-      </w:r>
-    </w:p>
-    <w:p>
-      <w:pPr>
-        <w:spacing w:after="240"/>
-        <w:ind w:firstLine="709"/>
-        <w:jc w:val="both"/>
-      </w:pPr>
-      <w:r>
-        <w:t xml:space="preserve">A tripulação mínima para a operação do robô Unitree G1 é composta por 1 (um) Operador 1 habilitado. A presença de um Operador 2 é recomendada em missões que envolvam manipulação de objetos, ambientes com maior fluxo de pessoas ou necessidade de monitoramento adicional da zona de exclusão.</w:t>
+        <w:t>6.1 Composição Mínima da Equipe</w:t>
+      </w:r>
+    </w:p>
+    <w:p>
+      <w:pPr>
+        <w:spacing w:after="240"/>
+        <w:ind w:firstLine="709"/>
+        <w:jc w:val="both"/>
+      </w:pPr>
+      <w:r>
+        <w:t>A tripulação mínima para a operação do robô Unitree G1 é composta por 1 (um) Operador 1 habilitado. A presença de um Operador 2 é recomendada em missões que envolvam manipulação de objetos, ambientes com maior fluxo de pessoas ou necessidade de monitoramento adicional da zona de exclusão.</w:t>
       </w:r>
     </w:p>
     <w:p>
@@ -4728,7 +5745,7 @@
         <w:pStyle w:val="Ttulo2"/>
       </w:pPr>
       <w:r>
-        <w:t xml:space="preserve">6.2 Qualificação do Operador 1 (Responsável pela Operação)</w:t>
+        <w:t>6.2 Qualificação do Operador 1 (Responsável pela Operação)</w:t>
       </w:r>
     </w:p>
     <w:p>
@@ -4742,7 +5759,7 @@
         <w:jc w:val="both"/>
       </w:pPr>
       <w:r>
-        <w:t xml:space="preserve">Certificado de habilitação técnica específica no robô Unitree G1, emitido pela XD4Solutions ou por instrutor por ela credenciado;</w:t>
+        <w:t>Certificado de habilitação técnica específica no robô Unitree G1, emitido pela XD4Solutions ou por instrutor por ela credenciado;</w:t>
       </w:r>
     </w:p>
     <w:p>
@@ -4756,7 +5773,7 @@
         <w:jc w:val="both"/>
       </w:pPr>
       <w:r>
-        <w:t xml:space="preserve">Conhecimento comprovado deste Manual, do manual do fabricante e dos procedimentos de emergência da Seção 10;</w:t>
+        <w:t>Conhecimento comprovado deste Manual, do manual do fabricante e dos procedimentos de emergência da Seção 10;</w:t>
       </w:r>
     </w:p>
     <w:p>
@@ -4770,7 +5787,7 @@
         <w:jc w:val="both"/>
       </w:pPr>
       <w:r>
-        <w:t xml:space="preserve">Treinamento prático de recuperação de queda, parada de emergência e desligamento controlado do equipamento;</w:t>
+        <w:t>Treinamento prático de recuperação de queda, parada de emergência e desligamento controlado do equipamento;</w:t>
       </w:r>
     </w:p>
     <w:p>
@@ -4784,7 +5801,7 @@
         <w:jc w:val="both"/>
       </w:pPr>
       <w:r>
-        <w:t xml:space="preserve">Atestado de Saúde Ocupacional (ASO) válido e, quando aplicável ao ambiente de operação, cursos de NR-12, NR-33, NR-35 ou NR-20.</w:t>
+        <w:t>Atestado de Saúde Ocupacional (ASO) válido e, quando aplicável ao ambiente de operação, cursos de NR-12, NR-33, NR-35 ou NR-20.</w:t>
       </w:r>
     </w:p>
     <w:p>
@@ -4792,17 +5809,17 @@
         <w:pStyle w:val="Ttulo2"/>
       </w:pPr>
       <w:r>
-        <w:t xml:space="preserve">6.3 Qualificação do Operador 2</w:t>
-      </w:r>
-    </w:p>
-    <w:p>
-      <w:pPr>
-        <w:spacing w:after="240"/>
-        <w:ind w:firstLine="709"/>
-        <w:jc w:val="both"/>
-      </w:pPr>
-      <w:r>
-        <w:t xml:space="preserve">O profissional designado como Operador 2 deve possuir conhecimento básico do equipamento e dos procedimentos de segurança deste Manual, sendo responsável por auxiliar o Operador 1 na manutenção da zona de exclusão, no monitoramento de pessoas próximas e no registro de dados da missão.</w:t>
+        <w:t>6.3 Qualificação do Operador 2</w:t>
+      </w:r>
+    </w:p>
+    <w:p>
+      <w:pPr>
+        <w:spacing w:after="240"/>
+        <w:ind w:firstLine="709"/>
+        <w:jc w:val="both"/>
+      </w:pPr>
+      <w:r>
+        <w:t>O profissional designado como Operador 2 deve possuir conhecimento básico do equipamento e dos procedimentos de segurança deste Manual, sendo responsável por auxiliar o Operador 1 na manutenção da zona de exclusão, no monitoramento de pessoas próximas e no registro de dados da missão.</w:t>
       </w:r>
     </w:p>
     <w:p>
@@ -4815,7 +5832,8 @@
         <w:pStyle w:val="Ttulo1"/>
       </w:pPr>
       <w:r>
-        <w:t xml:space="preserve">7. INSPEÇÃO PRÉ-OPERAÇÃO</w:t>
+        <w:lastRenderedPageBreak/>
+        <w:t>7. INSPEÇÃO PRÉ-OPERAÇÃO</w:t>
       </w:r>
     </w:p>
     <w:p>
@@ -4823,7 +5841,7 @@
         <w:pStyle w:val="Ttulo2"/>
       </w:pPr>
       <w:r>
-        <w:t xml:space="preserve">7.1 Checklist Pré-Missão</w:t>
+        <w:t>7.1 Checklist Pré-Missão</w:t>
       </w:r>
     </w:p>
     <w:p>
@@ -4837,7 +5855,7 @@
         <w:jc w:val="both"/>
       </w:pPr>
       <w:r>
-        <w:t xml:space="preserve">Verificação da Avaliação de Risco da missão e das condições ambientais do local, incluindo piso, iluminação e presença de pessoas não envolvidas;</w:t>
+        <w:t>Verificação da Avaliação de Risco da missão e das condições ambientais do local, incluindo piso, iluminação e presença de pessoas não envolvidas;</w:t>
       </w:r>
     </w:p>
     <w:p>
@@ -4851,7 +5869,7 @@
         <w:jc w:val="both"/>
       </w:pPr>
       <w:r>
-        <w:t xml:space="preserve">Verificação da carga da bateria principal e das baterias reserva;</w:t>
+        <w:t>Verificação da carga da bateria principal e das baterias reserva;</w:t>
       </w:r>
     </w:p>
     <w:p>
@@ -4865,7 +5883,7 @@
         <w:jc w:val="both"/>
       </w:pPr>
       <w:r>
-        <w:t xml:space="preserve">Verificação da vigência do seguro do equipamento e da documentação exigida pelo cliente;</w:t>
+        <w:t>Verificação da vigência do seguro do equipamento e da documentação exigida pelo cliente;</w:t>
       </w:r>
     </w:p>
     <w:p>
@@ -4879,7 +5897,7 @@
         <w:jc w:val="both"/>
       </w:pPr>
       <w:r>
-        <w:t xml:space="preserve">Definição da zona de exclusão e do posicionamento do Operador 1 e do Operador 2 durante a missão.</w:t>
+        <w:t>Definição da zona de exclusão e do posicionamento do Operador 1 e do Operador 2 durante a missão.</w:t>
       </w:r>
     </w:p>
     <w:p>
@@ -4887,7 +5905,7 @@
         <w:pStyle w:val="Ttulo2"/>
       </w:pPr>
       <w:r>
-        <w:t xml:space="preserve">7.2 Inspeção Pré-Operação</w:t>
+        <w:t>7.2 Inspeção Pré-Operação</w:t>
       </w:r>
     </w:p>
     <w:p>
@@ -4895,7 +5913,7 @@
         <w:pStyle w:val="Ttulo3"/>
       </w:pPr>
       <w:r>
-        <w:t xml:space="preserve">7.2.1 Inspeção Física do Robô</w:t>
+        <w:t>7.2.1 Inspeção Física do Robô</w:t>
       </w:r>
     </w:p>
     <w:p>
@@ -4909,7 +5927,7 @@
         <w:jc w:val="both"/>
       </w:pPr>
       <w:r>
-        <w:t xml:space="preserve">Verificação visual da integridade estrutural do chassi, das articulações, das coberturas de proteção e dos pés de apoio;</w:t>
+        <w:t>Verificação visual da integridade estrutural do chassi, das articulações, das coberturas de proteção e dos pés de apoio;</w:t>
       </w:r>
     </w:p>
     <w:p>
@@ -4923,7 +5941,7 @@
         <w:jc w:val="both"/>
       </w:pPr>
       <w:r>
-        <w:t xml:space="preserve">Verificação de folgas anormais, ruídos ou resistência incomum nas articulações ao movimentá-las manualmente com o robô desenergizado;</w:t>
+        <w:t>Verificação de folgas anormais, ruídos ou resistência incomum nas articulações ao movimentá-las manualmente com o robô desenergizado;</w:t>
       </w:r>
     </w:p>
     <w:p>
@@ -4937,7 +5955,7 @@
         <w:jc w:val="both"/>
       </w:pPr>
       <w:r>
-        <w:t xml:space="preserve">Limpeza das lentes das câmeras e do sensor LiDAR;</w:t>
+        <w:t>Limpeza das lentes das câmeras e do sensor LiDAR;</w:t>
       </w:r>
     </w:p>
     <w:p>
@@ -4951,7 +5969,7 @@
         <w:jc w:val="both"/>
       </w:pPr>
       <w:r>
-        <w:t xml:space="preserve">Verificação do encaixe correto da bateria e da ausência de danos físicos, inchaço ou vazamento.</w:t>
+        <w:t>Verificação do encaixe correto da bateria e da ausência de danos físicos, inchaço ou vazamento.</w:t>
       </w:r>
     </w:p>
     <w:p>
@@ -4959,7 +5977,7 @@
         <w:pStyle w:val="Ttulo3"/>
       </w:pPr>
       <w:r>
-        <w:t xml:space="preserve">7.2.2 Verificação Funcional</w:t>
+        <w:t>7.2.2 Verificação Funcional</w:t>
       </w:r>
     </w:p>
     <w:p>
@@ -4973,7 +5991,7 @@
         <w:jc w:val="both"/>
       </w:pPr>
       <w:r>
-        <w:t xml:space="preserve">Inicialização do robô e verificação do autoteste de sistema (IMU, articulações, sensores de força/torque, câmeras e LiDAR);</w:t>
+        <w:t>Inicialização do robô e verificação do autoteste de sistema (IMU, articulações, sensores de força/torque, câmeras e LiDAR);</w:t>
       </w:r>
     </w:p>
     <w:p>
@@ -4987,7 +6005,7 @@
         <w:jc w:val="both"/>
       </w:pPr>
       <w:r>
-        <w:t xml:space="preserve">Teste de amplitude de movimento das articulações em área livre de pessoas e obstáculos;</w:t>
+        <w:t>Teste de amplitude de movimento das articulações em área livre de pessoas e obstáculos;</w:t>
       </w:r>
     </w:p>
     <w:p>
@@ -5001,7 +6019,7 @@
         <w:jc w:val="both"/>
       </w:pPr>
       <w:r>
-        <w:t xml:space="preserve">Teste da função de parada de emergência (E-Stop físico e remoto) antes do início de cada missão;</w:t>
+        <w:t>Teste da função de parada de emergência (E-Stop físico e remoto) antes do início de cada missão;</w:t>
       </w:r>
     </w:p>
     <w:p>
@@ -5015,11 +6033,12 @@
         <w:jc w:val="both"/>
       </w:pPr>
       <w:r>
-        <w:t xml:space="preserve">Verificação da qualidade do enlace de comunicação entre o controle remoto e o robô.</w:t>
-      </w:r>
-    </w:p>
-    <w:p>
-      <w:r>
+        <w:t>Verificação da qualidade do enlace de comunicação entre o controle remoto e o robô.</w:t>
+      </w:r>
+    </w:p>
+    <w:p>
+      <w:r>
+        <w:lastRenderedPageBreak/>
         <w:br w:type="page"/>
       </w:r>
     </w:p>
@@ -5028,7 +6047,8 @@
         <w:pStyle w:val="Ttulo1"/>
       </w:pPr>
       <w:r>
-        <w:t xml:space="preserve">8. CONFIGURAÇÃO DO ROBÔ</w:t>
+        <w:lastRenderedPageBreak/>
+        <w:t>8. CONFIGURAÇÃO DO ROBÔ</w:t>
       </w:r>
     </w:p>
     <w:p>
@@ -5036,7 +6056,7 @@
         <w:pStyle w:val="Ttulo2"/>
       </w:pPr>
       <w:r>
-        <w:t xml:space="preserve">8.1 Inicialização</w:t>
+        <w:t>8.1 Inicialização</w:t>
       </w:r>
     </w:p>
     <w:p>
@@ -5050,7 +6070,7 @@
         <w:jc w:val="both"/>
       </w:pPr>
       <w:r>
-        <w:t xml:space="preserve">A inicialização do robô deve ocorrer em área livre, com raio mínimo de segurança conforme a Avaliação de Risco, e com o robô apoiado em superfície plana e estável;</w:t>
+        <w:t>A inicialização do robô deve ocorrer em área livre, com raio mínimo de segurança conforme a Avaliação de Risco, e com o robô apoiado em superfície plana e estável;</w:t>
       </w:r>
     </w:p>
     <w:p>
@@ -5064,7 +6084,7 @@
         <w:jc w:val="both"/>
       </w:pPr>
       <w:r>
-        <w:t xml:space="preserve">Durante a sequência de inicialização e calibração, é vedada a aproximação de qualquer pessoa não envolvida na operação, em razão dos movimentos automáticos de calibração das articulações.</w:t>
+        <w:t>Durante a sequência de inicialização e calibração, é vedada a aproximação de qualquer pessoa não envolvida na operação, em razão dos movimentos automáticos de calibração das articulações.</w:t>
       </w:r>
     </w:p>
     <w:p>
@@ -5072,7 +6092,7 @@
         <w:pStyle w:val="Ttulo2"/>
       </w:pPr>
       <w:r>
-        <w:t xml:space="preserve">8.2 Configuração de Gravação e Telemetria</w:t>
+        <w:t>8.2 Configuração de Gravação e Telemetria</w:t>
       </w:r>
     </w:p>
     <w:p>
@@ -5086,7 +6106,7 @@
         <w:jc w:val="both"/>
       </w:pPr>
       <w:r>
-        <w:t xml:space="preserve">Antes do início da missão, deve ser confirmada a configuração de gravação de vídeo, imagens e telemetria de acordo com o objetivo da missão;</w:t>
+        <w:t>Antes do início da missão, deve ser confirmada a configuração de gravação de vídeo, imagens e telemetria de acordo com o objetivo da missão;</w:t>
       </w:r>
     </w:p>
     <w:p>
@@ -5100,7 +6120,7 @@
         <w:jc w:val="both"/>
       </w:pPr>
       <w:r>
-        <w:t xml:space="preserve">Os parâmetros de navegação autônoma (quando aplicável) devem ser revisados e ajustados conforme as características do ambiente de operação.</w:t>
+        <w:t>Os parâmetros de navegação autônoma (quando aplicável) devem ser revisados e ajustados conforme as características do ambiente de operação.</w:t>
       </w:r>
     </w:p>
     <w:p>
@@ -5113,7 +6133,8 @@
         <w:pStyle w:val="Ttulo1"/>
       </w:pPr>
       <w:r>
-        <w:t xml:space="preserve">9. PROCEDIMENTO OPERACIONAL</w:t>
+        <w:lastRenderedPageBreak/>
+        <w:t>9. PROCEDIMENTO OPERACIONAL</w:t>
       </w:r>
     </w:p>
     <w:p>
@@ -5121,17 +6142,17 @@
         <w:pStyle w:val="Ttulo2"/>
       </w:pPr>
       <w:r>
-        <w:t xml:space="preserve">9.1 Planejamento (Realizado no Escritório)</w:t>
-      </w:r>
-    </w:p>
-    <w:p>
-      <w:pPr>
-        <w:spacing w:after="240"/>
-        <w:ind w:firstLine="709"/>
-        <w:jc w:val="both"/>
-      </w:pPr>
-      <w:r>
-        <w:t xml:space="preserve">Realizado em conjunto pelo Coordenador de Operações e pelos responsáveis técnicos pela missão, incluindo a definição do modo de operação (assistido ou autônomo supervisionado), da configuração de efetuador terminal e das rotinas a serem executadas.</w:t>
+        <w:t>9.1 Planejamento (Realizado no Escritório)</w:t>
+      </w:r>
+    </w:p>
+    <w:p>
+      <w:pPr>
+        <w:spacing w:after="240"/>
+        <w:ind w:firstLine="709"/>
+        <w:jc w:val="both"/>
+      </w:pPr>
+      <w:r>
+        <w:t>Realizado em conjunto pelo Coordenador de Operações e pelos responsáveis técnicos pela missão, incluindo a definição do modo de operação (assistido ou autônomo supervisionado), da configuração de efetuador terminal e das rotinas a serem executadas.</w:t>
       </w:r>
     </w:p>
     <w:p>
@@ -5139,7 +6160,7 @@
         <w:pStyle w:val="Ttulo2"/>
       </w:pPr>
       <w:r>
-        <w:t xml:space="preserve">9.2 Planejamento da Missão (Conferido e Atualizado no Local da Operação)</w:t>
+        <w:t>9.2 Planejamento da Missão (Conferido e Atualizado no Local da Operação)</w:t>
       </w:r>
     </w:p>
     <w:p>
@@ -5153,7 +6174,7 @@
         <w:jc w:val="both"/>
       </w:pPr>
       <w:r>
-        <w:t xml:space="preserve">Ao chegar ao local, o Operador 1 e o Operador 2 devem conferir in loco as condições de piso, iluminação, presença de pessoas não anuentes e obstáculos não previstos no planejamento;</w:t>
+        <w:t>Ao chegar ao local, o Operador 1 e o Operador 2 devem conferir in loco as condições de piso, iluminação, presença de pessoas não anuentes e obstáculos não previstos no planejamento;</w:t>
       </w:r>
     </w:p>
     <w:p>
@@ -5167,7 +6188,7 @@
         <w:jc w:val="both"/>
       </w:pPr>
       <w:r>
-        <w:t xml:space="preserve">Em nenhuma hipótese o robô pode operar a menos de 30 m horizontais de pessoas não envolvidas e não anuentes, salvo barreira mecânica suficiente ou zona de exclusão fisicamente demarcada e sinalizada;</w:t>
+        <w:t>Em nenhuma hipótese o robô pode operar a menos de 30 m horizontais de pessoas não envolvidas e não anuentes, salvo barreira mecânica suficiente ou zona de exclusão fisicamente demarcada e sinalizada;</w:t>
       </w:r>
     </w:p>
     <w:p>
@@ -5181,7 +6202,7 @@
         <w:jc w:val="both"/>
       </w:pPr>
       <w:r>
-        <w:t xml:space="preserve">A operação somente pode ser iniciada quando houver autonomia de bateria suficiente para realizar a missão e retornar com a reserva mínima estabelecida na Seção 4.2.</w:t>
+        <w:t>A operação somente pode ser iniciada quando houver autonomia de bateria suficiente para realizar a missão e retornar com a reserva mínima estabelecida na Seção 4.2.</w:t>
       </w:r>
     </w:p>
     <w:p>
@@ -5189,7 +6210,7 @@
         <w:pStyle w:val="Ttulo2"/>
       </w:pPr>
       <w:r>
-        <w:t xml:space="preserve">9.3 Ativação e Locomoção</w:t>
+        <w:t>9.3 Ativação e Locomoção</w:t>
       </w:r>
     </w:p>
     <w:p>
@@ -5203,7 +6224,7 @@
         <w:jc w:val="both"/>
       </w:pPr>
       <w:r>
-        <w:t xml:space="preserve">A ativação do robô e a transição para a posição em pé devem ocorrer com a zona de exclusão já demarcada e livre de pessoas não envolvidas;</w:t>
+        <w:t>A ativação do robô e a transição para a posição em pé devem ocorrer com a zona de exclusão já demarcada e livre de pessoas não envolvidas;</w:t>
       </w:r>
     </w:p>
     <w:p>
@@ -5217,7 +6238,7 @@
         <w:jc w:val="both"/>
       </w:pPr>
       <w:r>
-        <w:t xml:space="preserve">O Operador 1 deve manter, a todo momento, consciência situacional do entorno do robô, priorizando o afastamento de pessoas e obstáculos antes do início da locomoção;</w:t>
+        <w:t>O Operador 1 deve manter, a todo momento, consciência situacional do entorno do robô, priorizando o afastamento de pessoas e obstáculos antes do início da locomoção;</w:t>
       </w:r>
     </w:p>
     <w:p>
@@ -5231,7 +6252,7 @@
         <w:jc w:val="both"/>
       </w:pPr>
       <w:r>
-        <w:t xml:space="preserve">Em modo autônomo supervisionado, o Operador 1 deve manter-se em condições de assumir o controle manual ou acionar a parada de emergência a qualquer instante.</w:t>
+        <w:t>Em modo autônomo supervisionado, o Operador 1 deve manter-se em condições de assumir o controle manual ou acionar a parada de emergência a qualquer instante.</w:t>
       </w:r>
     </w:p>
     <w:p>
@@ -5239,7 +6260,7 @@
         <w:pStyle w:val="Ttulo2"/>
       </w:pPr>
       <w:r>
-        <w:t xml:space="preserve">9.4 Captura de Dados e Manipulação</w:t>
+        <w:t>9.4 Captura de Dados e Manipulação</w:t>
       </w:r>
     </w:p>
     <w:p>
@@ -5253,7 +6274,7 @@
         <w:jc w:val="both"/>
       </w:pPr>
       <w:r>
-        <w:t xml:space="preserve">As tarefas de manipulação de objetos, válvulas ou botoeiras devem respeitar os limites de carga estabelecidos na Seção 4.2;</w:t>
+        <w:t>As tarefas de manipulação de objetos, válvulas ou botoeiras devem respeitar os limites de carga estabelecidos na Seção 4.2;</w:t>
       </w:r>
     </w:p>
     <w:p>
@@ -5267,7 +6288,8 @@
         <w:jc w:val="both"/>
       </w:pPr>
       <w:r>
-        <w:t xml:space="preserve">Movimentos de manipulação próximos a pessoas autorizadas (colaborativas) devem observar velocidade reduzida, conforme os princípios de segurança colaborativa (ISO/TS 15066), quando aplicável à configuração do robô.</w:t>
+        <w:lastRenderedPageBreak/>
+        <w:t>Movimentos de manipulação próximos a pessoas autorizadas (colaborativas) devem observar velocidade reduzida, conforme os princípios de segurança colaborativa (ISO/TS 15066), quando aplicável à configuração do robô.</w:t>
       </w:r>
     </w:p>
     <w:p>
@@ -5275,7 +6297,7 @@
         <w:pStyle w:val="Ttulo2"/>
       </w:pPr>
       <w:r>
-        <w:t xml:space="preserve">9.5 Avaliação em Diversos Cenários</w:t>
+        <w:t>9.5 Avaliação em Diversos Cenários</w:t>
       </w:r>
     </w:p>
     <w:p>
@@ -5283,17 +6305,17 @@
         <w:pStyle w:val="Ttulo3"/>
       </w:pPr>
       <w:r>
-        <w:t xml:space="preserve">9.5.1 Operação em Ambientes Industriais Estruturados</w:t>
-      </w:r>
-    </w:p>
-    <w:p>
-      <w:pPr>
-        <w:spacing w:after="240"/>
-        <w:ind w:firstLine="709"/>
-        <w:jc w:val="both"/>
-      </w:pPr>
-      <w:r>
-        <w:t xml:space="preserve">Galpões, linhas de produção e áreas de armazenagem com piso nivelado constituem o cenário ideal de operação do Unitree G1, devendo ainda assim ser respeitada a zona de exclusão em relação a colaboradores em atividade.</w:t>
+        <w:t>9.5.1 Operação em Ambientes Industriais Estruturados</w:t>
+      </w:r>
+    </w:p>
+    <w:p>
+      <w:pPr>
+        <w:spacing w:after="240"/>
+        <w:ind w:firstLine="709"/>
+        <w:jc w:val="both"/>
+      </w:pPr>
+      <w:r>
+        <w:t>Galpões, linhas de produção e áreas de armazenagem com piso nivelado constituem o cenário ideal de operação do Unitree G1, devendo ainda assim ser respeitada a zona de exclusão em relação a colaboradores em atividade.</w:t>
       </w:r>
     </w:p>
     <w:p>
@@ -5301,17 +6323,17 @@
         <w:pStyle w:val="Ttulo3"/>
       </w:pPr>
       <w:r>
-        <w:t xml:space="preserve">9.5.2 Operação em Laboratórios e Ambientes de Pesquisa</w:t>
-      </w:r>
-    </w:p>
-    <w:p>
-      <w:pPr>
-        <w:spacing w:after="240"/>
-        <w:ind w:firstLine="709"/>
-        <w:jc w:val="both"/>
-      </w:pPr>
-      <w:r>
-        <w:t xml:space="preserve">Aplicável a demonstrações técnicas e coleta de dados para desenvolvimento, respeitando as restrições da Seção 1.1.2 quanto a operações de pesquisa e desenvolvimento não homologadas.</w:t>
+        <w:t>9.5.2 Operação em Laboratórios e Ambientes de Pesquisa</w:t>
+      </w:r>
+    </w:p>
+    <w:p>
+      <w:pPr>
+        <w:spacing w:after="240"/>
+        <w:ind w:firstLine="709"/>
+        <w:jc w:val="both"/>
+      </w:pPr>
+      <w:r>
+        <w:t>Aplicável a demonstrações técnicas e coleta de dados para desenvolvimento, respeitando as restrições da Seção 1.1.2 quanto a operações de pesquisa e desenvolvimento não homologadas.</w:t>
       </w:r>
     </w:p>
     <w:p>
@@ -5319,17 +6341,17 @@
         <w:pStyle w:val="Ttulo3"/>
       </w:pPr>
       <w:r>
-        <w:t xml:space="preserve">9.5.3 Operação em Eventos e Demonstrações Institucionais</w:t>
-      </w:r>
-    </w:p>
-    <w:p>
-      <w:pPr>
-        <w:spacing w:after="240"/>
-        <w:ind w:firstLine="709"/>
-        <w:jc w:val="both"/>
-      </w:pPr>
-      <w:r>
-        <w:t xml:space="preserve">Exige atenção redobrada à presença de público não familiarizado com o equipamento, recomendando-se zona de exclusão física (barreiras) mais conservadora do que a mínima regulamentar.</w:t>
+        <w:t>9.5.3 Operação em Eventos e Demonstrações Institucionais</w:t>
+      </w:r>
+    </w:p>
+    <w:p>
+      <w:pPr>
+        <w:spacing w:after="240"/>
+        <w:ind w:firstLine="709"/>
+        <w:jc w:val="both"/>
+      </w:pPr>
+      <w:r>
+        <w:t>Exige atenção redobrada à presença de público não familiarizado com o equipamento, recomendando-se zona de exclusão física (barreiras) mais conservadora do que a mínima regulamentar.</w:t>
       </w:r>
     </w:p>
     <w:p>
@@ -5337,17 +6359,17 @@
         <w:pStyle w:val="Ttulo3"/>
       </w:pPr>
       <w:r>
-        <w:t xml:space="preserve">9.5.4 Operação em Escadas e Desníveis</w:t>
-      </w:r>
-    </w:p>
-    <w:p>
-      <w:pPr>
-        <w:spacing w:after="240"/>
-        <w:ind w:firstLine="709"/>
-        <w:jc w:val="both"/>
-      </w:pPr>
-      <w:r>
-        <w:t xml:space="preserve">Restrita a controladores de locomoção homologados para essa finalidade, mediante autorização específica do Coordenador de Operações e treinamento adicional do Operador 1.</w:t>
+        <w:t>9.5.4 Operação em Escadas e Desníveis</w:t>
+      </w:r>
+    </w:p>
+    <w:p>
+      <w:pPr>
+        <w:spacing w:after="240"/>
+        <w:ind w:firstLine="709"/>
+        <w:jc w:val="both"/>
+      </w:pPr>
+      <w:r>
+        <w:t>Restrita a controladores de locomoção homologados para essa finalidade, mediante autorização específica do Coordenador de Operações e treinamento adicional do Operador 1.</w:t>
       </w:r>
     </w:p>
     <w:p>
@@ -5355,7 +6377,7 @@
         <w:pStyle w:val="Ttulo2"/>
       </w:pPr>
       <w:r>
-        <w:t xml:space="preserve">9.6 Após o Término da Missão</w:t>
+        <w:t>9.6 Após o Término da Missão</w:t>
       </w:r>
     </w:p>
     <w:p>
@@ -5369,7 +6391,7 @@
         <w:jc w:val="both"/>
       </w:pPr>
       <w:r>
-        <w:t xml:space="preserve">Avaliar se os objetivos da missão foram atingidos e se todos os registros correspondentes foram realizados;</w:t>
+        <w:t>Avaliar se os objetivos da missão foram atingidos e se todos os registros correspondentes foram realizados;</w:t>
       </w:r>
     </w:p>
     <w:p>
@@ -5383,7 +6405,7 @@
         <w:jc w:val="both"/>
       </w:pPr>
       <w:r>
-        <w:t xml:space="preserve">Retornar o robô à posição sentada ou deitada de forma controlada, seguida de desenergização;</w:t>
+        <w:t>Retornar o robô à posição sentada ou deitada de forma controlada, seguida de desenergização;</w:t>
       </w:r>
     </w:p>
     <w:p>
@@ -5397,7 +6419,7 @@
         <w:jc w:val="both"/>
       </w:pPr>
       <w:r>
-        <w:t xml:space="preserve">Os dados armazenados na memória do robô não devem ser apagados pelos operadores antes do download para o local de arquivo definitivo, a ser realizado no mesmo dia.</w:t>
+        <w:t>Os dados armazenados na memória do robô não devem ser apagados pelos operadores antes do download para o local de arquivo definitivo, a ser realizado no mesmo dia.</w:t>
       </w:r>
     </w:p>
     <w:p>
@@ -5410,7 +6432,8 @@
         <w:pStyle w:val="Ttulo1"/>
       </w:pPr>
       <w:r>
-        <w:t xml:space="preserve">10. EMERGÊNCIAS E PLANO DE CONTENÇÃO</w:t>
+        <w:lastRenderedPageBreak/>
+        <w:t>10. EMERGÊNCIAS E PLANO DE CONTENÇÃO</w:t>
       </w:r>
     </w:p>
     <w:p>
@@ -5418,17 +6441,17 @@
         <w:pStyle w:val="Ttulo2"/>
       </w:pPr>
       <w:r>
-        <w:t xml:space="preserve">10.1 Objetivo</w:t>
-      </w:r>
-    </w:p>
-    <w:p>
-      <w:pPr>
-        <w:spacing w:after="240"/>
-        <w:ind w:firstLine="709"/>
-        <w:jc w:val="both"/>
-      </w:pPr>
-      <w:r>
-        <w:t xml:space="preserve">Estabelecer procedimentos padronizados para prevenção, mitigação, resposta e recuperação de incidentes, anormalidades e emergências ocorridas durante operações com o robô Unitree G1.</w:t>
+        <w:t>10.1 Objetivo</w:t>
+      </w:r>
+    </w:p>
+    <w:p>
+      <w:pPr>
+        <w:spacing w:after="240"/>
+        <w:ind w:firstLine="709"/>
+        <w:jc w:val="both"/>
+      </w:pPr>
+      <w:r>
+        <w:t>Estabelecer procedimentos padronizados para prevenção, mitigação, resposta e recuperação de incidentes, anormalidades e emergências ocorridas durante operações com o robô Unitree G1.</w:t>
       </w:r>
     </w:p>
     <w:p>
@@ -5436,17 +6459,17 @@
         <w:pStyle w:val="Ttulo2"/>
       </w:pPr>
       <w:r>
-        <w:t xml:space="preserve">10.2 Escopo</w:t>
-      </w:r>
-    </w:p>
-    <w:p>
-      <w:pPr>
-        <w:spacing w:after="240"/>
-        <w:ind w:firstLine="709"/>
-        <w:jc w:val="both"/>
-      </w:pPr>
-      <w:r>
-        <w:t xml:space="preserve">Aplica-se a todas as operações realizadas com o robô Unitree G1 pela XD4Solutions, complementando o Capítulo 11 do MGO (IT-OPE-003) quanto aos procedimentos específicos desta plataforma.</w:t>
+        <w:t>10.2 Escopo</w:t>
+      </w:r>
+    </w:p>
+    <w:p>
+      <w:pPr>
+        <w:spacing w:after="240"/>
+        <w:ind w:firstLine="709"/>
+        <w:jc w:val="both"/>
+      </w:pPr>
+      <w:r>
+        <w:t>Aplica-se a todas as operações realizadas com o robô Unitree G1 pela XD4Solutions, complementando o Capítulo 11 do MGO (IT-OPE-003) quanto aos procedimentos específicos desta plataforma.</w:t>
       </w:r>
     </w:p>
     <w:p>
@@ -5454,7 +6477,7 @@
         <w:pStyle w:val="Ttulo2"/>
       </w:pPr>
       <w:r>
-        <w:t xml:space="preserve">10.3 Classificação de Ocorrências</w:t>
+        <w:t>10.3 Classificação de Ocorrências</w:t>
       </w:r>
     </w:p>
     <w:p>
@@ -5472,10 +6495,10 @@
           <w:b/>
           <w:bCs/>
         </w:rPr>
-        <w:t xml:space="preserve">Nível 1 (Rotina)</w:t>
-      </w:r>
-      <w:r>
-        <w:t xml:space="preserve">: pequenas oscilações de equilíbrio corrigidas automaticamente pelo controlador; variações momentâneas de sinal sem perda de controle;</w:t>
+        <w:t>Nível 1 (Rotina)</w:t>
+      </w:r>
+      <w:r>
+        <w:t>: pequenas oscilações de equilíbrio corrigidas automaticamente pelo controlador; variações momentâneas de sinal sem perda de controle;</w:t>
       </w:r>
     </w:p>
     <w:p>
@@ -5493,10 +6516,10 @@
           <w:b/>
           <w:bCs/>
         </w:rPr>
-        <w:t xml:space="preserve">Nível 2 (Atenção)</w:t>
-      </w:r>
-      <w:r>
-        <w:t xml:space="preserve">: alerta de temperatura elevada em articulação; degradação da qualidade de imagem por poeira ou iluminação insuficiente; recuperação automática de tropeço (stumble recovery) acionada;</w:t>
+        <w:t>Nível 2 (Atenção)</w:t>
+      </w:r>
+      <w:r>
+        <w:t>: alerta de temperatura elevada em articulação; degradação da qualidade de imagem por poeira ou iluminação insuficiente; recuperação automática de tropeço (stumble recovery) acionada;</w:t>
       </w:r>
     </w:p>
     <w:p>
@@ -5514,10 +6537,10 @@
           <w:b/>
           <w:bCs/>
         </w:rPr>
-        <w:t xml:space="preserve">Nível 3 (Emergência)</w:t>
-      </w:r>
-      <w:r>
-        <w:t xml:space="preserve">: queda do robô sem controle; perda de comunicação além do limiar definido; contato indesejado com pessoa; princípio de incêndio na bateria.</w:t>
+        <w:t>Nível 3 (Emergência)</w:t>
+      </w:r>
+      <w:r>
+        <w:t>: queda do robô sem controle; perda de comunicação além do limiar definido; contato indesejado com pessoa; princípio de incêndio na bateria.</w:t>
       </w:r>
     </w:p>
     <w:p>
@@ -5525,17 +6548,17 @@
         <w:pStyle w:val="Ttulo2"/>
       </w:pPr>
       <w:r>
-        <w:t xml:space="preserve">10.4 Outras Ocorrências</w:t>
-      </w:r>
-    </w:p>
-    <w:p>
-      <w:pPr>
-        <w:spacing w:after="240"/>
-        <w:ind w:firstLine="709"/>
-        <w:jc w:val="both"/>
-      </w:pPr>
-      <w:r>
-        <w:t xml:space="preserve">Ocorrências não enquadradas nos níveis acima, mas que se afastem da normalidade operacional, devem ser reportadas ao Coordenador de Operações e registradas no Diário de Operação e Manutenção, servindo de base para aprendizado organizacional.</w:t>
+        <w:t>10.4 Outras Ocorrências</w:t>
+      </w:r>
+    </w:p>
+    <w:p>
+      <w:pPr>
+        <w:spacing w:after="240"/>
+        <w:ind w:firstLine="709"/>
+        <w:jc w:val="both"/>
+      </w:pPr>
+      <w:r>
+        <w:t>Ocorrências não enquadradas nos níveis acima, mas que se afastem da normalidade operacional, devem ser reportadas ao Coordenador de Operações e registradas no Diário de Operação e Manutenção, servindo de base para aprendizado organizacional.</w:t>
       </w:r>
     </w:p>
     <w:p>
@@ -5543,7 +6566,7 @@
         <w:pStyle w:val="Ttulo2"/>
       </w:pPr>
       <w:r>
-        <w:t xml:space="preserve">10.5 Procedimentos de Emergência</w:t>
+        <w:t>10.5 Procedimentos de Emergência</w:t>
       </w:r>
     </w:p>
     <w:p>
@@ -5551,25 +6574,17 @@
         <w:pStyle w:val="Ttulo3"/>
       </w:pPr>
       <w:r>
-        <w:t xml:space="preserve">10.5.1 Filosofia de Resposta a Emergências</w:t>
-      </w:r>
-    </w:p>
-    <w:p>
-      <w:pPr>
-        <w:spacing w:after="240"/>
-        <w:ind w:firstLine="709"/>
-        <w:jc w:val="both"/>
-      </w:pPr>
-      <w:r>
-        <w:t xml:space="preserve">A segurança das pessoas prevalece sobre a integridade do equipamento em toda e qualquer situação de emergência. O Operador 1 deve priorizar o afastamento de pessoas da área de risco antes de qualquer tentativa de recuperação do robô.</w:t>
-      </w:r>
-    </w:p>
-    <w:p>
-      <w:pPr>
-        <w:pStyle w:val="Ttulo3"/>
-      </w:pPr>
-      <w:r>
-        <w:t xml:space="preserve">10.5.2 Memory Items – Ações Imediatas</w:t>
+        <w:t>10.5.1 Filosofia de Resposta a Emergências</w:t>
+      </w:r>
+    </w:p>
+    <w:p>
+      <w:pPr>
+        <w:spacing w:after="240"/>
+        <w:ind w:firstLine="709"/>
+        <w:jc w:val="both"/>
+      </w:pPr>
+      <w:r>
+        <w:t>A segurança das pessoas prevalece sobre a integridade do equipamento em toda e qualquer situação de emergência. O Operador 1 deve priorizar o afastamento de pessoas da área de risco antes de qualquer tentativa de recuperação do robô.</w:t>
       </w:r>
     </w:p>
     <w:p>
@@ -5583,7 +6598,7 @@
         <w:jc w:val="both"/>
       </w:pPr>
       <w:r>
-        <w:t xml:space="preserve">Acionar a parada de emergência (E-Stop) ao primeiro sinal de comportamento não controlado do robô;</w:t>
+        <w:t xml:space="preserve"> </w:t>
       </w:r>
     </w:p>
     <w:p>
@@ -5597,7 +6612,7 @@
         <w:jc w:val="both"/>
       </w:pPr>
       <w:r>
-        <w:t xml:space="preserve">Alertar verbalmente todas as pessoas próximas para afastamento imediato;</w:t>
+        <w:t>Alertar verbalmente todas as pessoas próximas para afastamento imediato;</w:t>
       </w:r>
     </w:p>
     <w:p>
@@ -5611,7 +6626,8 @@
         <w:jc w:val="both"/>
       </w:pPr>
       <w:r>
-        <w:t xml:space="preserve">Não se aproximar do robô em queda ou em movimento não controlado até a completa desenergização.</w:t>
+        <w:lastRenderedPageBreak/>
+        <w:t>Não se aproximar do robô em queda ou em movimento não controlado até a completa desenergização.</w:t>
       </w:r>
     </w:p>
     <w:p>
@@ -5619,17 +6635,17 @@
         <w:pStyle w:val="Ttulo3"/>
       </w:pPr>
       <w:r>
-        <w:t xml:space="preserve">10.5.3 Critérios de Abortamento de Missão (Abort Criteria)</w:t>
-      </w:r>
-    </w:p>
-    <w:p>
-      <w:pPr>
-        <w:spacing w:after="240"/>
-        <w:ind w:firstLine="709"/>
-        <w:jc w:val="both"/>
-      </w:pPr>
-      <w:r>
-        <w:t xml:space="preserve">A missão deve ser abortada de imediato sempre que: houver perda de equilíbrio não recuperada automaticamente; a bateria atingir o limiar crítico (Seção 10.8); houver perda de comunicação além do limiar definido; ou houver qualquer indício de dano estrutural, térmico ou elétrico ao equipamento.</w:t>
+        <w:t>10.5.3 Critérios de Abortamento de Missão (Abort Criteria)</w:t>
+      </w:r>
+    </w:p>
+    <w:p>
+      <w:pPr>
+        <w:spacing w:after="240"/>
+        <w:ind w:firstLine="709"/>
+        <w:jc w:val="both"/>
+      </w:pPr>
+      <w:r>
+        <w:t>A missão deve ser abortada de imediato sempre que: houver perda de equilíbrio não recuperada automaticamente; a bateria atingir o limiar crítico (Seção 10.8); houver perda de comunicação além do limiar definido; ou houver qualquer indício de dano estrutural, térmico ou elétrico ao equipamento.</w:t>
       </w:r>
     </w:p>
     <w:p>
@@ -5637,7 +6653,7 @@
         <w:pStyle w:val="Ttulo2"/>
       </w:pPr>
       <w:r>
-        <w:t xml:space="preserve">10.6 Perda de Comunicação</w:t>
+        <w:t>10.6 Perda de Comunicação</w:t>
       </w:r>
     </w:p>
     <w:p>
@@ -5645,17 +6661,17 @@
         <w:pStyle w:val="Ttulo3"/>
       </w:pPr>
       <w:r>
-        <w:t xml:space="preserve">10.6.1 Resposta Imediata</w:t>
-      </w:r>
-    </w:p>
-    <w:p>
-      <w:pPr>
-        <w:spacing w:after="240"/>
-        <w:ind w:firstLine="709"/>
-        <w:jc w:val="both"/>
-      </w:pPr>
-      <w:r>
-        <w:t xml:space="preserve">Permitir que a função automática de comportamento seguro por perda de sinal atue (parada controlada em pé ou posição sentada, conforme configuração homologada), monitorando visualmente o robô até o reestabelecimento do enlace ou a intervenção segura da equipe.</w:t>
+        <w:t>10.6.1 Resposta Imediata</w:t>
+      </w:r>
+    </w:p>
+    <w:p>
+      <w:pPr>
+        <w:spacing w:after="240"/>
+        <w:ind w:firstLine="709"/>
+        <w:jc w:val="both"/>
+      </w:pPr>
+      <w:r>
+        <w:t>Permitir que a função automática de comportamento seguro por perda de sinal atue (parada controlada em pé ou posição sentada, conforme configuração homologada), monitorando visualmente o robô até o reestabelecimento do enlace ou a intervenção segura da equipe.</w:t>
       </w:r>
     </w:p>
     <w:p>
@@ -5663,17 +6679,17 @@
         <w:pStyle w:val="Ttulo3"/>
       </w:pPr>
       <w:r>
-        <w:t xml:space="preserve">10.6.2 Medidas Preventivas</w:t>
-      </w:r>
-    </w:p>
-    <w:p>
-      <w:pPr>
-        <w:spacing w:after="240"/>
-        <w:ind w:firstLine="709"/>
-        <w:jc w:val="both"/>
-      </w:pPr>
-      <w:r>
-        <w:t xml:space="preserve">Posicionar a estação de controle em local com boa cobertura de sinal e, quando necessário, utilizar módulo de extensão de alcance homologado pela XD4Solutions.</w:t>
+        <w:t>10.6.2 Medidas Preventivas</w:t>
+      </w:r>
+    </w:p>
+    <w:p>
+      <w:pPr>
+        <w:spacing w:after="240"/>
+        <w:ind w:firstLine="709"/>
+        <w:jc w:val="both"/>
+      </w:pPr>
+      <w:r>
+        <w:t>Posicionar a estação de controle em local com boa cobertura de sinal e, quando necessário, utilizar módulo de extensão de alcance homologado pela XD4Solutions.</w:t>
       </w:r>
     </w:p>
     <w:p>
@@ -5681,7 +6697,7 @@
         <w:pStyle w:val="Ttulo2"/>
       </w:pPr>
       <w:r>
-        <w:t xml:space="preserve">10.7 Perda de Equilíbrio e Queda</w:t>
+        <w:t>10.7 Perda de Equilíbrio e Queda</w:t>
       </w:r>
     </w:p>
     <w:p>
@@ -5689,17 +6705,17 @@
         <w:pStyle w:val="Ttulo3"/>
       </w:pPr>
       <w:r>
-        <w:t xml:space="preserve">10.7.1 Resposta Imediata</w:t>
-      </w:r>
-    </w:p>
-    <w:p>
-      <w:pPr>
-        <w:spacing w:after="240"/>
-        <w:ind w:firstLine="709"/>
-        <w:jc w:val="both"/>
-      </w:pPr>
-      <w:r>
-        <w:t xml:space="preserve">Ao primeiro sinal de perda de equilíbrio, o Operador 1 deve acionar a função de recuperação automática, quando disponível, ou a parada de emergência, mantendo todas as pessoas afastadas até a estabilização ou a completa desenergização do robô.</w:t>
+        <w:t>10.7.1 Resposta Imediata</w:t>
+      </w:r>
+    </w:p>
+    <w:p>
+      <w:pPr>
+        <w:spacing w:after="240"/>
+        <w:ind w:firstLine="709"/>
+        <w:jc w:val="both"/>
+      </w:pPr>
+      <w:r>
+        <w:t>Ao primeiro sinal de perda de equilíbrio, o Operador 1 deve acionar a função de recuperação automática, quando disponível, ou a parada de emergência, mantendo todas as pessoas afastadas até a estabilização ou a completa desenergização do robô.</w:t>
       </w:r>
     </w:p>
     <w:p>
@@ -5707,17 +6723,17 @@
         <w:pStyle w:val="Ttulo3"/>
       </w:pPr>
       <w:r>
-        <w:t xml:space="preserve">10.7.2 Avaliação Pós-Queda</w:t>
-      </w:r>
-    </w:p>
-    <w:p>
-      <w:pPr>
-        <w:spacing w:after="240"/>
-        <w:ind w:firstLine="709"/>
-        <w:jc w:val="both"/>
-      </w:pPr>
-      <w:r>
-        <w:t xml:space="preserve">Após qualquer queda, ainda que recuperada automaticamente, o robô deve ser submetido a inspeção técnica detalhada antes de nova missão, verificando-se integridade estrutural, das articulações e dos sensores, conforme o Capítulo 12, sendo vedada a continuidade operacional sem essa verificação.</w:t>
+        <w:t>10.7.2 Avaliação Pós-Queda</w:t>
+      </w:r>
+    </w:p>
+    <w:p>
+      <w:pPr>
+        <w:spacing w:after="240"/>
+        <w:ind w:firstLine="709"/>
+        <w:jc w:val="both"/>
+      </w:pPr>
+      <w:r>
+        <w:t>Após qualquer queda, ainda que recuperada automaticamente, o robô deve ser submetido a inspeção técnica detalhada antes de nova missão, verificando-se integridade estrutural, das articulações e dos sensores, conforme o Capítulo 12, sendo vedada a continuidade operacional sem essa verificação.</w:t>
       </w:r>
     </w:p>
     <w:p>
@@ -5725,7 +6741,7 @@
         <w:pStyle w:val="Ttulo2"/>
       </w:pPr>
       <w:r>
-        <w:t xml:space="preserve">10.8 Baixa Bateria</w:t>
+        <w:t>10.8 Baixa Bateria</w:t>
       </w:r>
     </w:p>
     <w:p>
@@ -5733,7 +6749,7 @@
         <w:pStyle w:val="Ttulo3"/>
       </w:pPr>
       <w:r>
-        <w:t xml:space="preserve">10.8.1 Limiares de Gestão de Bateria</w:t>
+        <w:t>10.8.1 Limiares de Gestão de Bateria</w:t>
       </w:r>
     </w:p>
     <w:tbl>
@@ -5748,8 +6764,12 @@
         <w:gridCol w:w="4960"/>
       </w:tblGrid>
       <w:tr>
+        <w:trPr>
+          <w:cnfStyle w:val="100000000000" w:firstRow="1" w:lastRow="0" w:firstColumn="0" w:lastColumn="0" w:oddVBand="0" w:evenVBand="0" w:oddHBand="0" w:evenHBand="0" w:firstRowFirstColumn="0" w:firstRowLastColumn="0" w:lastRowFirstColumn="0" w:lastRowLastColumn="0"/>
+        </w:trPr>
         <w:tc>
           <w:tcPr>
+            <w:cnfStyle w:val="001000000000" w:firstRow="0" w:lastRow="0" w:firstColumn="1" w:lastColumn="0" w:oddVBand="0" w:evenVBand="0" w:oddHBand="0" w:evenHBand="0" w:firstRowFirstColumn="0" w:firstRowLastColumn="0" w:lastRowFirstColumn="0" w:lastRowLastColumn="0"/>
             <w:tcW w:w="4960" w:type="dxa"/>
             <w:shd w:val="clear" w:color="auto" w:fill="153D63" w:themeFill="text2" w:themeFillTint="E6"/>
           </w:tcPr>
@@ -5764,7 +6784,7 @@
                 <w:sz w:val="20"/>
                 <w:szCs w:val="20"/>
               </w:rPr>
-              <w:t xml:space="preserve">Nível de Bateria</w:t>
+              <w:t>Nível de Bateria</w:t>
             </w:r>
           </w:p>
         </w:tc>
@@ -5777,6 +6797,7 @@
             <w:pPr>
               <w:spacing w:line="240" w:lineRule="auto"/>
               <w:jc w:val="center"/>
+              <w:cnfStyle w:val="100000000000" w:firstRow="1" w:lastRow="0" w:firstColumn="0" w:lastColumn="0" w:oddVBand="0" w:evenVBand="0" w:oddHBand="0" w:evenHBand="0" w:firstRowFirstColumn="0" w:firstRowLastColumn="0" w:lastRowFirstColumn="0" w:lastRowLastColumn="0"/>
             </w:pPr>
             <w:r>
               <w:rPr>
@@ -5784,14 +6805,18 @@
                 <w:sz w:val="20"/>
                 <w:szCs w:val="20"/>
               </w:rPr>
-              <w:t xml:space="preserve">Ação Requerida</w:t>
+              <w:t>Ação Requerida</w:t>
             </w:r>
           </w:p>
         </w:tc>
       </w:tr>
       <w:tr>
+        <w:trPr>
+          <w:cnfStyle w:val="000000100000" w:firstRow="0" w:lastRow="0" w:firstColumn="0" w:lastColumn="0" w:oddVBand="0" w:evenVBand="0" w:oddHBand="1" w:evenHBand="0" w:firstRowFirstColumn="0" w:firstRowLastColumn="0" w:lastRowFirstColumn="0" w:lastRowLastColumn="0"/>
+        </w:trPr>
         <w:tc>
           <w:tcPr>
+            <w:cnfStyle w:val="001000000000" w:firstRow="0" w:lastRow="0" w:firstColumn="1" w:lastColumn="0" w:oddVBand="0" w:evenVBand="0" w:oddHBand="0" w:evenHBand="0" w:firstRowFirstColumn="0" w:firstRowLastColumn="0" w:lastRowFirstColumn="0" w:lastRowLastColumn="0"/>
             <w:tcW w:w="4960" w:type="dxa"/>
           </w:tcPr>
           <w:p>
@@ -5804,7 +6829,7 @@
                 <w:sz w:val="20"/>
                 <w:szCs w:val="20"/>
               </w:rPr>
-              <w:t xml:space="preserve">40%</w:t>
+              <w:t>40%</w:t>
             </w:r>
           </w:p>
         </w:tc>
@@ -5816,13 +6841,14 @@
             <w:pPr>
               <w:spacing w:line="240" w:lineRule="auto"/>
               <w:jc w:val="center"/>
+              <w:cnfStyle w:val="000000100000" w:firstRow="0" w:lastRow="0" w:firstColumn="0" w:lastColumn="0" w:oddVBand="0" w:evenVBand="0" w:oddHBand="1" w:evenHBand="0" w:firstRowFirstColumn="0" w:firstRowLastColumn="0" w:lastRowFirstColumn="0" w:lastRowLastColumn="0"/>
             </w:pPr>
             <w:r>
               <w:rPr>
                 <w:sz w:val="20"/>
                 <w:szCs w:val="20"/>
               </w:rPr>
-              <w:t xml:space="preserve">Alerta de atenção; planejar o encerramento da tarefa em andamento</w:t>
+              <w:t>Alerta de atenção; planejar o encerramento da tarefa em andamento</w:t>
             </w:r>
           </w:p>
         </w:tc>
@@ -5830,6 +6856,7 @@
       <w:tr>
         <w:tc>
           <w:tcPr>
+            <w:cnfStyle w:val="001000000000" w:firstRow="0" w:lastRow="0" w:firstColumn="1" w:lastColumn="0" w:oddVBand="0" w:evenVBand="0" w:oddHBand="0" w:evenHBand="0" w:firstRowFirstColumn="0" w:firstRowLastColumn="0" w:lastRowFirstColumn="0" w:lastRowLastColumn="0"/>
             <w:tcW w:w="4960" w:type="dxa"/>
           </w:tcPr>
           <w:p>
@@ -5842,7 +6869,7 @@
                 <w:sz w:val="20"/>
                 <w:szCs w:val="20"/>
               </w:rPr>
-              <w:t xml:space="preserve">20%</w:t>
+              <w:t>20%</w:t>
             </w:r>
           </w:p>
         </w:tc>
@@ -5854,20 +6881,25 @@
             <w:pPr>
               <w:spacing w:line="240" w:lineRule="auto"/>
               <w:jc w:val="center"/>
+              <w:cnfStyle w:val="000000000000" w:firstRow="0" w:lastRow="0" w:firstColumn="0" w:lastColumn="0" w:oddVBand="0" w:evenVBand="0" w:oddHBand="0" w:evenHBand="0" w:firstRowFirstColumn="0" w:firstRowLastColumn="0" w:lastRowFirstColumn="0" w:lastRowLastColumn="0"/>
             </w:pPr>
             <w:r>
               <w:rPr>
                 <w:sz w:val="20"/>
                 <w:szCs w:val="20"/>
               </w:rPr>
-              <w:t xml:space="preserve">Iniciar retorno à base ou local de pouso seguro</w:t>
+              <w:t>Iniciar retorno à base ou local de pouso seguro</w:t>
             </w:r>
           </w:p>
         </w:tc>
       </w:tr>
       <w:tr>
+        <w:trPr>
+          <w:cnfStyle w:val="000000100000" w:firstRow="0" w:lastRow="0" w:firstColumn="0" w:lastColumn="0" w:oddVBand="0" w:evenVBand="0" w:oddHBand="1" w:evenHBand="0" w:firstRowFirstColumn="0" w:firstRowLastColumn="0" w:lastRowFirstColumn="0" w:lastRowLastColumn="0"/>
+        </w:trPr>
         <w:tc>
           <w:tcPr>
+            <w:cnfStyle w:val="001000000000" w:firstRow="0" w:lastRow="0" w:firstColumn="1" w:lastColumn="0" w:oddVBand="0" w:evenVBand="0" w:oddHBand="0" w:evenHBand="0" w:firstRowFirstColumn="0" w:firstRowLastColumn="0" w:lastRowFirstColumn="0" w:lastRowLastColumn="0"/>
             <w:tcW w:w="4960" w:type="dxa"/>
           </w:tcPr>
           <w:p>
@@ -5880,7 +6912,7 @@
                 <w:sz w:val="20"/>
                 <w:szCs w:val="20"/>
               </w:rPr>
-              <w:t xml:space="preserve">10% (crítico)</w:t>
+              <w:t>10% (crítico)</w:t>
             </w:r>
           </w:p>
         </w:tc>
@@ -5892,13 +6924,14 @@
             <w:pPr>
               <w:spacing w:line="240" w:lineRule="auto"/>
               <w:jc w:val="center"/>
+              <w:cnfStyle w:val="000000100000" w:firstRow="0" w:lastRow="0" w:firstColumn="0" w:lastColumn="0" w:oddVBand="0" w:evenVBand="0" w:oddHBand="1" w:evenHBand="0" w:firstRowFirstColumn="0" w:firstRowLastColumn="0" w:lastRowFirstColumn="0" w:lastRowLastColumn="0"/>
             </w:pPr>
             <w:r>
               <w:rPr>
                 <w:sz w:val="20"/>
                 <w:szCs w:val="20"/>
               </w:rPr>
-              <w:t xml:space="preserve">Acionamento obrigatório da parada controlada; vedada qualquer continuidade da missão</w:t>
+              <w:t>Acionamento obrigatório da parada controlada; vedada qualquer continuidade da missão</w:t>
             </w:r>
           </w:p>
         </w:tc>
@@ -5914,17 +6947,17 @@
         <w:pStyle w:val="Ttulo3"/>
       </w:pPr>
       <w:r>
-        <w:t xml:space="preserve">10.8.2 Resposta à Condição de Bateria Crítica</w:t>
-      </w:r>
-    </w:p>
-    <w:p>
-      <w:pPr>
-        <w:spacing w:after="240"/>
-        <w:ind w:firstLine="709"/>
-        <w:jc w:val="both"/>
-      </w:pPr>
-      <w:r>
-        <w:t xml:space="preserve">Interromper imediatamente a tarefa em andamento e conduzir o robô à posição sentada ou deitada de forma controlada, seguida de desenergização, evitando a queda por exaustão total da bateria.</w:t>
+        <w:t>10.8.2 Resposta à Condição de Bateria Crítica</w:t>
+      </w:r>
+    </w:p>
+    <w:p>
+      <w:pPr>
+        <w:spacing w:after="240"/>
+        <w:ind w:firstLine="709"/>
+        <w:jc w:val="both"/>
+      </w:pPr>
+      <w:r>
+        <w:t>Interromper imediatamente a tarefa em andamento e conduzir o robô à posição sentada ou deitada de forma controlada, seguida de desenergização, evitando a queda por exaustão total da bateria.</w:t>
       </w:r>
     </w:p>
     <w:p>
@@ -5932,7 +6965,7 @@
         <w:pStyle w:val="Ttulo2"/>
       </w:pPr>
       <w:r>
-        <w:t xml:space="preserve">10.9 Falha de Sensores</w:t>
+        <w:t>10.9 Falha de Sensores</w:t>
       </w:r>
     </w:p>
     <w:p>
@@ -5940,7 +6973,7 @@
         <w:pStyle w:val="Ttulo3"/>
       </w:pPr>
       <w:r>
-        <w:t xml:space="preserve">10.9.1 Classificação e Resposta</w:t>
+        <w:t>10.9.1 Classificação e Resposta</w:t>
       </w:r>
     </w:p>
     <w:tbl>
@@ -5956,8 +6989,12 @@
         <w:gridCol w:w="3308"/>
       </w:tblGrid>
       <w:tr>
+        <w:trPr>
+          <w:cnfStyle w:val="100000000000" w:firstRow="1" w:lastRow="0" w:firstColumn="0" w:lastColumn="0" w:oddVBand="0" w:evenVBand="0" w:oddHBand="0" w:evenHBand="0" w:firstRowFirstColumn="0" w:firstRowLastColumn="0" w:lastRowFirstColumn="0" w:lastRowLastColumn="0"/>
+        </w:trPr>
         <w:tc>
           <w:tcPr>
+            <w:cnfStyle w:val="001000000000" w:firstRow="0" w:lastRow="0" w:firstColumn="1" w:lastColumn="0" w:oddVBand="0" w:evenVBand="0" w:oddHBand="0" w:evenHBand="0" w:firstRowFirstColumn="0" w:firstRowLastColumn="0" w:lastRowFirstColumn="0" w:lastRowLastColumn="0"/>
             <w:tcW w:w="3306" w:type="dxa"/>
             <w:shd w:val="clear" w:color="auto" w:fill="153D63" w:themeFill="text2" w:themeFillTint="E6"/>
           </w:tcPr>
@@ -5972,7 +7009,7 @@
                 <w:sz w:val="20"/>
                 <w:szCs w:val="20"/>
               </w:rPr>
-              <w:t xml:space="preserve">Sensor Afetado</w:t>
+              <w:t>Sensor Afetado</w:t>
             </w:r>
           </w:p>
         </w:tc>
@@ -5985,6 +7022,7 @@
             <w:pPr>
               <w:spacing w:line="240" w:lineRule="auto"/>
               <w:jc w:val="center"/>
+              <w:cnfStyle w:val="100000000000" w:firstRow="1" w:lastRow="0" w:firstColumn="0" w:lastColumn="0" w:oddVBand="0" w:evenVBand="0" w:oddHBand="0" w:evenHBand="0" w:firstRowFirstColumn="0" w:firstRowLastColumn="0" w:lastRowFirstColumn="0" w:lastRowLastColumn="0"/>
             </w:pPr>
             <w:r>
               <w:rPr>
@@ -5992,7 +7030,7 @@
                 <w:sz w:val="20"/>
                 <w:szCs w:val="20"/>
               </w:rPr>
-              <w:t xml:space="preserve">Impacto</w:t>
+              <w:t>Impacto</w:t>
             </w:r>
           </w:p>
         </w:tc>
@@ -6005,6 +7043,7 @@
             <w:pPr>
               <w:spacing w:line="240" w:lineRule="auto"/>
               <w:jc w:val="center"/>
+              <w:cnfStyle w:val="100000000000" w:firstRow="1" w:lastRow="0" w:firstColumn="0" w:lastColumn="0" w:oddVBand="0" w:evenVBand="0" w:oddHBand="0" w:evenHBand="0" w:firstRowFirstColumn="0" w:firstRowLastColumn="0" w:lastRowFirstColumn="0" w:lastRowLastColumn="0"/>
             </w:pPr>
             <w:r>
               <w:rPr>
@@ -6012,14 +7051,18 @@
                 <w:sz w:val="20"/>
                 <w:szCs w:val="20"/>
               </w:rPr>
-              <w:t xml:space="preserve">Ação Recomendada</w:t>
+              <w:t>Ação Recomendada</w:t>
             </w:r>
           </w:p>
         </w:tc>
       </w:tr>
       <w:tr>
+        <w:trPr>
+          <w:cnfStyle w:val="000000100000" w:firstRow="0" w:lastRow="0" w:firstColumn="0" w:lastColumn="0" w:oddVBand="0" w:evenVBand="0" w:oddHBand="1" w:evenHBand="0" w:firstRowFirstColumn="0" w:firstRowLastColumn="0" w:lastRowFirstColumn="0" w:lastRowLastColumn="0"/>
+        </w:trPr>
         <w:tc>
           <w:tcPr>
+            <w:cnfStyle w:val="001000000000" w:firstRow="0" w:lastRow="0" w:firstColumn="1" w:lastColumn="0" w:oddVBand="0" w:evenVBand="0" w:oddHBand="0" w:evenHBand="0" w:firstRowFirstColumn="0" w:firstRowLastColumn="0" w:lastRowFirstColumn="0" w:lastRowLastColumn="0"/>
             <w:tcW w:w="3306" w:type="dxa"/>
           </w:tcPr>
           <w:p>
@@ -6032,7 +7075,7 @@
                 <w:sz w:val="20"/>
                 <w:szCs w:val="20"/>
               </w:rPr>
-              <w:t xml:space="preserve">IMU / Sensores de força-torque</w:t>
+              <w:t>IMU / Sensores de força-torque</w:t>
             </w:r>
           </w:p>
         </w:tc>
@@ -6044,13 +7087,14 @@
             <w:pPr>
               <w:spacing w:line="240" w:lineRule="auto"/>
               <w:jc w:val="center"/>
+              <w:cnfStyle w:val="000000100000" w:firstRow="0" w:lastRow="0" w:firstColumn="0" w:lastColumn="0" w:oddVBand="0" w:evenVBand="0" w:oddHBand="1" w:evenHBand="0" w:firstRowFirstColumn="0" w:firstRowLastColumn="0" w:lastRowFirstColumn="0" w:lastRowLastColumn="0"/>
             </w:pPr>
             <w:r>
               <w:rPr>
                 <w:sz w:val="20"/>
                 <w:szCs w:val="20"/>
               </w:rPr>
-              <w:t xml:space="preserve">Degradação do equilíbrio e da estabilização</w:t>
+              <w:t>Degradação do equilíbrio e da estabilização</w:t>
             </w:r>
           </w:p>
         </w:tc>
@@ -6062,13 +7106,14 @@
             <w:pPr>
               <w:spacing w:line="240" w:lineRule="auto"/>
               <w:jc w:val="center"/>
+              <w:cnfStyle w:val="000000100000" w:firstRow="0" w:lastRow="0" w:firstColumn="0" w:lastColumn="0" w:oddVBand="0" w:evenVBand="0" w:oddHBand="1" w:evenHBand="0" w:firstRowFirstColumn="0" w:firstRowLastColumn="0" w:lastRowFirstColumn="0" w:lastRowLastColumn="0"/>
             </w:pPr>
             <w:r>
               <w:rPr>
                 <w:sz w:val="20"/>
                 <w:szCs w:val="20"/>
               </w:rPr>
-              <w:t xml:space="preserve">Acionar parada controlada; não prosseguir a missão</w:t>
+              <w:t>Acionar parada controlada; não prosseguir a missão</w:t>
             </w:r>
           </w:p>
         </w:tc>
@@ -6076,6 +7121,7 @@
       <w:tr>
         <w:tc>
           <w:tcPr>
+            <w:cnfStyle w:val="001000000000" w:firstRow="0" w:lastRow="0" w:firstColumn="1" w:lastColumn="0" w:oddVBand="0" w:evenVBand="0" w:oddHBand="0" w:evenHBand="0" w:firstRowFirstColumn="0" w:firstRowLastColumn="0" w:lastRowFirstColumn="0" w:lastRowLastColumn="0"/>
             <w:tcW w:w="3306" w:type="dxa"/>
           </w:tcPr>
           <w:p>
@@ -6088,7 +7134,7 @@
                 <w:sz w:val="20"/>
                 <w:szCs w:val="20"/>
               </w:rPr>
-              <w:t xml:space="preserve">LiDAR / Câmera de profundidade</w:t>
+              <w:t>LiDAR / Câmera de profundidade</w:t>
             </w:r>
           </w:p>
         </w:tc>
@@ -6100,13 +7146,14 @@
             <w:pPr>
               <w:spacing w:line="240" w:lineRule="auto"/>
               <w:jc w:val="center"/>
+              <w:cnfStyle w:val="000000000000" w:firstRow="0" w:lastRow="0" w:firstColumn="0" w:lastColumn="0" w:oddVBand="0" w:evenVBand="0" w:oddHBand="0" w:evenHBand="0" w:firstRowFirstColumn="0" w:firstRowLastColumn="0" w:lastRowFirstColumn="0" w:lastRowLastColumn="0"/>
             </w:pPr>
             <w:r>
               <w:rPr>
                 <w:sz w:val="20"/>
                 <w:szCs w:val="20"/>
               </w:rPr>
-              <w:t xml:space="preserve">Perda de percepção do ambiente</w:t>
+              <w:t>Perda de percepção do ambiente</w:t>
             </w:r>
           </w:p>
         </w:tc>
@@ -6118,20 +7165,25 @@
             <w:pPr>
               <w:spacing w:line="240" w:lineRule="auto"/>
               <w:jc w:val="center"/>
+              <w:cnfStyle w:val="000000000000" w:firstRow="0" w:lastRow="0" w:firstColumn="0" w:lastColumn="0" w:oddVBand="0" w:evenVBand="0" w:oddHBand="0" w:evenHBand="0" w:firstRowFirstColumn="0" w:firstRowLastColumn="0" w:lastRowFirstColumn="0" w:lastRowLastColumn="0"/>
             </w:pPr>
             <w:r>
               <w:rPr>
                 <w:sz w:val="20"/>
                 <w:szCs w:val="20"/>
               </w:rPr>
-              <w:t xml:space="preserve">Assumir controle manual com maior margem de segurança; reduzir velocidade</w:t>
+              <w:t>Assumir controle manual com maior margem de segurança; reduzir velocidade</w:t>
             </w:r>
           </w:p>
         </w:tc>
       </w:tr>
       <w:tr>
+        <w:trPr>
+          <w:cnfStyle w:val="000000100000" w:firstRow="0" w:lastRow="0" w:firstColumn="0" w:lastColumn="0" w:oddVBand="0" w:evenVBand="0" w:oddHBand="1" w:evenHBand="0" w:firstRowFirstColumn="0" w:firstRowLastColumn="0" w:lastRowFirstColumn="0" w:lastRowLastColumn="0"/>
+        </w:trPr>
         <w:tc>
           <w:tcPr>
+            <w:cnfStyle w:val="001000000000" w:firstRow="0" w:lastRow="0" w:firstColumn="1" w:lastColumn="0" w:oddVBand="0" w:evenVBand="0" w:oddHBand="0" w:evenHBand="0" w:firstRowFirstColumn="0" w:firstRowLastColumn="0" w:lastRowFirstColumn="0" w:lastRowLastColumn="0"/>
             <w:tcW w:w="3306" w:type="dxa"/>
           </w:tcPr>
           <w:p>
@@ -6144,7 +7196,7 @@
                 <w:sz w:val="20"/>
                 <w:szCs w:val="20"/>
               </w:rPr>
-              <w:t xml:space="preserve">Câmeras de imagem</w:t>
+              <w:t>Câmeras de imagem</w:t>
             </w:r>
           </w:p>
         </w:tc>
@@ -6156,13 +7208,14 @@
             <w:pPr>
               <w:spacing w:line="240" w:lineRule="auto"/>
               <w:jc w:val="center"/>
+              <w:cnfStyle w:val="000000100000" w:firstRow="0" w:lastRow="0" w:firstColumn="0" w:lastColumn="0" w:oddVBand="0" w:evenVBand="0" w:oddHBand="1" w:evenHBand="0" w:firstRowFirstColumn="0" w:firstRowLastColumn="0" w:lastRowFirstColumn="0" w:lastRowLastColumn="0"/>
             </w:pPr>
             <w:r>
               <w:rPr>
                 <w:sz w:val="20"/>
                 <w:szCs w:val="20"/>
               </w:rPr>
-              <w:t xml:space="preserve">Perda de qualidade dos dados coletados</w:t>
+              <w:t>Perda de qualidade dos dados coletados</w:t>
             </w:r>
           </w:p>
         </w:tc>
@@ -6174,13 +7227,14 @@
             <w:pPr>
               <w:spacing w:line="240" w:lineRule="auto"/>
               <w:jc w:val="center"/>
+              <w:cnfStyle w:val="000000100000" w:firstRow="0" w:lastRow="0" w:firstColumn="0" w:lastColumn="0" w:oddVBand="0" w:evenVBand="0" w:oddHBand="1" w:evenHBand="0" w:firstRowFirstColumn="0" w:firstRowLastColumn="0" w:lastRowFirstColumn="0" w:lastRowLastColumn="0"/>
             </w:pPr>
             <w:r>
               <w:rPr>
                 <w:sz w:val="20"/>
                 <w:szCs w:val="20"/>
               </w:rPr>
-              <w:t xml:space="preserve">Continuar apenas locomoção básica, se demais sistemas nominais; reagendar coleta de imagem</w:t>
+              <w:t>Continuar apenas locomoção básica, se demais sistemas nominais; reagendar coleta de imagem</w:t>
             </w:r>
           </w:p>
         </w:tc>
@@ -6196,7 +7250,7 @@
         <w:pStyle w:val="Ttulo2"/>
       </w:pPr>
       <w:r>
-        <w:t xml:space="preserve">10.10 Contato Indesejado com Pessoas ou Objetos</w:t>
+        <w:t>10.10 Contato Indesejado com Pessoas ou Objetos</w:t>
       </w:r>
     </w:p>
     <w:p>
@@ -6204,17 +7258,17 @@
         <w:pStyle w:val="Ttulo3"/>
       </w:pPr>
       <w:r>
-        <w:t xml:space="preserve">10.10.1 Resposta Imediata</w:t>
-      </w:r>
-    </w:p>
-    <w:p>
-      <w:pPr>
-        <w:spacing w:after="240"/>
-        <w:ind w:firstLine="709"/>
-        <w:jc w:val="both"/>
-      </w:pPr>
-      <w:r>
-        <w:t xml:space="preserve">Interromper de imediato a locomoção ou a manipulação, acionar a parada de emergência quando necessário e verificar a condição da pessoa ou do objeto envolvido antes de qualquer continuidade da missão.</w:t>
+        <w:t>10.10.1 Resposta Imediata</w:t>
+      </w:r>
+    </w:p>
+    <w:p>
+      <w:pPr>
+        <w:spacing w:after="240"/>
+        <w:ind w:firstLine="709"/>
+        <w:jc w:val="both"/>
+      </w:pPr>
+      <w:r>
+        <w:t>Interromper de imediato a locomoção ou a manipulação, acionar a parada de emergência quando necessário e verificar a condição da pessoa ou do objeto envolvido antes de qualquer continuidade da missão.</w:t>
       </w:r>
     </w:p>
     <w:p>
@@ -6222,17 +7276,17 @@
         <w:pStyle w:val="Ttulo3"/>
       </w:pPr>
       <w:r>
-        <w:t xml:space="preserve">10.10.2 Registro e Investigação</w:t>
-      </w:r>
-    </w:p>
-    <w:p>
-      <w:pPr>
-        <w:spacing w:after="240"/>
-        <w:ind w:firstLine="709"/>
-        <w:jc w:val="both"/>
-      </w:pPr>
-      <w:r>
-        <w:t xml:space="preserve">Todo contato indesejado, ainda que sem lesão aparente, deve ser registrado como ocorrência (MGO – Registro de Ocorrências) e investigado conforme os procedimentos corporativos de investigação de incidentes.</w:t>
+        <w:t>10.10.2 Registro e Investigação</w:t>
+      </w:r>
+    </w:p>
+    <w:p>
+      <w:pPr>
+        <w:spacing w:after="240"/>
+        <w:ind w:firstLine="709"/>
+        <w:jc w:val="both"/>
+      </w:pPr>
+      <w:r>
+        <w:t>Todo contato indesejado, ainda que sem lesão aparente, deve ser registrado como ocorrência (MGO – Registro de Ocorrências) e investigado conforme os procedimentos corporativos de investigação de incidentes.</w:t>
       </w:r>
     </w:p>
     <w:p>
@@ -6240,17 +7294,17 @@
         <w:pStyle w:val="Ttulo2"/>
       </w:pPr>
       <w:r>
-        <w:t xml:space="preserve">10.11 Falha Térmica ou Elétrica da Bateria</w:t>
-      </w:r>
-    </w:p>
-    <w:p>
-      <w:pPr>
-        <w:spacing w:after="240"/>
-        <w:ind w:firstLine="709"/>
-        <w:jc w:val="both"/>
-      </w:pPr>
-      <w:r>
-        <w:t xml:space="preserve">Em caso de superaquecimento, deformação, odor anormal ou fumaça proveniente da bateria, desenergizar o robô imediatamente quando seguro fazê-lo, afastar todas as pessoas da área, isolar a bateria em local seguro e ventilado, e acionar o extintor apropriado (classe D ou específico para lítio) caso haja princípio de incêndio, comunicando de imediato o Coordenador de Operações.</w:t>
+        <w:t>10.11 Falha Térmica ou Elétrica da Bateria</w:t>
+      </w:r>
+    </w:p>
+    <w:p>
+      <w:pPr>
+        <w:spacing w:after="240"/>
+        <w:ind w:firstLine="709"/>
+        <w:jc w:val="both"/>
+      </w:pPr>
+      <w:r>
+        <w:t>Em caso de superaquecimento, deformação, odor anormal ou fumaça proveniente da bateria, desenergizar o robô imediatamente quando seguro fazê-lo, afastar todas as pessoas da área, isolar a bateria em local seguro e ventilado, e acionar o extintor apropriado (classe D ou específico para lítio) caso haja princípio de incêndio, comunicando de imediato o Coordenador de Operações.</w:t>
       </w:r>
     </w:p>
     <w:p>
@@ -6258,7 +7312,7 @@
         <w:pStyle w:val="Ttulo2"/>
       </w:pPr>
       <w:r>
-        <w:t xml:space="preserve">10.12 Recuperação do Robô</w:t>
+        <w:t>10.12 Recuperação do Robô</w:t>
       </w:r>
     </w:p>
     <w:p>
@@ -6266,17 +7320,18 @@
         <w:pStyle w:val="Ttulo3"/>
       </w:pPr>
       <w:r>
-        <w:t xml:space="preserve">10.12.1 Recuperação ao Final de Missão Normal</w:t>
-      </w:r>
-    </w:p>
-    <w:p>
-      <w:pPr>
-        <w:spacing w:after="240"/>
-        <w:ind w:firstLine="709"/>
-        <w:jc w:val="both"/>
-      </w:pPr>
-      <w:r>
-        <w:t xml:space="preserve">Ao final da missão, com o robô na posição sentada ou deitada e devidamente desenergizado, o Operador 2 procede à conferência visual e ao acondicionamento do equipamento na maleta de transporte.</w:t>
+        <w:t>10.12.1 Recuperação ao Final de Missão Normal</w:t>
+      </w:r>
+    </w:p>
+    <w:p>
+      <w:pPr>
+        <w:spacing w:after="240"/>
+        <w:ind w:firstLine="709"/>
+        <w:jc w:val="both"/>
+      </w:pPr>
+      <w:r>
+        <w:lastRenderedPageBreak/>
+        <w:t>Ao final da missão, com o robô na posição sentada ou deitada e devidamente desenergizado, o Operador 2 procede à conferência visual e ao acondicionamento do equipamento na maleta de transporte.</w:t>
       </w:r>
     </w:p>
     <w:p>
@@ -6284,17 +7339,17 @@
         <w:pStyle w:val="Ttulo3"/>
       </w:pPr>
       <w:r>
-        <w:t xml:space="preserve">10.12.2 Recuperação em Situação de Contingência</w:t>
-      </w:r>
-    </w:p>
-    <w:p>
-      <w:pPr>
-        <w:spacing w:after="240"/>
-        <w:ind w:firstLine="709"/>
-        <w:jc w:val="both"/>
-      </w:pPr>
-      <w:r>
-        <w:t xml:space="preserve">Caso o robô permaneça caído ou em posição de difícil acesso, avaliar a viabilidade de reaproximação segura somente após a confirmação de desenergização completa (visual e por telemetria, quando disponível), sendo vedada a manipulação do equipamento em movimento não controlado.</w:t>
+        <w:t>10.12.2 Recuperação em Situação de Contingência</w:t>
+      </w:r>
+    </w:p>
+    <w:p>
+      <w:pPr>
+        <w:spacing w:after="240"/>
+        <w:ind w:firstLine="709"/>
+        <w:jc w:val="both"/>
+      </w:pPr>
+      <w:r>
+        <w:t>Caso o robô permaneça caído ou em posição de difícil acesso, avaliar a viabilidade de reaproximação segura somente após a confirmação de desenergização completa (visual e por telemetria, quando disponível), sendo vedada a manipulação do equipamento em movimento não controlado.</w:t>
       </w:r>
     </w:p>
     <w:p>
@@ -6302,17 +7357,17 @@
         <w:pStyle w:val="Ttulo3"/>
       </w:pPr>
       <w:r>
-        <w:t xml:space="preserve">10.12.3 Registro</w:t>
-      </w:r>
-    </w:p>
-    <w:p>
-      <w:pPr>
-        <w:spacing w:after="240"/>
-        <w:ind w:firstLine="709"/>
-        <w:jc w:val="both"/>
-      </w:pPr>
-      <w:r>
-        <w:t xml:space="preserve">Toda situação de recuperação em contingência deve ser registrada como ocorrência (MGO – Registro de Ocorrências), com descrição das circunstâncias, do método de recuperação empregado e do tempo decorrido até a normalização.</w:t>
+        <w:t>10.12.3 Registro</w:t>
+      </w:r>
+    </w:p>
+    <w:p>
+      <w:pPr>
+        <w:spacing w:after="240"/>
+        <w:ind w:firstLine="709"/>
+        <w:jc w:val="both"/>
+      </w:pPr>
+      <w:r>
+        <w:t>Toda situação de recuperação em contingência deve ser registrada como ocorrência (MGO – Registro de Ocorrências), com descrição das circunstâncias, do método de recuperação empregado e do tempo decorrido até a normalização.</w:t>
       </w:r>
     </w:p>
     <w:p>
@@ -6325,7 +7380,8 @@
         <w:pStyle w:val="Ttulo1"/>
       </w:pPr>
       <w:r>
-        <w:t xml:space="preserve">11. PÓS-OPERAÇÃO</w:t>
+        <w:lastRenderedPageBreak/>
+        <w:t>11. PÓS-OPERAÇÃO</w:t>
       </w:r>
     </w:p>
     <w:p>
@@ -6333,7 +7389,7 @@
         <w:pStyle w:val="Ttulo2"/>
       </w:pPr>
       <w:r>
-        <w:t xml:space="preserve">11.1 Sequência Pós-Operação</w:t>
+        <w:t>11.1 Sequência Pós-Operação</w:t>
       </w:r>
     </w:p>
     <w:p>
@@ -6347,7 +7403,7 @@
         <w:jc w:val="both"/>
       </w:pPr>
       <w:r>
-        <w:t xml:space="preserve">Desenergização do robô e remoção segura da bateria, observando-se o procedimento de manuseio da Seção 12.3;</w:t>
+        <w:t>Desenergização do robô e remoção segura da bateria, observando-se o procedimento de manuseio da Seção 12.3;</w:t>
       </w:r>
     </w:p>
     <w:p>
@@ -6361,7 +7417,7 @@
         <w:jc w:val="both"/>
       </w:pPr>
       <w:r>
-        <w:t xml:space="preserve">Inspeção visual pós-operação do robô, das articulações e dos sensores, identificando eventuais danos ou desgastes ocorridos durante a missão;</w:t>
+        <w:t>Inspeção visual pós-operação do robô, das articulações e dos sensores, identificando eventuais danos ou desgastes ocorridos durante a missão;</w:t>
       </w:r>
     </w:p>
     <w:p>
@@ -6375,7 +7431,7 @@
         <w:jc w:val="both"/>
       </w:pPr>
       <w:r>
-        <w:t xml:space="preserve">Limpeza de componentes ópticos e remoção de particulados (poeira, resíduos) acumulados durante a operação;</w:t>
+        <w:t>Limpeza de componentes ópticos e remoção de particulados (poeira, resíduos) acumulados durante a operação;</w:t>
       </w:r>
     </w:p>
     <w:p>
@@ -6389,7 +7445,7 @@
         <w:jc w:val="both"/>
       </w:pPr>
       <w:r>
-        <w:t xml:space="preserve">Acondicionamento do robô, das baterias e dos acessórios na maleta de transporte;</w:t>
+        <w:t>Acondicionamento do robô, das baterias e dos acessórios na maleta de transporte;</w:t>
       </w:r>
     </w:p>
     <w:p>
@@ -6403,7 +7459,7 @@
         <w:jc w:val="both"/>
       </w:pPr>
       <w:r>
-        <w:t xml:space="preserve">Restituição da área operacional às condições originais, incluindo remoção de sinalização e isolamento temporário;</w:t>
+        <w:t>Restituição da área operacional às condições originais, incluindo remoção de sinalização e isolamento temporário;</w:t>
       </w:r>
     </w:p>
     <w:p>
@@ -6417,7 +7473,7 @@
         <w:jc w:val="both"/>
       </w:pPr>
       <w:r>
-        <w:t xml:space="preserve">Comunicação formal de encerramento da missão à supervisão do cliente, incluindo eventual entrega preliminar de status.</w:t>
+        <w:t>Comunicação formal de encerramento da missão à supervisão do cliente, incluindo eventual entrega preliminar de status.</w:t>
       </w:r>
     </w:p>
     <w:p>
@@ -6425,17 +7481,17 @@
         <w:pStyle w:val="Ttulo2"/>
       </w:pPr>
       <w:r>
-        <w:t xml:space="preserve">11.2 Download dos Dados</w:t>
-      </w:r>
-    </w:p>
-    <w:p>
-      <w:pPr>
-        <w:spacing w:after="240"/>
-        <w:ind w:firstLine="709"/>
-        <w:jc w:val="both"/>
-      </w:pPr>
-      <w:r>
-        <w:t xml:space="preserve">O download dos dados coletados durante a missão (vídeo, imagens e telemetria) deve seguir procedimento padronizado, garantindo a rastreabilidade e a integridade da informação desde a origem, sendo realizado preferencialmente ainda no local da missão ou no mesmo dia.</w:t>
+        <w:t>11.2 Download dos Dados</w:t>
+      </w:r>
+    </w:p>
+    <w:p>
+      <w:pPr>
+        <w:spacing w:after="240"/>
+        <w:ind w:firstLine="709"/>
+        <w:jc w:val="both"/>
+      </w:pPr>
+      <w:r>
+        <w:t>O download dos dados coletados durante a missão (vídeo, imagens e telemetria) deve seguir procedimento padronizado, garantindo a rastreabilidade e a integridade da informação desde a origem, sendo realizado preferencialmente ainda no local da missão ou no mesmo dia.</w:t>
       </w:r>
     </w:p>
     <w:p>
@@ -6448,7 +7504,8 @@
         <w:pStyle w:val="Ttulo1"/>
       </w:pPr>
       <w:r>
-        <w:t xml:space="preserve">12. MANUTENÇÃO DE PRIMEIRO NÍVEL</w:t>
+        <w:lastRenderedPageBreak/>
+        <w:t>12. MANUTENÇÃO DE PRIMEIRO NÍVEL</w:t>
       </w:r>
     </w:p>
     <w:p>
@@ -6456,17 +7513,17 @@
         <w:pStyle w:val="Ttulo2"/>
       </w:pPr>
       <w:r>
-        <w:t xml:space="preserve">12.1 Programa de Manutenção</w:t>
-      </w:r>
-    </w:p>
-    <w:p>
-      <w:pPr>
-        <w:spacing w:after="240"/>
-        <w:ind w:firstLine="709"/>
-        <w:jc w:val="both"/>
-      </w:pPr>
-      <w:r>
-        <w:t xml:space="preserve">A manutenção do robô Unitree G1 segue o programa estabelecido pelo fabricante, complementado pelas rotinas de verificação da XD4Solutions, sendo de responsabilidade do Técnico de Manutenção o acompanhamento dos intervalos de revisão e da vida útil de componentes críticos (baterias, atuadores das articulações).</w:t>
+        <w:t>12.1 Programa de Manutenção</w:t>
+      </w:r>
+    </w:p>
+    <w:p>
+      <w:pPr>
+        <w:spacing w:after="240"/>
+        <w:ind w:firstLine="709"/>
+        <w:jc w:val="both"/>
+      </w:pPr>
+      <w:r>
+        <w:t>A manutenção do robô Unitree G1 segue o programa estabelecido pelo fabricante, complementado pelas rotinas de verificação da XD4Solutions, sendo de responsabilidade do Técnico de Manutenção o acompanhamento dos intervalos de revisão e da vida útil de componentes críticos (baterias, atuadores das articulações).</w:t>
       </w:r>
     </w:p>
     <w:p>
@@ -6474,17 +7531,32 @@
         <w:pStyle w:val="Ttulo2"/>
       </w:pPr>
       <w:r>
-        <w:t xml:space="preserve">12.2 Manutenção Corretiva</w:t>
-      </w:r>
-    </w:p>
-    <w:p>
-      <w:pPr>
-        <w:spacing w:after="240"/>
-        <w:ind w:firstLine="709"/>
-        <w:jc w:val="both"/>
-      </w:pPr>
-      <w:r>
-        <w:t xml:space="preserve">Discrepâncias identificadas em campo devem ser registradas no Diário de Operação e Manutenção. Serviços de pequena monta, como limpeza de sensores e ajustes externos, podem ser realizados em campo; serviços que exijam desmontagem de articulações ou acesso a componentes internos devem ser conduzidos exclusivamente por profissional habilitado, em oficina apropriada.</w:t>
+        <w:t>12.2 Manutenção Corretiva</w:t>
+      </w:r>
+    </w:p>
+    <w:p>
+      <w:pPr>
+        <w:spacing w:after="240"/>
+        <w:ind w:firstLine="709"/>
+        <w:jc w:val="both"/>
+      </w:pPr>
+      <w:r>
+        <w:t xml:space="preserve">Discrepâncias identificadas em campo devem ser registradas </w:t>
+      </w:r>
+      <w:r>
+        <w:t>no Diário de bordo</w:t>
+      </w:r>
+      <w:r>
+        <w:t xml:space="preserve"> e Manutenção. Serviços </w:t>
+      </w:r>
+      <w:r>
+        <w:t>pequenos</w:t>
+      </w:r>
+      <w:r>
+        <w:t xml:space="preserve">, como limpeza de sensores e ajustes externos, podem ser realizados em campo; serviços que exijam desmontagem de articulações ou acesso a componentes internos devem ser conduzidos exclusivamente por profissional habilitado, em </w:t>
+      </w:r>
+      <w:r>
+        <w:t>oficina ou laboratório habilitado pela xd4solutions.</w:t>
       </w:r>
     </w:p>
     <w:p>
@@ -6492,7 +7564,7 @@
         <w:pStyle w:val="Ttulo2"/>
       </w:pPr>
       <w:r>
-        <w:t xml:space="preserve">12.3 Baterias – Especificações e Cuidados</w:t>
+        <w:t>12.3 Baterias – Especificações e Cuidados</w:t>
       </w:r>
     </w:p>
     <w:p>
@@ -6506,7 +7578,7 @@
         <w:jc w:val="both"/>
       </w:pPr>
       <w:r>
-        <w:t xml:space="preserve">As baterias devem ser armazenadas em local seco, ventilado e distante de fontes de calor, entre 0°C e 30°C;</w:t>
+        <w:t>As baterias devem ser armazenadas em local seco, ventilado e distante de fontes de calor, entre 0°C e 30°C;</w:t>
       </w:r>
     </w:p>
     <w:p>
@@ -6520,7 +7592,7 @@
         <w:jc w:val="both"/>
       </w:pPr>
       <w:r>
-        <w:t xml:space="preserve">Não deixar a bateria descarregada por período prolongado; recarregar periodicamente mesmo quando o robô não estiver em uso, conforme especificação do fabricante;</w:t>
+        <w:t>Não deixar a bateria descarregada por período prolongado; recarregar periodicamente mesmo quando o robô não estiver em uso, conforme especificação do fabricante;</w:t>
       </w:r>
     </w:p>
     <w:p>
@@ -6534,7 +7606,7 @@
         <w:jc w:val="both"/>
       </w:pPr>
       <w:r>
-        <w:t xml:space="preserve">Baterias com sinais de dano físico, inchaço ou vazamento devem ser isoladas e descartadas conforme a legislação aplicável a resíduos de baterias de lítio, sendo vedado o uso continuado.</w:t>
+        <w:t>Baterias com sinais de dano físico, inchaço ou vazamento devem ser isoladas e descartadas conforme a legislação aplicável a resíduos de baterias de lítio, sendo vedado o uso continuado.</w:t>
       </w:r>
     </w:p>
     <w:p>
@@ -6542,17 +7614,17 @@
         <w:pStyle w:val="Ttulo2"/>
       </w:pPr>
       <w:r>
-        <w:t xml:space="preserve">12.4 Controle de Versão de Firmware e Software</w:t>
-      </w:r>
-    </w:p>
-    <w:p>
-      <w:pPr>
-        <w:spacing w:after="240"/>
-        <w:ind w:firstLine="709"/>
-        <w:jc w:val="both"/>
-      </w:pPr>
-      <w:r>
-        <w:t xml:space="preserve">Toda atualização de firmware ou software deve ser registrada, testada em ambiente controlado antes do emprego comercial e comunicada ao Coordenador de Operações, conforme a Seção 3.2.</w:t>
+        <w:t>12.4 Controle de Versão de Firmware e Software</w:t>
+      </w:r>
+    </w:p>
+    <w:p>
+      <w:pPr>
+        <w:spacing w:after="240"/>
+        <w:ind w:firstLine="709"/>
+        <w:jc w:val="both"/>
+      </w:pPr>
+      <w:r>
+        <w:t>Toda atualização de firmware ou software deve ser registrada, testada em ambiente controlado antes do emprego comercial e comunicada ao Coordenador de Operações, conforme a Seção 3.2.</w:t>
       </w:r>
     </w:p>
     <w:p>
@@ -6565,7 +7637,8 @@
         <w:pStyle w:val="Ttulo1"/>
       </w:pPr>
       <w:r>
-        <w:t xml:space="preserve">13. REGISTROS OPERACIONAIS</w:t>
+        <w:lastRenderedPageBreak/>
+        <w:t>13. REGISTROS OPERACIONAIS</w:t>
       </w:r>
     </w:p>
     <w:p>
@@ -6573,17 +7646,23 @@
         <w:pStyle w:val="Ttulo2"/>
       </w:pPr>
       <w:r>
-        <w:t xml:space="preserve">13.1 Diário de Bordo</w:t>
-      </w:r>
-    </w:p>
-    <w:p>
-      <w:pPr>
-        <w:spacing w:after="240"/>
-        <w:ind w:firstLine="709"/>
-        <w:jc w:val="both"/>
-      </w:pPr>
-      <w:r>
-        <w:t xml:space="preserve">Toda missão realizada com o robô Unitree G1 deve ser registrada no Diário de Operação e Manutenção do equipamento, conforme o Capítulo 8 do MGO (IT-OPE-003), adaptado aos campos de identificação técnica do robô (modelo, número de série, fabricante).</w:t>
+        <w:t>13.1 Diário de Bordo</w:t>
+      </w:r>
+    </w:p>
+    <w:p>
+      <w:pPr>
+        <w:spacing w:after="240"/>
+        <w:ind w:firstLine="709"/>
+        <w:jc w:val="both"/>
+      </w:pPr>
+      <w:r>
+        <w:t xml:space="preserve">Toda missão realizada com o robô Unitree G1 deve ser registrada no Diário de </w:t>
+      </w:r>
+      <w:r>
+        <w:t>bordo</w:t>
+      </w:r>
+      <w:r>
+        <w:t xml:space="preserve"> e Manutenção do equipamento, conforme o Capítulo 8 do MGO (IT-OPE-003), adaptado aos campos de identificação técnica do robô (modelo, número de série, fabricante).</w:t>
       </w:r>
     </w:p>
     <w:p>
@@ -6591,17 +7670,17 @@
         <w:pStyle w:val="Ttulo2"/>
       </w:pPr>
       <w:r>
-        <w:t xml:space="preserve">13.2 Registro das Horas de Operação</w:t>
-      </w:r>
-    </w:p>
-    <w:p>
-      <w:pPr>
-        <w:spacing w:after="240"/>
-        <w:ind w:firstLine="709"/>
-        <w:jc w:val="both"/>
-      </w:pPr>
-      <w:r>
-        <w:t xml:space="preserve">Devem ser registradas, para cada missão, as horas de operação, os ciclos de bateria utilizados e quaisquer ocorrências identificadas, servindo de base para o controle de vida útil de componentes críticos e para o planejamento da manutenção preventiva.</w:t>
+        <w:t>13.2 Registro das Horas de Operação</w:t>
+      </w:r>
+    </w:p>
+    <w:p>
+      <w:pPr>
+        <w:spacing w:after="240"/>
+        <w:ind w:firstLine="709"/>
+        <w:jc w:val="both"/>
+      </w:pPr>
+      <w:r>
+        <w:t>Devem ser registradas, para cada missão, as horas de operação, os ciclos de bateria utilizados e quaisquer ocorrências identificadas, servindo de base para o controle de vida útil de componentes críticos e para o planejamento da manutenção preventiva.</w:t>
       </w:r>
     </w:p>
     <w:p>
@@ -6614,17 +7693,18 @@
         <w:pStyle w:val="Ttulo1"/>
       </w:pPr>
       <w:r>
-        <w:t xml:space="preserve">14. SUPLEMENTOS</w:t>
-      </w:r>
-    </w:p>
-    <w:p>
-      <w:pPr>
-        <w:spacing w:after="240"/>
-        <w:ind w:firstLine="709"/>
-        <w:jc w:val="both"/>
-      </w:pPr>
-      <w:r>
-        <w:t xml:space="preserve">Constituem suplementos técnicos deste POP a documentação do fabricante aplicável ao robô Unitree G1 e os guias operacionais específicos por tipologia de ambiente. Os formulários corporativos de uso transversal a todos os equipamentos (avaliação de risco, briefing, diário de bordo, registro e investigação de ocorrências, permissão de trabalho, termo de adesão e indicadores operacionais) constam do Capítulo 12.2 do MGO.</w:t>
+        <w:lastRenderedPageBreak/>
+        <w:t>14. SUPLEMENTOS</w:t>
+      </w:r>
+    </w:p>
+    <w:p>
+      <w:pPr>
+        <w:spacing w:after="240"/>
+        <w:ind w:firstLine="709"/>
+        <w:jc w:val="both"/>
+      </w:pPr>
+      <w:r>
+        <w:t>Constituem suplementos técnicos deste POP a documentação do fabricante aplicável ao robô Unitree G1 e os guias operacionais específicos por tipologia de ambiente. Os formulários corporativos de uso transversal a todos os equipamentos (avaliação de risco, briefing, diário de bordo, registro e investigação de ocorrências, permissão de trabalho, termo de adesão e indicadores operacionais) constam do Capítulo 12.2 do MGO.</w:t>
       </w:r>
     </w:p>
     <w:p>
@@ -6632,7 +7712,7 @@
         <w:pStyle w:val="Ttulo2"/>
       </w:pPr>
       <w:r>
-        <w:t xml:space="preserve">14.1 Documentação do Fabricante Unitree</w:t>
+        <w:t>14.1 Documentação do Fabricante Unitree</w:t>
       </w:r>
     </w:p>
     <w:p>
@@ -6650,7 +7730,7 @@
           <w:b/>
           <w:bCs/>
         </w:rPr>
-        <w:t xml:space="preserve">Unitree G1 - User Manual</w:t>
+        <w:t>Unitree G1 - User Manual</w:t>
       </w:r>
       <w:r>
         <w:t xml:space="preserve"> (versão vigente);</w:t>
@@ -6671,7 +7751,7 @@
           <w:b/>
           <w:bCs/>
         </w:rPr>
-        <w:t xml:space="preserve">Unitree G1 - Technical Specifications</w:t>
+        <w:t>Unitree G1 - Technical Specifications</w:t>
       </w:r>
       <w:r>
         <w:t xml:space="preserve"> (versão vigente);</w:t>
@@ -6692,7 +7772,7 @@
           <w:b/>
           <w:bCs/>
         </w:rPr>
-        <w:t xml:space="preserve">Unitree G1 SDK/ROS 2 - Developer Guide</w:t>
+        <w:t>Unitree G1 SDK/ROS 2 - Developer Guide</w:t>
       </w:r>
       <w:r>
         <w:t xml:space="preserve"> (versão vigente, quando aplicável à configuração homologada);</w:t>
@@ -6713,10 +7793,10 @@
           <w:b/>
           <w:bCs/>
         </w:rPr>
-        <w:t xml:space="preserve">Unitree G1 – Battery Best Practices</w:t>
-      </w:r>
-      <w:r>
-        <w:t xml:space="preserve">, boletins de serviço e alertas de segurança emitidos pelo fabricante.</w:t>
+        <w:t>Unitree G1 – Battery Best Practices</w:t>
+      </w:r>
+      <w:r>
+        <w:t>, boletins de serviço e alertas de segurança emitidos pelo fabricante.</w:t>
       </w:r>
     </w:p>
     <w:p>
@@ -6724,7 +7804,7 @@
         <w:pStyle w:val="Ttulo2"/>
       </w:pPr>
       <w:r>
-        <w:t xml:space="preserve">14.2 Formulários Específicos do Unitree G1</w:t>
+        <w:t>14.2 Formulários Específicos do Unitree G1</w:t>
       </w:r>
     </w:p>
     <w:p>
@@ -6738,7 +7818,7 @@
         <w:jc w:val="both"/>
       </w:pPr>
       <w:r>
-        <w:t xml:space="preserve">Suplemento C – Checklist Pré-Missão e Pré-Operação (ver Seção 7.1);</w:t>
+        <w:t>Suplemento C – Checklist Pré-Missão e Pré-Operação (ver Seção 7.1);</w:t>
       </w:r>
     </w:p>
     <w:p>
@@ -6752,7 +7832,7 @@
         <w:jc w:val="both"/>
       </w:pPr>
       <w:r>
-        <w:t xml:space="preserve">Suplemento G – Ficha de Controle de Manutenção do Robô;</w:t>
+        <w:t>Suplemento G – Ficha de Controle de Manutenção do Robô;</w:t>
       </w:r>
     </w:p>
     <w:p>
@@ -6766,7 +7846,7 @@
         <w:jc w:val="both"/>
       </w:pPr>
       <w:r>
-        <w:t xml:space="preserve">Suplemento H – Ficha de Controle de Baterias.</w:t>
+        <w:t>Suplemento H – Ficha de Controle de Baterias.</w:t>
       </w:r>
     </w:p>
     <w:p>
@@ -6778,9 +7858,8 @@
         <w:rPr>
           <w:b/>
           <w:bCs/>
-          <w:sz w:val="22"/>
         </w:rPr>
-        <w:t xml:space="preserve">FIM DO DOCUMENTO</w:t>
+        <w:t>FIM DO DOCUMENTO</w:t>
       </w:r>
     </w:p>
     <w:p>
@@ -6795,7 +7874,7 @@
           <w:iCs/>
           <w:sz w:val="20"/>
         </w:rPr>
-        <w:t xml:space="preserve">Este Manual de Procedimentos Operacionais Padrão é um documento vivo da XD4Solutions, sujeito a revisão contínua à luz da experiência operacional acumulada e das atualizações tecnológicas do robô Unitree G1.</w:t>
+        <w:t>Este Manual de Procedimentos Operacionais Padrão é um documento vivo da XD4Solutions, sujeito a revisão contínua à luz da experiência operacional acumulada e das atualizações tecnológicas do robô Unitree G1.</w:t>
       </w:r>
     </w:p>
     <w:sectPr>
